--- a/01-电源电路/02-开关电源/反激Flyback/双管反激电路/双管反激电路.docx
+++ b/01-电源电路/02-开关电源/反激Flyback/双管反激电路/双管反激电路.docx
@@ -2908,6 +2908,20 @@
     </w:p>
     <w:bookmarkEnd w:id="26"/>
     <w:bookmarkEnd w:id="27"/>
+    <w:p>
+      <w:pPr>
+        <w:spacing w:before="360"/>
+        <w:jc w:val="center"/>
+      </w:pPr>
+      <w:r>
+        <w:rPr>
+          <w:rFonts w:ascii="Times New Roman" w:hAnsi="Times New Roman"/>
+          <w:color w:val="555555"/>
+          <w:sz w:val="21"/>
+        </w:rPr>
+        <w:t>材料收集者：杜文杰</w:t>
+      </w:r>
+    </w:p>
     <w:sectPr>
       <w:headerReference r:id="rId9" w:type="default"/>
       <w:footerReference r:id="rId10" w:type="default"/>

--- a/01-电源电路/02-开关电源/反激Flyback/双管反激电路/双管反激电路.docx
+++ b/01-电源电路/02-开关电源/反激Flyback/双管反激电路/双管反激电路.docx
@@ -1,6 +1,6 @@
 
 <file path=word/document.xml><?xml version="1.0" encoding="utf-8"?>
-<w:document xmlns:w="http://schemas.openxmlformats.org/wordprocessingml/2006/main" xmlns:m="http://schemas.openxmlformats.org/officeDocument/2006/math" xmlns:r="http://schemas.openxmlformats.org/officeDocument/2006/relationships" xmlns:o="urn:schemas-microsoft-com:office:office" xmlns:v="urn:schemas-microsoft-com:vml" xmlns:w10="urn:schemas-microsoft-com:office:word" xmlns:a="http://schemas.openxmlformats.org/drawingml/2006/main" xmlns:pic="http://schemas.openxmlformats.org/drawingml/2006/picture" xmlns:wp="http://schemas.openxmlformats.org/drawingml/2006/wordprocessingDrawing">
+<w:document xmlns:m="http://schemas.openxmlformats.org/officeDocument/2006/math" xmlns:r="http://schemas.openxmlformats.org/officeDocument/2006/relationships" xmlns:w="http://schemas.openxmlformats.org/wordprocessingml/2006/main" xmlns:o="urn:schemas-microsoft-com:office:office" xmlns:v="urn:schemas-microsoft-com:vml" xmlns:w10="urn:schemas-microsoft-com:office:word" xmlns:a="http://schemas.openxmlformats.org/drawingml/2006/main" xmlns:pic="http://schemas.openxmlformats.org/drawingml/2006/picture" xmlns:wp="http://schemas.openxmlformats.org/drawingml/2006/wordprocessingDrawing">
   <w:body>
     <w:bookmarkStart w:id="27" w:name="双管反激电路"/>
     <w:p>
@@ -9,7 +9,7 @@
       </w:pPr>
       <w:r>
         <w:rPr>
-          <w:rFonts w:hint="eastAsia"/>
+          <w:rFonts w:hint="eastAsia" w:eastAsia="黑体"/>
         </w:rPr>
         <w:t xml:space="preserve">双管反激电路</w:t>
       </w:r>
@@ -21,7 +21,7 @@
       </w:pPr>
       <w:r>
         <w:rPr>
-          <w:rFonts w:hint="eastAsia"/>
+          <w:rFonts w:hint="eastAsia" w:eastAsia="黑体"/>
         </w:rPr>
         <w:t xml:space="preserve">拓扑描述</w:t>
       </w:r>
@@ -32,25 +32,31 @@
       </w:pPr>
       <w:r>
         <w:rPr>
-          <w:rFonts w:hint="eastAsia"/>
+          <w:rFonts w:hint="eastAsia" w:eastAsia="黑体"/>
         </w:rPr>
         <w:t xml:space="preserve">双管反激（Two-Switch</w:t>
       </w:r>
       <w:r>
+        <w:rPr>
+          <w:rFonts w:eastAsia="黑体"/>
+        </w:rPr>
         <w:t xml:space="preserve"> </w:t>
       </w:r>
       <w:r>
         <w:rPr>
-          <w:rFonts w:hint="eastAsia"/>
+          <w:rFonts w:hint="eastAsia" w:eastAsia="黑体"/>
         </w:rPr>
         <w:t xml:space="preserve">Flyback）变换器在普通反激基础上，由</w:t>
       </w:r>
       <w:r>
+        <w:rPr>
+          <w:rFonts w:eastAsia="黑体"/>
+        </w:rPr>
         <w:t xml:space="preserve"> </w:t>
       </w:r>
       <w:r>
         <w:rPr>
-          <w:rFonts w:hint="eastAsia"/>
+          <w:rFonts w:hint="eastAsia" w:eastAsia="黑体"/>
           <w:b/>
           <w:bCs/>
         </w:rPr>
@@ -58,6 +64,7 @@
       </w:r>
       <w:r>
         <w:rPr>
+          <w:rFonts w:eastAsia="黑体"/>
           <w:b/>
           <w:bCs/>
         </w:rPr>
@@ -79,7 +86,7 @@
       </m:oMath>
       <w:r>
         <w:rPr>
-          <w:rFonts w:hint="eastAsia"/>
+          <w:rFonts w:hint="eastAsia" w:eastAsia="黑体"/>
           <w:b/>
           <w:bCs/>
         </w:rPr>
@@ -87,6 +94,7 @@
       </w:r>
       <w:r>
         <w:rPr>
+          <w:rFonts w:eastAsia="黑体"/>
           <w:b/>
           <w:bCs/>
         </w:rPr>
@@ -108,18 +116,21 @@
       </m:oMath>
       <w:r>
         <w:rPr>
-          <w:rFonts w:hint="eastAsia"/>
+          <w:rFonts w:hint="eastAsia" w:eastAsia="黑体"/>
           <w:b/>
           <w:bCs/>
         </w:rPr>
         <w:t xml:space="preserve">）</w:t>
       </w:r>
       <w:r>
+        <w:rPr>
+          <w:rFonts w:eastAsia="黑体"/>
+        </w:rPr>
         <w:t xml:space="preserve">、</w:t>
       </w:r>
       <w:r>
         <w:rPr>
-          <w:rFonts w:hint="eastAsia"/>
+          <w:rFonts w:hint="eastAsia" w:eastAsia="黑体"/>
           <w:b/>
           <w:bCs/>
         </w:rPr>
@@ -127,6 +138,7 @@
       </w:r>
       <w:r>
         <w:rPr>
+          <w:rFonts w:eastAsia="黑体"/>
           <w:b/>
           <w:bCs/>
         </w:rPr>
@@ -148,6 +160,7 @@
       </m:oMath>
       <w:r>
         <w:rPr>
+          <w:rFonts w:eastAsia="黑体"/>
           <w:b/>
           <w:bCs/>
         </w:rPr>
@@ -168,11 +181,14 @@
         </m:sSub>
       </m:oMath>
       <w:r>
+        <w:rPr>
+          <w:rFonts w:eastAsia="黑体"/>
+        </w:rPr>
         <w:t xml:space="preserve">、</w:t>
       </w:r>
       <w:r>
         <w:rPr>
-          <w:rFonts w:hint="eastAsia"/>
+          <w:rFonts w:hint="eastAsia" w:eastAsia="黑体"/>
           <w:b/>
           <w:bCs/>
         </w:rPr>
@@ -180,6 +196,7 @@
       </w:r>
       <w:r>
         <w:rPr>
+          <w:rFonts w:eastAsia="黑体"/>
           <w:b/>
           <w:bCs/>
         </w:rPr>
@@ -191,28 +208,34 @@
         </m:r>
       </m:oMath>
       <w:r>
+        <w:rPr>
+          <w:rFonts w:eastAsia="黑体"/>
+        </w:rPr>
         <w:t xml:space="preserve">、</w:t>
       </w:r>
       <w:r>
         <w:rPr>
-          <w:rFonts w:hint="eastAsia"/>
+          <w:rFonts w:hint="eastAsia" w:eastAsia="黑体"/>
           <w:b/>
           <w:bCs/>
         </w:rPr>
         <w:t xml:space="preserve">副边整流二极管与输出电容</w:t>
       </w:r>
       <w:r>
+        <w:rPr>
+          <w:rFonts w:eastAsia="黑体"/>
+        </w:rPr>
         <w:t xml:space="preserve"> </w:t>
       </w:r>
       <w:r>
         <w:rPr>
-          <w:rFonts w:hint="eastAsia"/>
+          <w:rFonts w:hint="eastAsia" w:eastAsia="黑体"/>
         </w:rPr>
         <w:t xml:space="preserve">组成。电路关键节点：</w:t>
       </w:r>
       <w:r>
         <w:rPr>
-          <w:rFonts w:hint="eastAsia"/>
+          <w:rFonts w:hint="eastAsia" w:eastAsia="黑体"/>
           <w:b/>
           <w:bCs/>
         </w:rPr>
@@ -220,6 +243,7 @@
       </w:r>
       <w:r>
         <w:rPr>
+          <w:rFonts w:eastAsia="黑体"/>
           <w:b/>
           <w:bCs/>
         </w:rPr>
@@ -227,7 +251,7 @@
       </w:r>
       <w:r>
         <w:rPr>
-          <w:rFonts w:hint="eastAsia"/>
+          <w:rFonts w:hint="eastAsia" w:eastAsia="黑体"/>
           <w:b/>
           <w:bCs/>
         </w:rPr>
@@ -235,6 +259,7 @@
       </w:r>
       <w:r>
         <w:rPr>
+          <w:rFonts w:eastAsia="黑体"/>
           <w:b/>
           <w:bCs/>
         </w:rPr>
@@ -265,7 +290,7 @@
       </m:oMath>
       <w:r>
         <w:rPr>
-          <w:rFonts w:hint="eastAsia"/>
+          <w:rFonts w:hint="eastAsia" w:eastAsia="黑体"/>
         </w:rPr>
         <w:t xml:space="preserve">（</w:t>
       </w:r>
@@ -284,11 +309,14 @@
         </m:sSub>
       </m:oMath>
       <w:r>
+        <w:rPr>
+          <w:rFonts w:eastAsia="黑体"/>
+        </w:rPr>
         <w:t xml:space="preserve"> </w:t>
       </w:r>
       <w:r>
         <w:rPr>
-          <w:rFonts w:hint="eastAsia"/>
+          <w:rFonts w:hint="eastAsia" w:eastAsia="黑体"/>
         </w:rPr>
         <w:t xml:space="preserve">漏极、</w:t>
       </w:r>
@@ -307,17 +335,20 @@
         </m:sSub>
       </m:oMath>
       <w:r>
+        <w:rPr>
+          <w:rFonts w:eastAsia="黑体"/>
+        </w:rPr>
         <w:t xml:space="preserve"> </w:t>
       </w:r>
       <w:r>
         <w:rPr>
-          <w:rFonts w:hint="eastAsia"/>
+          <w:rFonts w:hint="eastAsia" w:eastAsia="黑体"/>
         </w:rPr>
         <w:t xml:space="preserve">阴极相连）；</w:t>
       </w:r>
       <w:r>
         <w:rPr>
-          <w:rFonts w:hint="eastAsia"/>
+          <w:rFonts w:hint="eastAsia" w:eastAsia="黑体"/>
           <w:b/>
           <w:bCs/>
         </w:rPr>
@@ -325,6 +356,7 @@
       </w:r>
       <w:r>
         <w:rPr>
+          <w:rFonts w:eastAsia="黑体"/>
           <w:b/>
           <w:bCs/>
         </w:rPr>
@@ -332,7 +364,7 @@
       </w:r>
       <w:r>
         <w:rPr>
-          <w:rFonts w:hint="eastAsia"/>
+          <w:rFonts w:hint="eastAsia" w:eastAsia="黑体"/>
           <w:b/>
           <w:bCs/>
         </w:rPr>
@@ -340,6 +372,7 @@
       </w:r>
       <w:r>
         <w:rPr>
+          <w:rFonts w:eastAsia="黑体"/>
           <w:b/>
           <w:bCs/>
         </w:rPr>
@@ -347,7 +380,7 @@
       </w:r>
       <w:r>
         <w:rPr>
-          <w:rFonts w:hint="eastAsia"/>
+          <w:rFonts w:hint="eastAsia" w:eastAsia="黑体"/>
           <w:b/>
           <w:bCs/>
         </w:rPr>
@@ -355,7 +388,7 @@
       </w:r>
       <w:r>
         <w:rPr>
-          <w:rFonts w:hint="eastAsia"/>
+          <w:rFonts w:hint="eastAsia" w:eastAsia="黑体"/>
         </w:rPr>
         <w:t xml:space="preserve">（</w:t>
       </w:r>
@@ -374,11 +407,14 @@
         </m:sSub>
       </m:oMath>
       <w:r>
+        <w:rPr>
+          <w:rFonts w:eastAsia="黑体"/>
+        </w:rPr>
         <w:t xml:space="preserve"> </w:t>
       </w:r>
       <w:r>
         <w:rPr>
-          <w:rFonts w:hint="eastAsia"/>
+          <w:rFonts w:hint="eastAsia" w:eastAsia="黑体"/>
         </w:rPr>
         <w:t xml:space="preserve">源极、</w:t>
       </w:r>
@@ -397,17 +433,20 @@
         </m:sSub>
       </m:oMath>
       <w:r>
+        <w:rPr>
+          <w:rFonts w:eastAsia="黑体"/>
+        </w:rPr>
         <w:t xml:space="preserve"> </w:t>
       </w:r>
       <w:r>
         <w:rPr>
-          <w:rFonts w:hint="eastAsia"/>
+          <w:rFonts w:hint="eastAsia" w:eastAsia="黑体"/>
         </w:rPr>
         <w:t xml:space="preserve">阳极、变压器初级同名端相连）；</w:t>
       </w:r>
       <w:r>
         <w:rPr>
-          <w:rFonts w:hint="eastAsia"/>
+          <w:rFonts w:hint="eastAsia" w:eastAsia="黑体"/>
           <w:b/>
           <w:bCs/>
         </w:rPr>
@@ -415,6 +454,7 @@
       </w:r>
       <w:r>
         <w:rPr>
+          <w:rFonts w:eastAsia="黑体"/>
           <w:b/>
           <w:bCs/>
         </w:rPr>
@@ -422,7 +462,7 @@
       </w:r>
       <w:r>
         <w:rPr>
-          <w:rFonts w:hint="eastAsia"/>
+          <w:rFonts w:hint="eastAsia" w:eastAsia="黑体"/>
           <w:b/>
           <w:bCs/>
         </w:rPr>
@@ -430,6 +470,7 @@
       </w:r>
       <w:r>
         <w:rPr>
+          <w:rFonts w:eastAsia="黑体"/>
           <w:b/>
           <w:bCs/>
         </w:rPr>
@@ -437,7 +478,7 @@
       </w:r>
       <w:r>
         <w:rPr>
-          <w:rFonts w:hint="eastAsia"/>
+          <w:rFonts w:hint="eastAsia" w:eastAsia="黑体"/>
           <w:b/>
           <w:bCs/>
         </w:rPr>
@@ -445,7 +486,7 @@
       </w:r>
       <w:r>
         <w:rPr>
-          <w:rFonts w:hint="eastAsia"/>
+          <w:rFonts w:hint="eastAsia" w:eastAsia="黑体"/>
         </w:rPr>
         <w:t xml:space="preserve">（</w:t>
       </w:r>
@@ -464,11 +505,14 @@
         </m:sSub>
       </m:oMath>
       <w:r>
+        <w:rPr>
+          <w:rFonts w:eastAsia="黑体"/>
+        </w:rPr>
         <w:t xml:space="preserve"> </w:t>
       </w:r>
       <w:r>
         <w:rPr>
-          <w:rFonts w:hint="eastAsia"/>
+          <w:rFonts w:hint="eastAsia" w:eastAsia="黑体"/>
         </w:rPr>
         <w:t xml:space="preserve">漏极、</w:t>
       </w:r>
@@ -487,17 +531,20 @@
         </m:sSub>
       </m:oMath>
       <w:r>
+        <w:rPr>
+          <w:rFonts w:eastAsia="黑体"/>
+        </w:rPr>
         <w:t xml:space="preserve"> </w:t>
       </w:r>
       <w:r>
         <w:rPr>
-          <w:rFonts w:hint="eastAsia"/>
+          <w:rFonts w:hint="eastAsia" w:eastAsia="黑体"/>
         </w:rPr>
         <w:t xml:space="preserve">阴极、变压器初级非同名端相连）；</w:t>
       </w:r>
       <w:r>
         <w:rPr>
-          <w:rFonts w:hint="eastAsia"/>
+          <w:rFonts w:hint="eastAsia" w:eastAsia="黑体"/>
           <w:b/>
           <w:bCs/>
         </w:rPr>
@@ -505,6 +552,7 @@
       </w:r>
       <w:r>
         <w:rPr>
+          <w:rFonts w:eastAsia="黑体"/>
           <w:b/>
           <w:bCs/>
         </w:rPr>
@@ -512,7 +560,7 @@
       </w:r>
       <w:r>
         <w:rPr>
-          <w:rFonts w:hint="eastAsia"/>
+          <w:rFonts w:hint="eastAsia" w:eastAsia="黑体"/>
           <w:b/>
           <w:bCs/>
         </w:rPr>
@@ -520,6 +568,7 @@
       </w:r>
       <w:r>
         <w:rPr>
+          <w:rFonts w:eastAsia="黑体"/>
           <w:b/>
           <w:bCs/>
         </w:rPr>
@@ -527,7 +576,7 @@
       </w:r>
       <w:r>
         <w:rPr>
-          <w:rFonts w:hint="eastAsia"/>
+          <w:rFonts w:hint="eastAsia" w:eastAsia="黑体"/>
         </w:rPr>
         <w:t xml:space="preserve">（</w:t>
       </w:r>
@@ -546,11 +595,14 @@
         </m:sSub>
       </m:oMath>
       <w:r>
+        <w:rPr>
+          <w:rFonts w:eastAsia="黑体"/>
+        </w:rPr>
         <w:t xml:space="preserve"> </w:t>
       </w:r>
       <w:r>
         <w:rPr>
-          <w:rFonts w:hint="eastAsia"/>
+          <w:rFonts w:hint="eastAsia" w:eastAsia="黑体"/>
         </w:rPr>
         <w:t xml:space="preserve">源极、</w:t>
       </w:r>
@@ -569,17 +621,20 @@
         </m:sSub>
       </m:oMath>
       <w:r>
+        <w:rPr>
+          <w:rFonts w:eastAsia="黑体"/>
+        </w:rPr>
         <w:t xml:space="preserve"> </w:t>
       </w:r>
       <w:r>
         <w:rPr>
-          <w:rFonts w:hint="eastAsia"/>
+          <w:rFonts w:hint="eastAsia" w:eastAsia="黑体"/>
         </w:rPr>
         <w:t xml:space="preserve">阳极相连）；</w:t>
       </w:r>
       <w:r>
         <w:rPr>
-          <w:rFonts w:hint="eastAsia"/>
+          <w:rFonts w:hint="eastAsia" w:eastAsia="黑体"/>
           <w:b/>
           <w:bCs/>
         </w:rPr>
@@ -587,6 +642,7 @@
       </w:r>
       <w:r>
         <w:rPr>
+          <w:rFonts w:eastAsia="黑体"/>
           <w:b/>
           <w:bCs/>
         </w:rPr>
@@ -594,7 +650,7 @@
       </w:r>
       <w:r>
         <w:rPr>
-          <w:rFonts w:hint="eastAsia"/>
+          <w:rFonts w:hint="eastAsia" w:eastAsia="黑体"/>
           <w:b/>
           <w:bCs/>
         </w:rPr>
@@ -602,6 +658,7 @@
       </w:r>
       <w:r>
         <w:rPr>
+          <w:rFonts w:eastAsia="黑体"/>
           <w:b/>
           <w:bCs/>
         </w:rPr>
@@ -629,7 +686,7 @@
       </m:oMath>
       <w:r>
         <w:rPr>
-          <w:rFonts w:hint="eastAsia"/>
+          <w:rFonts w:hint="eastAsia" w:eastAsia="黑体"/>
         </w:rPr>
         <w:t xml:space="preserve">（副边整流输出、输出电容上端相连）。</w:t>
       </w:r>
@@ -638,7 +695,7 @@
       <w:pPr/>
       <w:r>
         <w:rPr>
-          <w:rFonts w:hint="eastAsia"/>
+          <w:rFonts w:hint="eastAsia" w:eastAsia="黑体"/>
         </w:rPr>
         <w:t xml:space="preserve">各元件管脚连接：</w:t>
       </w:r>
@@ -657,15 +714,21 @@
         </m:sSub>
       </m:oMath>
       <w:r>
+        <w:rPr>
+          <w:rFonts w:eastAsia="黑体"/>
+        </w:rPr>
         <w:t xml:space="preserve"> </w:t>
       </w:r>
       <w:r>
         <w:rPr>
-          <w:rFonts w:hint="eastAsia"/>
+          <w:rFonts w:hint="eastAsia" w:eastAsia="黑体"/>
         </w:rPr>
         <w:t xml:space="preserve">漏极接</w:t>
       </w:r>
       <w:r>
+        <w:rPr>
+          <w:rFonts w:eastAsia="黑体"/>
+        </w:rPr>
         <w:t xml:space="preserve"> </w:t>
       </w:r>
       <m:oMath>
@@ -693,16 +756,19 @@
       </m:oMath>
       <w:r>
         <w:rPr>
-          <w:rFonts w:hint="eastAsia"/>
+          <w:rFonts w:hint="eastAsia" w:eastAsia="黑体"/>
         </w:rPr>
         <w:t xml:space="preserve">、源极接开关节点</w:t>
       </w:r>
       <w:r>
+        <w:rPr>
+          <w:rFonts w:eastAsia="黑体"/>
+        </w:rPr>
         <w:t xml:space="preserve"> </w:t>
       </w:r>
       <w:r>
         <w:rPr>
-          <w:rFonts w:hint="eastAsia"/>
+          <w:rFonts w:hint="eastAsia" w:eastAsia="黑体"/>
         </w:rPr>
         <w:t xml:space="preserve">A、栅极接共同驱动；</w:t>
       </w:r>
@@ -721,24 +787,33 @@
         </m:sSub>
       </m:oMath>
       <w:r>
+        <w:rPr>
+          <w:rFonts w:eastAsia="黑体"/>
+        </w:rPr>
         <w:t xml:space="preserve"> </w:t>
       </w:r>
       <w:r>
         <w:rPr>
-          <w:rFonts w:hint="eastAsia"/>
+          <w:rFonts w:hint="eastAsia" w:eastAsia="黑体"/>
         </w:rPr>
         <w:t xml:space="preserve">漏极接开关节点</w:t>
       </w:r>
       <w:r>
+        <w:rPr>
+          <w:rFonts w:eastAsia="黑体"/>
+        </w:rPr>
         <w:t xml:space="preserve"> </w:t>
       </w:r>
       <w:r>
         <w:rPr>
-          <w:rFonts w:hint="eastAsia"/>
+          <w:rFonts w:hint="eastAsia" w:eastAsia="黑体"/>
         </w:rPr>
         <w:t xml:space="preserve">B、源极接地、栅极接同一驱动（与</w:t>
       </w:r>
       <w:r>
+        <w:rPr>
+          <w:rFonts w:eastAsia="黑体"/>
+        </w:rPr>
         <w:t xml:space="preserve"> </w:t>
       </w:r>
       <m:oMath>
@@ -756,17 +831,20 @@
         </m:sSub>
       </m:oMath>
       <w:r>
+        <w:rPr>
+          <w:rFonts w:eastAsia="黑体"/>
+        </w:rPr>
         <w:t xml:space="preserve"> </w:t>
       </w:r>
       <w:r>
         <w:rPr>
-          <w:rFonts w:hint="eastAsia"/>
+          <w:rFonts w:hint="eastAsia" w:eastAsia="黑体"/>
         </w:rPr>
         <w:t xml:space="preserve">同相位）；</w:t>
       </w:r>
       <w:r>
         <w:rPr>
-          <w:rFonts w:hint="eastAsia"/>
+          <w:rFonts w:hint="eastAsia" w:eastAsia="黑体"/>
           <w:b/>
           <w:bCs/>
         </w:rPr>
@@ -774,6 +852,7 @@
       </w:r>
       <w:r>
         <w:rPr>
+          <w:rFonts w:eastAsia="黑体"/>
           <w:b/>
           <w:bCs/>
         </w:rPr>
@@ -785,29 +864,38 @@
         </m:r>
       </m:oMath>
       <w:r>
+        <w:rPr>
+          <w:rFonts w:eastAsia="黑体"/>
+        </w:rPr>
         <w:t xml:space="preserve"> </w:t>
       </w:r>
       <w:r>
         <w:rPr>
-          <w:rFonts w:hint="eastAsia"/>
+          <w:rFonts w:hint="eastAsia" w:eastAsia="黑体"/>
         </w:rPr>
         <w:t xml:space="preserve">初级同名端接节点</w:t>
       </w:r>
       <w:r>
+        <w:rPr>
+          <w:rFonts w:eastAsia="黑体"/>
+        </w:rPr>
         <w:t xml:space="preserve"> </w:t>
       </w:r>
       <w:r>
         <w:rPr>
-          <w:rFonts w:hint="eastAsia"/>
+          <w:rFonts w:hint="eastAsia" w:eastAsia="黑体"/>
         </w:rPr>
         <w:t xml:space="preserve">A、初级另一端接节点</w:t>
       </w:r>
       <w:r>
+        <w:rPr>
+          <w:rFonts w:eastAsia="黑体"/>
+        </w:rPr>
         <w:t xml:space="preserve"> </w:t>
       </w:r>
       <w:r>
         <w:rPr>
-          <w:rFonts w:hint="eastAsia"/>
+          <w:rFonts w:hint="eastAsia" w:eastAsia="黑体"/>
         </w:rPr>
         <w:t xml:space="preserve">B，次级非同名端接副边整流二极管阳极、同名端接副边地；</w:t>
       </w:r>
@@ -826,24 +914,33 @@
         </m:sSub>
       </m:oMath>
       <w:r>
+        <w:rPr>
+          <w:rFonts w:eastAsia="黑体"/>
+        </w:rPr>
         <w:t xml:space="preserve"> </w:t>
       </w:r>
       <w:r>
         <w:rPr>
-          <w:rFonts w:hint="eastAsia"/>
+          <w:rFonts w:hint="eastAsia" w:eastAsia="黑体"/>
         </w:rPr>
         <w:t xml:space="preserve">阳极接开关节点</w:t>
       </w:r>
       <w:r>
+        <w:rPr>
+          <w:rFonts w:eastAsia="黑体"/>
+        </w:rPr>
         <w:t xml:space="preserve"> </w:t>
       </w:r>
       <w:r>
         <w:rPr>
-          <w:rFonts w:hint="eastAsia"/>
+          <w:rFonts w:hint="eastAsia" w:eastAsia="黑体"/>
         </w:rPr>
         <w:t xml:space="preserve">A、阴极接</w:t>
       </w:r>
       <w:r>
+        <w:rPr>
+          <w:rFonts w:eastAsia="黑体"/>
+        </w:rPr>
         <w:t xml:space="preserve"> </w:t>
       </w:r>
       <m:oMath>
@@ -871,7 +968,7 @@
       </m:oMath>
       <w:r>
         <w:rPr>
-          <w:rFonts w:hint="eastAsia"/>
+          <w:rFonts w:hint="eastAsia" w:eastAsia="黑体"/>
         </w:rPr>
         <w:t xml:space="preserve">；</w:t>
       </w:r>
@@ -890,24 +987,33 @@
         </m:sSub>
       </m:oMath>
       <w:r>
+        <w:rPr>
+          <w:rFonts w:eastAsia="黑体"/>
+        </w:rPr>
         <w:t xml:space="preserve"> </w:t>
       </w:r>
       <w:r>
         <w:rPr>
-          <w:rFonts w:hint="eastAsia"/>
+          <w:rFonts w:hint="eastAsia" w:eastAsia="黑体"/>
         </w:rPr>
         <w:t xml:space="preserve">阳极接地、阴极接开关节点</w:t>
       </w:r>
       <w:r>
+        <w:rPr>
+          <w:rFonts w:eastAsia="黑体"/>
+        </w:rPr>
         <w:t xml:space="preserve"> </w:t>
       </w:r>
       <w:r>
         <w:rPr>
-          <w:rFonts w:hint="eastAsia"/>
+          <w:rFonts w:hint="eastAsia" w:eastAsia="黑体"/>
         </w:rPr>
         <w:t xml:space="preserve">B；副边整流二极管阴极接输出正端</w:t>
       </w:r>
       <w:r>
+        <w:rPr>
+          <w:rFonts w:eastAsia="黑体"/>
+        </w:rPr>
         <w:t xml:space="preserve"> </w:t>
       </w:r>
       <m:oMath>
@@ -932,11 +1038,14 @@
       </m:oMath>
       <w:r>
         <w:rPr>
-          <w:rFonts w:hint="eastAsia"/>
+          <w:rFonts w:hint="eastAsia" w:eastAsia="黑体"/>
         </w:rPr>
         <w:t xml:space="preserve">，输出电容上端接</w:t>
       </w:r>
       <w:r>
+        <w:rPr>
+          <w:rFonts w:eastAsia="黑体"/>
+        </w:rPr>
         <w:t xml:space="preserve"> </w:t>
       </w:r>
       <m:oMath>
@@ -961,11 +1070,14 @@
       </m:oMath>
       <w:r>
         <w:rPr>
-          <w:rFonts w:hint="eastAsia"/>
+          <w:rFonts w:hint="eastAsia" w:eastAsia="黑体"/>
         </w:rPr>
         <w:t xml:space="preserve">、下端接副边地，负载跨接</w:t>
       </w:r>
       <w:r>
+        <w:rPr>
+          <w:rFonts w:eastAsia="黑体"/>
+        </w:rPr>
         <w:t xml:space="preserve"> </w:t>
       </w:r>
       <m:oMath>
@@ -989,11 +1101,14 @@
         </m:sSub>
       </m:oMath>
       <w:r>
+        <w:rPr>
+          <w:rFonts w:eastAsia="黑体"/>
+        </w:rPr>
         <w:t xml:space="preserve"> </w:t>
       </w:r>
       <w:r>
         <w:rPr>
-          <w:rFonts w:hint="eastAsia"/>
+          <w:rFonts w:hint="eastAsia" w:eastAsia="黑体"/>
         </w:rPr>
         <w:t xml:space="preserve">与副边地。</w:t>
       </w:r>
@@ -1002,11 +1117,14 @@
       <w:pPr/>
       <w:r>
         <w:rPr>
-          <w:rFonts w:hint="eastAsia"/>
+          <w:rFonts w:hint="eastAsia" w:eastAsia="黑体"/>
         </w:rPr>
         <w:t xml:space="preserve">由此构成两开关同相位导通、关断时漏感与励磁电流经</w:t>
       </w:r>
       <w:r>
+        <w:rPr>
+          <w:rFonts w:eastAsia="黑体"/>
+        </w:rPr>
         <w:t xml:space="preserve"> </w:t>
       </w:r>
       <m:oMath>
@@ -1024,6 +1142,9 @@
         </m:sSub>
       </m:oMath>
       <w:r>
+        <w:rPr>
+          <w:rFonts w:eastAsia="黑体"/>
+        </w:rPr>
         <w:t xml:space="preserve">、</w:t>
       </w:r>
       <m:oMath>
@@ -1041,15 +1162,21 @@
         </m:sSub>
       </m:oMath>
       <w:r>
+        <w:rPr>
+          <w:rFonts w:eastAsia="黑体"/>
+        </w:rPr>
         <w:t xml:space="preserve"> </w:t>
       </w:r>
       <w:r>
         <w:rPr>
-          <w:rFonts w:hint="eastAsia"/>
+          <w:rFonts w:hint="eastAsia" w:eastAsia="黑体"/>
         </w:rPr>
         <w:t xml:space="preserve">回馈输入、把每个开关管电压应力钳位在</w:t>
       </w:r>
       <w:r>
+        <w:rPr>
+          <w:rFonts w:eastAsia="黑体"/>
+        </w:rPr>
         <w:t xml:space="preserve"> </w:t>
       </w:r>
       <m:oMath>
@@ -1070,11 +1197,14 @@
         </m:sSub>
       </m:oMath>
       <w:r>
+        <w:rPr>
+          <w:rFonts w:eastAsia="黑体"/>
+        </w:rPr>
         <w:t xml:space="preserve"> </w:t>
       </w:r>
       <w:r>
         <w:rPr>
-          <w:rFonts w:hint="eastAsia"/>
+          <w:rFonts w:hint="eastAsia" w:eastAsia="黑体"/>
         </w:rPr>
         <w:t xml:space="preserve">以内的双管反激组态，适合较高输入电压场合。</w:t>
       </w:r>
@@ -1087,7 +1217,7 @@
       </w:pPr>
       <w:r>
         <w:rPr>
-          <w:rFonts w:hint="eastAsia"/>
+          <w:rFonts w:hint="eastAsia" w:eastAsia="黑体"/>
         </w:rPr>
         <w:t xml:space="preserve">工作原理</w:t>
       </w:r>
@@ -1098,11 +1228,14 @@
       </w:pPr>
       <w:r>
         <w:rPr>
-          <w:rFonts w:hint="eastAsia"/>
+          <w:rFonts w:hint="eastAsia" w:eastAsia="黑体"/>
         </w:rPr>
         <w:t xml:space="preserve">两开关同时导通时，输入电压加在变压器原边，原边电流线性上升、能量储存在变压器（耦合电感）中。两开关同时关断时，变压器漏感与励磁电流通过两个钳位二极管续流回输入母线，把变压器两端电压钳位在</w:t>
       </w:r>
       <w:r>
+        <w:rPr>
+          <w:rFonts w:eastAsia="黑体"/>
+        </w:rPr>
         <w:t xml:space="preserve"> </w:t>
       </w:r>
       <m:oMath>
@@ -1124,11 +1257,14 @@
       </m:oMath>
       <w:r>
         <w:rPr>
-          <w:rFonts w:hint="eastAsia"/>
+          <w:rFonts w:hint="eastAsia" w:eastAsia="黑体"/>
         </w:rPr>
         <w:t xml:space="preserve">，每个开关管只承受约</w:t>
       </w:r>
       <w:r>
+        <w:rPr>
+          <w:rFonts w:eastAsia="黑体"/>
+        </w:rPr>
         <w:t xml:space="preserve"> </w:t>
       </w:r>
       <m:oMath>
@@ -1150,7 +1286,7 @@
       </m:oMath>
       <w:r>
         <w:rPr>
-          <w:rFonts w:hint="eastAsia"/>
+          <w:rFonts w:hint="eastAsia" w:eastAsia="黑体"/>
         </w:rPr>
         <w:t xml:space="preserve">；随后副边二极管导通，把储存能量传递到输出。</w:t>
       </w:r>
@@ -1163,7 +1299,7 @@
       </w:pPr>
       <w:r>
         <w:rPr>
-          <w:rFonts w:hint="eastAsia"/>
+          <w:rFonts w:hint="eastAsia" w:eastAsia="黑体"/>
         </w:rPr>
         <w:t xml:space="preserve">关键计算公式</w:t>
       </w:r>
@@ -1177,7 +1313,7 @@
       </w:pPr>
       <w:r>
         <w:rPr>
-          <w:rFonts w:hint="eastAsia"/>
+          <w:rFonts w:hint="eastAsia" w:eastAsia="黑体"/>
         </w:rPr>
         <w:t xml:space="preserve">输出/占空比关系（CCM）：</w:t>
       </w:r>
@@ -1306,7 +1442,7 @@
       </w:pPr>
       <w:r>
         <w:rPr>
-          <w:rFonts w:hint="eastAsia"/>
+          <w:rFonts w:hint="eastAsia" w:eastAsia="黑体"/>
         </w:rPr>
         <w:t xml:space="preserve">每个开关管最大电压应力：</w:t>
       </w:r>
@@ -1411,7 +1547,7 @@
       </w:pPr>
       <w:r>
         <w:rPr>
-          <w:rFonts w:hint="eastAsia"/>
+          <w:rFonts w:hint="eastAsia" w:eastAsia="黑体"/>
         </w:rPr>
         <w:t xml:space="preserve">原边峰值电流：</w:t>
       </w:r>
@@ -1510,7 +1646,7 @@
       </w:pPr>
       <w:r>
         <w:rPr>
-          <w:rFonts w:hint="eastAsia"/>
+          <w:rFonts w:hint="eastAsia" w:eastAsia="黑体"/>
         </w:rPr>
         <w:t xml:space="preserve">电感储能：</w:t>
       </w:r>
@@ -1612,7 +1748,7 @@
             </w:pPr>
             <w:r>
               <w:rPr>
-                <w:rFonts w:hint="eastAsia"/>
+                <w:rFonts w:hint="eastAsia" w:eastAsia="黑体"/>
               </w:rPr>
               <w:t xml:space="preserve">符号</w:t>
             </w:r>
@@ -1626,7 +1762,7 @@
             </w:pPr>
             <w:r>
               <w:rPr>
-                <w:rFonts w:hint="eastAsia"/>
+                <w:rFonts w:hint="eastAsia" w:eastAsia="黑体"/>
               </w:rPr>
               <w:t xml:space="preserve">含义</w:t>
             </w:r>
@@ -1640,7 +1776,7 @@
             </w:pPr>
             <w:r>
               <w:rPr>
-                <w:rFonts w:hint="eastAsia"/>
+                <w:rFonts w:hint="eastAsia" w:eastAsia="黑体"/>
               </w:rPr>
               <w:t xml:space="preserve">单位</w:t>
             </w:r>
@@ -1672,6 +1808,9 @@
               </m:sSub>
             </m:oMath>
             <w:r>
+              <w:rPr>
+                <w:rFonts w:eastAsia="黑体"/>
+              </w:rPr>
               <w:t xml:space="preserve">​</w:t>
             </w:r>
           </w:p>
@@ -1684,7 +1823,7 @@
             </w:pPr>
             <w:r>
               <w:rPr>
-                <w:rFonts w:hint="eastAsia"/>
+                <w:rFonts w:hint="eastAsia" w:eastAsia="黑体"/>
               </w:rPr>
               <w:t xml:space="preserve">输入电压</w:t>
             </w:r>
@@ -1697,6 +1836,9 @@
               <w:pStyle w:val="Compact"/>
             </w:pPr>
             <w:r>
+              <w:rPr>
+                <w:rFonts w:eastAsia="黑体"/>
+              </w:rPr>
               <w:t xml:space="preserve">V</w:t>
             </w:r>
           </w:p>
@@ -1730,6 +1872,9 @@
               </m:sSub>
             </m:oMath>
             <w:r>
+              <w:rPr>
+                <w:rFonts w:eastAsia="黑体"/>
+              </w:rPr>
               <w:t xml:space="preserve">​</w:t>
             </w:r>
           </w:p>
@@ -1742,7 +1887,7 @@
             </w:pPr>
             <w:r>
               <w:rPr>
-                <w:rFonts w:hint="eastAsia"/>
+                <w:rFonts w:hint="eastAsia" w:eastAsia="黑体"/>
               </w:rPr>
               <w:t xml:space="preserve">输出电压</w:t>
             </w:r>
@@ -1755,6 +1900,9 @@
               <w:pStyle w:val="Compact"/>
             </w:pPr>
             <w:r>
+              <w:rPr>
+                <w:rFonts w:eastAsia="黑体"/>
+              </w:rPr>
               <w:t xml:space="preserve">V</w:t>
             </w:r>
           </w:p>
@@ -1773,6 +1921,9 @@
               </m:r>
             </m:oMath>
             <w:r>
+              <w:rPr>
+                <w:rFonts w:eastAsia="黑体"/>
+              </w:rPr>
               <w:t xml:space="preserve">​</w:t>
             </w:r>
           </w:p>
@@ -1785,7 +1936,7 @@
             </w:pPr>
             <w:r>
               <w:rPr>
-                <w:rFonts w:hint="eastAsia"/>
+                <w:rFonts w:hint="eastAsia" w:eastAsia="黑体"/>
               </w:rPr>
               <w:t xml:space="preserve">占空比</w:t>
             </w:r>
@@ -1798,6 +1949,9 @@
               <w:pStyle w:val="Compact"/>
             </w:pPr>
             <w:r>
+              <w:rPr>
+                <w:rFonts w:eastAsia="黑体"/>
+              </w:rPr>
               <w:t xml:space="preserve">—</w:t>
             </w:r>
           </w:p>
@@ -1843,6 +1997,9 @@
               </m:sSub>
             </m:oMath>
             <w:r>
+              <w:rPr>
+                <w:rFonts w:eastAsia="黑体"/>
+              </w:rPr>
               <w:t xml:space="preserve">​</w:t>
             </w:r>
           </w:p>
@@ -1855,7 +2012,7 @@
             </w:pPr>
             <w:r>
               <w:rPr>
-                <w:rFonts w:hint="eastAsia"/>
+                <w:rFonts w:hint="eastAsia" w:eastAsia="黑体"/>
               </w:rPr>
               <w:t xml:space="preserve">原/副边匝数</w:t>
             </w:r>
@@ -1868,6 +2025,9 @@
               <w:pStyle w:val="Compact"/>
             </w:pPr>
             <w:r>
+              <w:rPr>
+                <w:rFonts w:eastAsia="黑体"/>
+              </w:rPr>
               <w:t xml:space="preserve">—</w:t>
             </w:r>
           </w:p>
@@ -1895,6 +2055,9 @@
               </m:sSub>
             </m:oMath>
             <w:r>
+              <w:rPr>
+                <w:rFonts w:eastAsia="黑体"/>
+              </w:rPr>
               <w:t xml:space="preserve">​</w:t>
             </w:r>
           </w:p>
@@ -1907,7 +2070,7 @@
             </w:pPr>
             <w:r>
               <w:rPr>
-                <w:rFonts w:hint="eastAsia"/>
+                <w:rFonts w:hint="eastAsia" w:eastAsia="黑体"/>
               </w:rPr>
               <w:t xml:space="preserve">原边电感量</w:t>
             </w:r>
@@ -1920,6 +2083,9 @@
               <w:pStyle w:val="Compact"/>
             </w:pPr>
             <w:r>
+              <w:rPr>
+                <w:rFonts w:eastAsia="黑体"/>
+              </w:rPr>
               <w:t xml:space="preserve">H</w:t>
             </w:r>
           </w:p>
@@ -1947,6 +2113,9 @@
               </m:sSub>
             </m:oMath>
             <w:r>
+              <w:rPr>
+                <w:rFonts w:eastAsia="黑体"/>
+              </w:rPr>
               <w:t xml:space="preserve">​</w:t>
             </w:r>
           </w:p>
@@ -1959,7 +2128,7 @@
             </w:pPr>
             <w:r>
               <w:rPr>
-                <w:rFonts w:hint="eastAsia"/>
+                <w:rFonts w:hint="eastAsia" w:eastAsia="黑体"/>
               </w:rPr>
               <w:t xml:space="preserve">原边峰值电流</w:t>
             </w:r>
@@ -1972,6 +2141,9 @@
               <w:pStyle w:val="Compact"/>
             </w:pPr>
             <w:r>
+              <w:rPr>
+                <w:rFonts w:eastAsia="黑体"/>
+              </w:rPr>
               <w:t xml:space="preserve">A</w:t>
             </w:r>
           </w:p>
@@ -2002,6 +2174,9 @@
               </m:sSub>
             </m:oMath>
             <w:r>
+              <w:rPr>
+                <w:rFonts w:eastAsia="黑体"/>
+              </w:rPr>
               <w:t xml:space="preserve">​</w:t>
             </w:r>
           </w:p>
@@ -2014,7 +2189,7 @@
             </w:pPr>
             <w:r>
               <w:rPr>
-                <w:rFonts w:hint="eastAsia"/>
+                <w:rFonts w:hint="eastAsia" w:eastAsia="黑体"/>
               </w:rPr>
               <w:t xml:space="preserve">开关频率</w:t>
             </w:r>
@@ -2027,6 +2202,9 @@
               <w:pStyle w:val="Compact"/>
             </w:pPr>
             <w:r>
+              <w:rPr>
+                <w:rFonts w:eastAsia="黑体"/>
+              </w:rPr>
               <w:t xml:space="preserve">Hz</w:t>
             </w:r>
           </w:p>
@@ -2041,7 +2219,7 @@
       </w:pPr>
       <w:r>
         <w:rPr>
-          <w:rFonts w:hint="eastAsia"/>
+          <w:rFonts w:hint="eastAsia" w:eastAsia="黑体"/>
         </w:rPr>
         <w:t xml:space="preserve">元件调整影响</w:t>
       </w:r>
@@ -2056,7 +2234,7 @@
       </w:pPr>
       <w:r>
         <w:rPr>
-          <w:rFonts w:hint="eastAsia"/>
+          <w:rFonts w:hint="eastAsia" w:eastAsia="黑体"/>
           <w:b/>
           <w:bCs/>
         </w:rPr>
@@ -2064,6 +2242,7 @@
       </w:r>
       <w:r>
         <w:rPr>
+          <w:rFonts w:eastAsia="黑体"/>
           <w:b/>
           <w:bCs/>
         </w:rPr>
@@ -2076,6 +2255,7 @@
       </m:oMath>
       <w:r>
         <w:rPr>
+          <w:rFonts w:eastAsia="黑体"/>
           <w:b/>
           <w:bCs/>
         </w:rPr>
@@ -2083,25 +2263,34 @@
       </w:r>
       <w:r>
         <w:rPr>
-          <w:rFonts w:hint="eastAsia"/>
+          <w:rFonts w:hint="eastAsia" w:eastAsia="黑体"/>
           <w:b/>
           <w:bCs/>
         </w:rPr>
         <w:t xml:space="preserve">增大</w:t>
       </w:r>
       <w:r>
+        <w:rPr>
+          <w:rFonts w:eastAsia="黑体"/>
+        </w:rPr>
         <w:t xml:space="preserve"> </w:t>
       </w:r>
       <w:r>
+        <w:rPr>
+          <w:rFonts w:eastAsia="黑体"/>
+        </w:rPr>
         <w:t xml:space="preserve">→ </w:t>
       </w:r>
       <w:r>
         <w:rPr>
-          <w:rFonts w:hint="eastAsia"/>
+          <w:rFonts w:hint="eastAsia" w:eastAsia="黑体"/>
         </w:rPr>
         <w:t xml:space="preserve">输出电压升高，但需保证</w:t>
       </w:r>
       <w:r>
+        <w:rPr>
+          <w:rFonts w:eastAsia="黑体"/>
+        </w:rPr>
         <w:t xml:space="preserve"> </w:t>
       </w:r>
       <m:oMath>
@@ -2119,11 +2308,14 @@
         </m:r>
       </m:oMath>
       <w:r>
+        <w:rPr>
+          <w:rFonts w:eastAsia="黑体"/>
+        </w:rPr>
         <w:t xml:space="preserve"> </w:t>
       </w:r>
       <w:r>
         <w:rPr>
-          <w:rFonts w:hint="eastAsia"/>
+          <w:rFonts w:hint="eastAsia" w:eastAsia="黑体"/>
         </w:rPr>
         <w:t xml:space="preserve">且留有复位时间。</w:t>
       </w:r>
@@ -2138,7 +2330,7 @@
       </w:pPr>
       <w:r>
         <w:rPr>
-          <w:rFonts w:hint="eastAsia"/>
+          <w:rFonts w:hint="eastAsia" w:eastAsia="黑体"/>
           <w:b/>
           <w:bCs/>
         </w:rPr>
@@ -2146,6 +2338,7 @@
       </w:r>
       <w:r>
         <w:rPr>
+          <w:rFonts w:eastAsia="黑体"/>
           <w:b/>
           <w:bCs/>
         </w:rPr>
@@ -2169,18 +2362,27 @@
         </m:sSub>
       </m:oMath>
       <w:r>
+        <w:rPr>
+          <w:rFonts w:eastAsia="黑体"/>
+        </w:rPr>
         <w:t xml:space="preserve"> </w:t>
       </w:r>
       <w:r>
+        <w:rPr>
+          <w:rFonts w:eastAsia="黑体"/>
+        </w:rPr>
         <w:t xml:space="preserve">→ </w:t>
       </w:r>
       <w:r>
         <w:rPr>
-          <w:rFonts w:hint="eastAsia"/>
+          <w:rFonts w:hint="eastAsia" w:eastAsia="黑体"/>
         </w:rPr>
         <w:t xml:space="preserve">相比单管反激（承受</w:t>
       </w:r>
       <w:r>
+        <w:rPr>
+          <w:rFonts w:eastAsia="黑体"/>
+        </w:rPr>
         <w:t xml:space="preserve"> </w:t>
       </w:r>
       <m:oMath>
@@ -2223,7 +2425,7 @@
       </m:oMath>
       <w:r>
         <w:rPr>
-          <w:rFonts w:hint="eastAsia"/>
+          <w:rFonts w:hint="eastAsia" w:eastAsia="黑体"/>
         </w:rPr>
         <w:t xml:space="preserve">）可选用更低耐压器件。</w:t>
       </w:r>
@@ -2238,7 +2440,7 @@
       </w:pPr>
       <w:r>
         <w:rPr>
-          <w:rFonts w:hint="eastAsia"/>
+          <w:rFonts w:hint="eastAsia" w:eastAsia="黑体"/>
           <w:b/>
           <w:bCs/>
         </w:rPr>
@@ -2246,6 +2448,7 @@
       </w:r>
       <w:r>
         <w:rPr>
+          <w:rFonts w:eastAsia="黑体"/>
           <w:b/>
           <w:bCs/>
         </w:rPr>
@@ -2267,6 +2470,7 @@
       </m:oMath>
       <w:r>
         <w:rPr>
+          <w:rFonts w:eastAsia="黑体"/>
           <w:b/>
           <w:bCs/>
         </w:rPr>
@@ -2274,21 +2478,27 @@
       </w:r>
       <w:r>
         <w:rPr>
-          <w:rFonts w:hint="eastAsia"/>
+          <w:rFonts w:hint="eastAsia" w:eastAsia="黑体"/>
           <w:b/>
           <w:bCs/>
         </w:rPr>
         <w:t xml:space="preserve">增大</w:t>
       </w:r>
       <w:r>
+        <w:rPr>
+          <w:rFonts w:eastAsia="黑体"/>
+        </w:rPr>
         <w:t xml:space="preserve"> </w:t>
       </w:r>
       <w:r>
+        <w:rPr>
+          <w:rFonts w:eastAsia="黑体"/>
+        </w:rPr>
         <w:t xml:space="preserve">→ </w:t>
       </w:r>
       <w:r>
         <w:rPr>
-          <w:rFonts w:hint="eastAsia"/>
+          <w:rFonts w:hint="eastAsia" w:eastAsia="黑体"/>
         </w:rPr>
         <w:t xml:space="preserve">峰值电流减小、损耗分布改善，磁芯体积增大。</w:t>
       </w:r>
@@ -2303,7 +2513,7 @@
       </w:pPr>
       <w:r>
         <w:rPr>
-          <w:rFonts w:hint="eastAsia"/>
+          <w:rFonts w:hint="eastAsia" w:eastAsia="黑体"/>
           <w:b/>
           <w:bCs/>
         </w:rPr>
@@ -2311,6 +2521,7 @@
       </w:r>
       <w:r>
         <w:rPr>
+          <w:rFonts w:eastAsia="黑体"/>
           <w:b/>
           <w:bCs/>
         </w:rPr>
@@ -2318,6 +2529,7 @@
       </w:r>
       <w:r>
         <w:rPr>
+          <w:rFonts w:eastAsia="黑体"/>
           <w:b/>
           <w:bCs/>
         </w:rPr>
@@ -2341,14 +2553,20 @@
         </m:sSub>
       </m:oMath>
       <w:r>
+        <w:rPr>
+          <w:rFonts w:eastAsia="黑体"/>
+        </w:rPr>
         <w:t xml:space="preserve"> </w:t>
       </w:r>
       <w:r>
+        <w:rPr>
+          <w:rFonts w:eastAsia="黑体"/>
+        </w:rPr>
         <w:t xml:space="preserve">→ </w:t>
       </w:r>
       <w:r>
         <w:rPr>
-          <w:rFonts w:hint="eastAsia"/>
+          <w:rFonts w:hint="eastAsia" w:eastAsia="黑体"/>
         </w:rPr>
         <w:t xml:space="preserve">不足会导致漏感能量无法回馈、产生高压尖峰。</w:t>
       </w:r>
@@ -2361,7 +2579,7 @@
       </w:pPr>
       <w:r>
         <w:rPr>
-          <w:rFonts w:hint="eastAsia"/>
+          <w:rFonts w:hint="eastAsia" w:eastAsia="黑体"/>
         </w:rPr>
         <w:t xml:space="preserve">典型参数示例</w:t>
       </w:r>
@@ -2376,11 +2594,14 @@
       </w:pPr>
       <w:r>
         <w:rPr>
-          <w:rFonts w:hint="eastAsia"/>
+          <w:rFonts w:hint="eastAsia" w:eastAsia="黑体"/>
         </w:rPr>
         <w:t xml:space="preserve">取</w:t>
       </w:r>
       <w:r>
+        <w:rPr>
+          <w:rFonts w:eastAsia="黑体"/>
+        </w:rPr>
         <w:t xml:space="preserve"> </w:t>
       </w:r>
       <m:oMath>
@@ -2420,6 +2641,9 @@
         </m:r>
       </m:oMath>
       <w:r>
+        <w:rPr>
+          <w:rFonts w:eastAsia="黑体"/>
+        </w:rPr>
         <w:t xml:space="preserve">、</w:t>
       </w:r>
       <m:oMath>
@@ -2437,6 +2661,9 @@
         </m:r>
       </m:oMath>
       <w:r>
+        <w:rPr>
+          <w:rFonts w:eastAsia="黑体"/>
+        </w:rPr>
         <w:t xml:space="preserve">、</w:t>
       </w:r>
       <m:oMath>
@@ -2482,7 +2709,7 @@
       </m:oMath>
       <w:r>
         <w:rPr>
-          <w:rFonts w:hint="eastAsia"/>
+          <w:rFonts w:hint="eastAsia" w:eastAsia="黑体"/>
         </w:rPr>
         <w:t xml:space="preserve">：</w:t>
       </w:r>
@@ -2565,6 +2792,9 @@
         </m:r>
       </m:oMath>
       <w:r>
+        <w:rPr>
+          <w:rFonts w:eastAsia="黑体"/>
+        </w:rPr>
         <w:t xml:space="preserve">。</w:t>
       </w:r>
     </w:p>
@@ -2578,7 +2808,7 @@
       </w:pPr>
       <w:r>
         <w:rPr>
-          <w:rFonts w:hint="eastAsia"/>
+          <w:rFonts w:hint="eastAsia" w:eastAsia="黑体"/>
         </w:rPr>
         <w:t xml:space="preserve">每个开关管电压应力：</w:t>
       </w:r>
@@ -2641,11 +2871,14 @@
       </m:oMath>
       <w:r>
         <w:rPr>
-          <w:rFonts w:hint="eastAsia"/>
+          <w:rFonts w:hint="eastAsia" w:eastAsia="黑体"/>
         </w:rPr>
         <w:t xml:space="preserve">（而非单管反激的</w:t>
       </w:r>
       <w:r>
+        <w:rPr>
+          <w:rFonts w:eastAsia="黑体"/>
+        </w:rPr>
         <w:t xml:space="preserve"> </w:t>
       </w:r>
       <m:oMath>
@@ -2688,7 +2921,7 @@
       </m:oMath>
       <w:r>
         <w:rPr>
-          <w:rFonts w:hint="eastAsia"/>
+          <w:rFonts w:hint="eastAsia" w:eastAsia="黑体"/>
         </w:rPr>
         <w:t xml:space="preserve">）。</w:t>
       </w:r>
@@ -2701,7 +2934,7 @@
       </w:pPr>
       <w:r>
         <w:rPr>
-          <w:rFonts w:hint="eastAsia"/>
+          <w:rFonts w:hint="eastAsia" w:eastAsia="黑体"/>
         </w:rPr>
         <w:t xml:space="preserve">常见器件型号</w:t>
       </w:r>
@@ -2716,7 +2949,7 @@
       </w:pPr>
       <w:r>
         <w:rPr>
-          <w:rFonts w:hint="eastAsia"/>
+          <w:rFonts w:hint="eastAsia" w:eastAsia="黑体"/>
         </w:rPr>
         <w:t xml:space="preserve">功率开关管：STB15NK50Z、IRFP460、IPW60R099C6。</w:t>
       </w:r>
@@ -2731,7 +2964,7 @@
       </w:pPr>
       <w:r>
         <w:rPr>
-          <w:rFonts w:hint="eastAsia"/>
+          <w:rFonts w:hint="eastAsia" w:eastAsia="黑体"/>
         </w:rPr>
         <w:t xml:space="preserve">钳位二极管：MUR460、STTH4R06（超快恢复）。</w:t>
       </w:r>
@@ -2746,7 +2979,7 @@
       </w:pPr>
       <w:r>
         <w:rPr>
-          <w:rFonts w:hint="eastAsia"/>
+          <w:rFonts w:hint="eastAsia" w:eastAsia="黑体"/>
         </w:rPr>
         <w:t xml:space="preserve">反激控制芯片：UC3842、NCP1377。</w:t>
       </w:r>
@@ -2759,7 +2992,7 @@
       </w:pPr>
       <w:r>
         <w:rPr>
-          <w:rFonts w:hint="eastAsia"/>
+          <w:rFonts w:hint="eastAsia" w:eastAsia="黑体"/>
         </w:rPr>
         <w:t xml:space="preserve">注意事项</w:t>
       </w:r>
@@ -2774,7 +3007,7 @@
       </w:pPr>
       <w:r>
         <w:rPr>
-          <w:rFonts w:hint="eastAsia"/>
+          <w:rFonts w:hint="eastAsia" w:eastAsia="黑体"/>
         </w:rPr>
         <w:t xml:space="preserve">两开关必须同相位同步驱动，任一驱动相位偏差都会导致直通或无法复位。</w:t>
       </w:r>
@@ -2789,16 +3022,19 @@
       </w:pPr>
       <w:r>
         <w:rPr>
-          <w:rFonts w:hint="eastAsia"/>
+          <w:rFonts w:hint="eastAsia" w:eastAsia="黑体"/>
         </w:rPr>
         <w:t xml:space="preserve">占空比需限制在</w:t>
       </w:r>
       <w:r>
+        <w:rPr>
+          <w:rFonts w:eastAsia="黑体"/>
+        </w:rPr>
         <w:t xml:space="preserve"> 0.5 </w:t>
       </w:r>
       <w:r>
         <w:rPr>
-          <w:rFonts w:hint="eastAsia"/>
+          <w:rFonts w:hint="eastAsia" w:eastAsia="黑体"/>
         </w:rPr>
         <w:t xml:space="preserve">以下，确保变压器励磁能量有足够时间复位。</w:t>
       </w:r>
@@ -2813,7 +3049,7 @@
       </w:pPr>
       <w:r>
         <w:rPr>
-          <w:rFonts w:hint="eastAsia"/>
+          <w:rFonts w:hint="eastAsia" w:eastAsia="黑体"/>
         </w:rPr>
         <w:t xml:space="preserve">相比单管反激，器件数量多、导通损耗略增，但耐压冗余大、可靠性高。</w:t>
       </w:r>
@@ -2828,11 +3064,14 @@
       </w:pPr>
       <w:r>
         <w:rPr>
-          <w:rFonts w:hint="eastAsia"/>
+          <w:rFonts w:hint="eastAsia" w:eastAsia="黑体"/>
         </w:rPr>
         <w:t xml:space="preserve">变压器漏感能量通过钳位二极管回馈输入，钳位回路走线需短以减小</w:t>
       </w:r>
       <w:r>
+        <w:rPr>
+          <w:rFonts w:eastAsia="黑体"/>
+        </w:rPr>
         <w:t xml:space="preserve"> EMI。</w:t>
       </w:r>
     </w:p>
@@ -2844,7 +3083,7 @@
       </w:pPr>
       <w:r>
         <w:rPr>
-          <w:rFonts w:hint="eastAsia"/>
+          <w:rFonts w:hint="eastAsia" w:eastAsia="黑体"/>
         </w:rPr>
         <w:t xml:space="preserve">参考资料</w:t>
       </w:r>
@@ -2858,6 +3097,9 @@
         </w:numPr>
       </w:pPr>
       <w:r>
+        <w:rPr>
+          <w:rFonts w:eastAsia="黑体"/>
+        </w:rPr>
         <w:t xml:space="preserve">Wikipedia: Flyback converter。</w:t>
       </w:r>
     </w:p>
@@ -2870,15 +3112,21 @@
         </w:numPr>
       </w:pPr>
       <w:r>
+        <w:rPr>
+          <w:rFonts w:eastAsia="黑体"/>
+        </w:rPr>
         <w:t xml:space="preserve">TI </w:t>
       </w:r>
       <w:r>
         <w:rPr>
-          <w:rFonts w:hint="eastAsia"/>
+          <w:rFonts w:hint="eastAsia" w:eastAsia="黑体"/>
         </w:rPr>
         <w:t xml:space="preserve">应用笔记</w:t>
       </w:r>
       <w:r>
+        <w:rPr>
+          <w:rFonts w:eastAsia="黑体"/>
+        </w:rPr>
         <w:t xml:space="preserve"> SNVA723《Designing Flyback Converters》。</w:t>
       </w:r>
     </w:p>
@@ -2892,16 +3140,19 @@
       </w:pPr>
       <w:r>
         <w:rPr>
-          <w:rFonts w:hint="eastAsia"/>
+          <w:rFonts w:hint="eastAsia" w:eastAsia="黑体"/>
         </w:rPr>
         <w:t xml:space="preserve">《开关电源设计》（Abraham</w:t>
       </w:r>
       <w:r>
+        <w:rPr>
+          <w:rFonts w:eastAsia="黑体"/>
+        </w:rPr>
         <w:t xml:space="preserve"> I. </w:t>
       </w:r>
       <w:r>
         <w:rPr>
-          <w:rFonts w:hint="eastAsia"/>
+          <w:rFonts w:hint="eastAsia" w:eastAsia="黑体"/>
         </w:rPr>
         <w:t xml:space="preserve">Pressman）。</w:t>
       </w:r>
@@ -2915,11 +3166,11 @@
       </w:pPr>
       <w:r>
         <w:rPr>
-          <w:rFonts w:ascii="Times New Roman" w:hAnsi="Times New Roman"/>
+          <w:rFonts w:ascii="Times New Roman" w:hAnsi="Times New Roman" w:eastAsia="黑体"/>
           <w:color w:val="555555"/>
           <w:sz w:val="21"/>
         </w:rPr>
-        <w:t>材料收集者：杜文杰</w:t>
+        <w:t>材料收集者：杜文杰，WX手机：19519196569，QQ:3478827729</w:t>
       </w:r>
     </w:p>
     <w:sectPr>
@@ -2939,7 +3190,7 @@
 </file>
 
 <file path=word/footer1.xml><?xml version="1.0" encoding="utf-8"?>
-<w:ftr xmlns:m="http://schemas.openxmlformats.org/officeDocument/2006/math" xmlns:mc="http://schemas.openxmlformats.org/markup-compatibility/2006" xmlns:mo="http://schemas.microsoft.com/office/mac/office/2008/main" xmlns:mv="urn:schemas-microsoft-com:mac:vml" xmlns:o="urn:schemas-microsoft-com:office:office" xmlns:r="http://schemas.openxmlformats.org/officeDocument/2006/relationships" xmlns:v="urn:schemas-microsoft-com:vml" xmlns:w10="urn:schemas-microsoft-com:office:word" xmlns:w14="http://schemas.microsoft.com/office/word/2010/wordml" xmlns:w="http://schemas.openxmlformats.org/wordprocessingml/2006/main" xmlns:wne="http://schemas.microsoft.com/office/word/2006/wordml" xmlns:wp14="http://schemas.microsoft.com/office/word/2010/wordprocessingDrawing" xmlns:wp="http://schemas.openxmlformats.org/drawingml/2006/wordprocessingDrawing" xmlns:wpc="http://schemas.microsoft.com/office/word/2010/wordprocessingCanvas" xmlns:wpg="http://schemas.microsoft.com/office/word/2010/wordprocessingGroup" xmlns:wpi="http://schemas.microsoft.com/office/word/2010/wordprocessingInk" xmlns:wps="http://schemas.microsoft.com/office/word/2010/wordprocessingShape" mc:Ignorable="w14 wp14">
+<w:ftr xmlns:mc="http://schemas.openxmlformats.org/markup-compatibility/2006" xmlns:w="http://schemas.openxmlformats.org/wordprocessingml/2006/main" xmlns:m="http://schemas.openxmlformats.org/officeDocument/2006/math" xmlns:mo="http://schemas.microsoft.com/office/mac/office/2008/main" xmlns:mv="urn:schemas-microsoft-com:mac:vml" xmlns:o="urn:schemas-microsoft-com:office:office" xmlns:r="http://schemas.openxmlformats.org/officeDocument/2006/relationships" xmlns:v="urn:schemas-microsoft-com:vml" xmlns:w10="urn:schemas-microsoft-com:office:word" xmlns:w14="http://schemas.microsoft.com/office/word/2010/wordml" xmlns:wne="http://schemas.microsoft.com/office/word/2006/wordml" xmlns:wp14="http://schemas.microsoft.com/office/word/2010/wordprocessingDrawing" xmlns:wp="http://schemas.openxmlformats.org/drawingml/2006/wordprocessingDrawing" xmlns:wpc="http://schemas.microsoft.com/office/word/2010/wordprocessingCanvas" xmlns:wpg="http://schemas.microsoft.com/office/word/2010/wordprocessingGroup" xmlns:wpi="http://schemas.microsoft.com/office/word/2010/wordprocessingInk" xmlns:wps="http://schemas.microsoft.com/office/word/2010/wordprocessingShape" mc:Ignorable="w14 wp14">
   <w:p>
     <w:pPr>
       <w:pStyle w:val="Footer"/>
@@ -2947,12 +3198,14 @@
     </w:pPr>
     <w:r>
       <w:rPr>
+        <w:rFonts w:eastAsia="黑体"/>
         <w:sz w:val="18"/>
       </w:rPr>
       <w:t xml:space="preserve">第 </w:t>
     </w:r>
     <w:r>
       <w:rPr>
+        <w:rFonts w:eastAsia="黑体"/>
         <w:sz w:val="18"/>
       </w:rPr>
       <w:fldChar w:fldCharType="begin"/>
@@ -2961,6 +3214,7 @@
     </w:r>
     <w:r>
       <w:rPr>
+        <w:rFonts w:eastAsia="黑体"/>
         <w:sz w:val="18"/>
       </w:rPr>
       <w:t xml:space="preserve"> 页</w:t>
@@ -2974,6 +3228,9 @@
   <w:footnote w:type="continuationSeparator" w:id="0">
     <w:p>
       <w:r>
+        <w:rPr>
+          <w:rFonts w:eastAsia="黑体"/>
+        </w:rPr>
         <w:continuationSeparator/>
       </w:r>
     </w:p>
@@ -2981,6 +3238,9 @@
   <w:footnote w:type="separator" w:id="-1">
     <w:p>
       <w:r>
+        <w:rPr>
+          <w:rFonts w:eastAsia="黑体"/>
+        </w:rPr>
         <w:separator/>
       </w:r>
     </w:p>
@@ -2989,7 +3249,7 @@
 </file>
 
 <file path=word/header1.xml><?xml version="1.0" encoding="utf-8"?>
-<w:hdr xmlns:m="http://schemas.openxmlformats.org/officeDocument/2006/math" xmlns:mc="http://schemas.openxmlformats.org/markup-compatibility/2006" xmlns:mo="http://schemas.microsoft.com/office/mac/office/2008/main" xmlns:mv="urn:schemas-microsoft-com:mac:vml" xmlns:o="urn:schemas-microsoft-com:office:office" xmlns:r="http://schemas.openxmlformats.org/officeDocument/2006/relationships" xmlns:v="urn:schemas-microsoft-com:vml" xmlns:w10="urn:schemas-microsoft-com:office:word" xmlns:w14="http://schemas.microsoft.com/office/word/2010/wordml" xmlns:w="http://schemas.openxmlformats.org/wordprocessingml/2006/main" xmlns:wne="http://schemas.microsoft.com/office/word/2006/wordml" xmlns:wp14="http://schemas.microsoft.com/office/word/2010/wordprocessingDrawing" xmlns:wp="http://schemas.openxmlformats.org/drawingml/2006/wordprocessingDrawing" xmlns:wpc="http://schemas.microsoft.com/office/word/2010/wordprocessingCanvas" xmlns:wpg="http://schemas.microsoft.com/office/word/2010/wordprocessingGroup" xmlns:wpi="http://schemas.microsoft.com/office/word/2010/wordprocessingInk" xmlns:wps="http://schemas.microsoft.com/office/word/2010/wordprocessingShape" mc:Ignorable="w14 wp14">
+<w:hdr xmlns:mc="http://schemas.openxmlformats.org/markup-compatibility/2006" xmlns:w="http://schemas.openxmlformats.org/wordprocessingml/2006/main" xmlns:m="http://schemas.openxmlformats.org/officeDocument/2006/math" xmlns:mo="http://schemas.microsoft.com/office/mac/office/2008/main" xmlns:mv="urn:schemas-microsoft-com:mac:vml" xmlns:o="urn:schemas-microsoft-com:office:office" xmlns:r="http://schemas.openxmlformats.org/officeDocument/2006/relationships" xmlns:v="urn:schemas-microsoft-com:vml" xmlns:w10="urn:schemas-microsoft-com:office:word" xmlns:w14="http://schemas.microsoft.com/office/word/2010/wordml" xmlns:wne="http://schemas.microsoft.com/office/word/2006/wordml" xmlns:wp14="http://schemas.microsoft.com/office/word/2010/wordprocessingDrawing" xmlns:wp="http://schemas.openxmlformats.org/drawingml/2006/wordprocessingDrawing" xmlns:wpc="http://schemas.microsoft.com/office/word/2010/wordprocessingCanvas" xmlns:wpg="http://schemas.microsoft.com/office/word/2010/wordprocessingGroup" xmlns:wpi="http://schemas.microsoft.com/office/word/2010/wordprocessingInk" xmlns:wps="http://schemas.microsoft.com/office/word/2010/wordprocessingShape" mc:Ignorable="w14 wp14">
   <w:p>
     <w:pPr>
       <w:pStyle w:val="Header"/>
@@ -2997,7 +3257,7 @@
     </w:pPr>
     <w:r>
       <w:rPr>
-        <w:rFonts w:ascii="Times New Roman" w:hAnsi="Times New Roman"/>
+        <w:rFonts w:ascii="Times New Roman" w:hAnsi="Times New Roman" w:eastAsia="黑体"/>
         <w:sz w:val="18"/>
         <w:rFonts w:eastAsia="黑体"/>
         <w:rFonts w:eastAsia="黑体"/>
@@ -3009,7 +3269,7 @@
 </file>
 
 <file path=word/numbering.xml><?xml version="1.0" encoding="utf-8"?>
-<w:numbering xmlns:m="http://schemas.openxmlformats.org/officeDocument/2006/math" xmlns:mc="http://schemas.openxmlformats.org/markup-compatibility/2006" xmlns:mo="http://schemas.microsoft.com/office/mac/office/2008/main" xmlns:mv="urn:schemas-microsoft-com:mac:vml" xmlns:o="urn:schemas-microsoft-com:office:office" xmlns:r="http://schemas.openxmlformats.org/officeDocument/2006/relationships" xmlns:v="urn:schemas-microsoft-com:vml" xmlns:w="http://schemas.openxmlformats.org/wordprocessingml/2006/main" xmlns:w10="urn:schemas-microsoft-com:office:word" xmlns:w14="http://schemas.microsoft.com/office/word/2010/wordml" xmlns:wne="http://schemas.microsoft.com/office/word/2006/wordml" xmlns:wp="http://schemas.openxmlformats.org/drawingml/2006/wordprocessingDrawing" xmlns:wp14="http://schemas.microsoft.com/office/word/2010/wordprocessingDrawing" xmlns:wpc="http://schemas.microsoft.com/office/word/2010/wordprocessingCanvas" xmlns:wpg="http://schemas.microsoft.com/office/word/2010/wordprocessingGroup" xmlns:wpi="http://schemas.microsoft.com/office/word/2010/wordprocessingInk" xmlns:wps="http://schemas.microsoft.com/office/word/2010/wordprocessingShape" mc:Ignorable="w14 wp14">
+<w:numbering xmlns:mc="http://schemas.openxmlformats.org/markup-compatibility/2006" xmlns:w="http://schemas.openxmlformats.org/wordprocessingml/2006/main" xmlns:m="http://schemas.openxmlformats.org/officeDocument/2006/math" xmlns:mo="http://schemas.microsoft.com/office/mac/office/2008/main" xmlns:mv="urn:schemas-microsoft-com:mac:vml" xmlns:o="urn:schemas-microsoft-com:office:office" xmlns:r="http://schemas.openxmlformats.org/officeDocument/2006/relationships" xmlns:v="urn:schemas-microsoft-com:vml" xmlns:w10="urn:schemas-microsoft-com:office:word" xmlns:w14="http://schemas.microsoft.com/office/word/2010/wordml" xmlns:wne="http://schemas.microsoft.com/office/word/2006/wordml" xmlns:wp="http://schemas.openxmlformats.org/drawingml/2006/wordprocessingDrawing" xmlns:wp14="http://schemas.microsoft.com/office/word/2010/wordprocessingDrawing" xmlns:wpc="http://schemas.microsoft.com/office/word/2010/wordprocessingCanvas" xmlns:wpg="http://schemas.microsoft.com/office/word/2010/wordprocessingGroup" xmlns:wpi="http://schemas.microsoft.com/office/word/2010/wordprocessingInk" xmlns:wps="http://schemas.microsoft.com/office/word/2010/wordprocessingShape" mc:Ignorable="w14 wp14">
   <w:abstractNum w:abstractNumId="0">
     <w:nsid w:val="FFFFFF7C"/>
     <w:multiLevelType w:val="singleLevel"/>
@@ -3096,7 +3356,7 @@
         <w:ind w:hanging="360" w:left="1440"/>
       </w:pPr>
       <w:rPr>
-        <w:rFonts w:ascii="Symbol" w:hAnsi="Symbol" w:hint="default"/>
+        <w:rFonts w:ascii="Symbol" w:hAnsi="Symbol" w:hint="default" w:eastAsia="黑体"/>
       </w:rPr>
     </w:lvl>
   </w:abstractNum>
@@ -3117,7 +3377,7 @@
         <w:ind w:hanging="360" w:left="1080"/>
       </w:pPr>
       <w:rPr>
-        <w:rFonts w:ascii="Symbol" w:hAnsi="Symbol" w:hint="default"/>
+        <w:rFonts w:ascii="Symbol" w:hAnsi="Symbol" w:hint="default" w:eastAsia="黑体"/>
       </w:rPr>
     </w:lvl>
   </w:abstractNum>
@@ -3138,7 +3398,7 @@
         <w:ind w:hanging="360" w:left="720"/>
       </w:pPr>
       <w:rPr>
-        <w:rFonts w:ascii="Symbol" w:hAnsi="Symbol" w:hint="default"/>
+        <w:rFonts w:ascii="Symbol" w:hAnsi="Symbol" w:hint="default" w:eastAsia="黑体"/>
       </w:rPr>
     </w:lvl>
   </w:abstractNum>
@@ -3177,7 +3437,7 @@
         <w:ind w:hanging="360" w:left="360"/>
       </w:pPr>
       <w:rPr>
-        <w:rFonts w:ascii="Symbol" w:hAnsi="Symbol" w:hint="default"/>
+        <w:rFonts w:ascii="Symbol" w:hAnsi="Symbol" w:hint="default" w:eastAsia="黑体"/>
       </w:rPr>
     </w:lvl>
   </w:abstractNum>
@@ -3268,7 +3528,7 @@
         <w:ind w:left="720" w:hanging="360"/>
       </w:pPr>
       <w:rPr>
-        <w:rFonts w:ascii="Symbol" w:hAnsi="Symbol" w:cs="Symbol" w:hint="default"/>
+        <w:rFonts w:ascii="Symbol" w:hAnsi="Symbol" w:cs="Symbol" w:hint="default" w:eastAsia="黑体"/>
       </w:rPr>
     </w:lvl>
     <w:lvl w:ilvl="1">
@@ -3279,7 +3539,7 @@
         <w:ind w:left="1440" w:hanging="360"/>
       </w:pPr>
       <w:rPr>
-        <w:rFonts w:ascii="Courier New" w:hAnsi="Courier New" w:cs="Courier New" w:hint="default"/>
+        <w:rFonts w:ascii="Courier New" w:hAnsi="Courier New" w:cs="Courier New" w:hint="default" w:eastAsia="黑体"/>
       </w:rPr>
     </w:lvl>
     <w:lvl w:ilvl="2">
@@ -3290,7 +3550,7 @@
         <w:ind w:left="2160" w:hanging="360"/>
       </w:pPr>
       <w:rPr>
-        <w:rFonts w:ascii="Wingdings" w:hAnsi="Wingdings" w:cs="Wingdings" w:hint="default"/>
+        <w:rFonts w:ascii="Wingdings" w:hAnsi="Wingdings" w:cs="Wingdings" w:hint="default" w:eastAsia="黑体"/>
       </w:rPr>
     </w:lvl>
     <w:lvl w:ilvl="3">
@@ -3301,7 +3561,7 @@
         <w:ind w:left="2880" w:hanging="360"/>
       </w:pPr>
       <w:rPr>
-        <w:rFonts w:ascii="Symbol" w:hAnsi="Symbol" w:cs="Symbol" w:hint="default"/>
+        <w:rFonts w:ascii="Symbol" w:hAnsi="Symbol" w:cs="Symbol" w:hint="default" w:eastAsia="黑体"/>
       </w:rPr>
     </w:lvl>
     <w:lvl w:ilvl="4">
@@ -3312,7 +3572,7 @@
         <w:ind w:left="3600" w:hanging="360"/>
       </w:pPr>
       <w:rPr>
-        <w:rFonts w:ascii="Courier New" w:hAnsi="Courier New" w:cs="Courier New" w:hint="default"/>
+        <w:rFonts w:ascii="Courier New" w:hAnsi="Courier New" w:cs="Courier New" w:hint="default" w:eastAsia="黑体"/>
       </w:rPr>
     </w:lvl>
     <w:lvl w:ilvl="5">
@@ -3323,7 +3583,7 @@
         <w:ind w:left="4320" w:hanging="360"/>
       </w:pPr>
       <w:rPr>
-        <w:rFonts w:ascii="Wingdings" w:hAnsi="Wingdings" w:cs="Wingdings" w:hint="default"/>
+        <w:rFonts w:ascii="Wingdings" w:hAnsi="Wingdings" w:cs="Wingdings" w:hint="default" w:eastAsia="黑体"/>
       </w:rPr>
     </w:lvl>
     <w:lvl w:ilvl="6">
@@ -3334,7 +3594,7 @@
         <w:ind w:left="5040" w:hanging="360"/>
       </w:pPr>
       <w:rPr>
-        <w:rFonts w:ascii="Symbol" w:hAnsi="Symbol" w:cs="Symbol" w:hint="default"/>
+        <w:rFonts w:ascii="Symbol" w:hAnsi="Symbol" w:cs="Symbol" w:hint="default" w:eastAsia="黑体"/>
       </w:rPr>
     </w:lvl>
     <w:lvl w:ilvl="7">
@@ -3345,7 +3605,7 @@
         <w:ind w:left="5760" w:hanging="360"/>
       </w:pPr>
       <w:rPr>
-        <w:rFonts w:ascii="Courier New" w:hAnsi="Courier New" w:cs="Courier New" w:hint="default"/>
+        <w:rFonts w:ascii="Courier New" w:hAnsi="Courier New" w:cs="Courier New" w:hint="default" w:eastAsia="黑体"/>
       </w:rPr>
     </w:lvl>
     <w:lvl w:ilvl="8">
@@ -3356,7 +3616,7 @@
         <w:ind w:left="6480" w:hanging="360"/>
       </w:pPr>
       <w:rPr>
-        <w:rFonts w:ascii="Wingdings" w:hAnsi="Wingdings" w:cs="Wingdings" w:hint="default"/>
+        <w:rFonts w:ascii="Wingdings" w:hAnsi="Wingdings" w:cs="Wingdings" w:hint="default" w:eastAsia="黑体"/>
       </w:rPr>
     </w:lvl>
   </w:abstractNum>
@@ -3412,11 +3672,11 @@
 </file>
 
 <file path=word/styles.xml><?xml version="1.0" encoding="utf-8"?>
-<w:styles xmlns:mc="http://schemas.openxmlformats.org/markup-compatibility/2006" xmlns:r="http://schemas.openxmlformats.org/officeDocument/2006/relationships" xmlns:w="http://schemas.openxmlformats.org/wordprocessingml/2006/main" xmlns:w14="http://schemas.microsoft.com/office/word/2010/wordml" mc:Ignorable="w14">
+<w:styles xmlns:mc="http://schemas.openxmlformats.org/markup-compatibility/2006" xmlns:w="http://schemas.openxmlformats.org/wordprocessingml/2006/main" xmlns:r="http://schemas.openxmlformats.org/officeDocument/2006/relationships" xmlns:w14="http://schemas.microsoft.com/office/word/2010/wordml" mc:Ignorable="w14">
   <w:docDefaults>
     <w:rPrDefault>
       <w:rPr>
-        <w:rFonts w:asciiTheme="minorHAnsi" w:cstheme="minorBidi" w:eastAsiaTheme="minorEastAsia" w:hAnsiTheme="minorHAnsi"/>
+        <w:rFonts w:asciiTheme="minorHAnsi" w:cstheme="minorBidi" w:hAnsiTheme="minorHAnsi" w:eastAsia="黑体"/>
         <w:sz w:val="22"/>
         <w:szCs w:val="22"/>
         <w:lang w:bidi="ar-SA" w:eastAsia="en-US" w:val="en-US"/>
@@ -3638,7 +3898,7 @@
       <w:outlineLvl w:val="0"/>
     </w:pPr>
     <w:rPr>
-      <w:rFonts w:ascii="Times New Roman" w:asciiTheme="majorHAnsi" w:cstheme="majorBidi" w:eastAsia="黑体" w:eastAsiaTheme="majorEastAsia" w:hAnsi="Times New Roman" w:hAnsiTheme="majorHAnsi"/>
+      <w:rFonts w:ascii="Times New Roman" w:asciiTheme="majorHAnsi" w:cstheme="majorBidi" w:eastAsia="黑体" w:hAnsi="Times New Roman" w:hAnsiTheme="majorHAnsi"/>
       <w:b/>
       <w:bCs/>
       <w:color w:val="1F3864"/>
@@ -3662,7 +3922,7 @@
       <w:outlineLvl w:val="1"/>
     </w:pPr>
     <w:rPr>
-      <w:rFonts w:ascii="Times New Roman" w:asciiTheme="majorHAnsi" w:cstheme="majorBidi" w:eastAsia="黑体" w:eastAsiaTheme="majorEastAsia" w:hAnsi="Times New Roman" w:hAnsiTheme="majorHAnsi"/>
+      <w:rFonts w:ascii="Times New Roman" w:asciiTheme="majorHAnsi" w:cstheme="majorBidi" w:eastAsia="黑体" w:hAnsi="Times New Roman" w:hAnsiTheme="majorHAnsi"/>
       <w:b/>
       <w:bCs/>
       <w:color w:val="2E4E7E"/>
@@ -3686,7 +3946,7 @@
       <w:outlineLvl w:val="2"/>
     </w:pPr>
     <w:rPr>
-      <w:rFonts w:ascii="Times New Roman" w:asciiTheme="majorHAnsi" w:cstheme="majorBidi" w:eastAsia="黑体" w:eastAsiaTheme="majorEastAsia" w:hAnsi="Times New Roman" w:hAnsiTheme="majorHAnsi"/>
+      <w:rFonts w:ascii="Times New Roman" w:asciiTheme="majorHAnsi" w:cstheme="majorBidi" w:eastAsia="黑体" w:hAnsi="Times New Roman" w:hAnsiTheme="majorHAnsi"/>
       <w:b/>
       <w:bCs/>
       <w:color w:val="2E4E7E"/>
@@ -3710,7 +3970,7 @@
       <w:outlineLvl w:val="3"/>
     </w:pPr>
     <w:rPr>
-      <w:rFonts w:ascii="Times New Roman" w:asciiTheme="majorHAnsi" w:cstheme="majorBidi" w:eastAsia="黑体" w:eastAsiaTheme="majorEastAsia" w:hAnsi="Times New Roman" w:hAnsiTheme="majorHAnsi"/>
+      <w:rFonts w:ascii="Times New Roman" w:asciiTheme="majorHAnsi" w:cstheme="majorBidi" w:eastAsia="黑体" w:hAnsi="Times New Roman" w:hAnsiTheme="majorHAnsi"/>
       <w:b/>
       <w:bCs/>
       <w:i/>
@@ -3736,7 +3996,7 @@
       <w:outlineLvl w:val="4"/>
     </w:pPr>
     <w:rPr>
-      <w:rFonts w:ascii="Times New Roman" w:asciiTheme="majorHAnsi" w:cstheme="majorBidi" w:eastAsia="黑体" w:eastAsiaTheme="majorEastAsia" w:hAnsi="Times New Roman" w:hAnsiTheme="majorHAnsi"/>
+      <w:rFonts w:ascii="Times New Roman" w:asciiTheme="majorHAnsi" w:cstheme="majorBidi" w:eastAsia="黑体" w:hAnsi="Times New Roman" w:hAnsiTheme="majorHAnsi"/>
       <w:b/>
       <w:color w:val="333333"/>
       <w:sz w:val="22"/>
@@ -3759,7 +4019,7 @@
       <w:outlineLvl w:val="5"/>
     </w:pPr>
     <w:rPr>
-      <w:rFonts w:asciiTheme="majorHAnsi" w:cstheme="majorBidi" w:eastAsiaTheme="majorEastAsia" w:hAnsiTheme="majorHAnsi"/>
+      <w:rFonts w:asciiTheme="majorHAnsi" w:cstheme="majorBidi" w:hAnsiTheme="majorHAnsi" w:eastAsia="黑体"/>
       <w:i/>
       <w:iCs/>
       <w:color w:themeColor="accent1" w:themeShade="7F" w:val="243F60"/>
@@ -3782,7 +4042,7 @@
       <w:outlineLvl w:val="6"/>
     </w:pPr>
     <w:rPr>
-      <w:rFonts w:asciiTheme="majorHAnsi" w:cstheme="majorBidi" w:eastAsiaTheme="majorEastAsia" w:hAnsiTheme="majorHAnsi"/>
+      <w:rFonts w:asciiTheme="majorHAnsi" w:cstheme="majorBidi" w:hAnsiTheme="majorHAnsi" w:eastAsia="黑体"/>
       <w:i/>
       <w:iCs/>
       <w:color w:themeColor="text1" w:themeTint="BF" w:val="404040"/>
@@ -3805,7 +4065,7 @@
       <w:outlineLvl w:val="7"/>
     </w:pPr>
     <w:rPr>
-      <w:rFonts w:asciiTheme="majorHAnsi" w:cstheme="majorBidi" w:eastAsiaTheme="majorEastAsia" w:hAnsiTheme="majorHAnsi"/>
+      <w:rFonts w:asciiTheme="majorHAnsi" w:cstheme="majorBidi" w:hAnsiTheme="majorHAnsi" w:eastAsia="黑体"/>
       <w:color w:themeColor="accent1" w:val="4F81BD"/>
       <w:sz w:val="20"/>
       <w:szCs w:val="20"/>
@@ -3828,7 +4088,7 @@
       <w:outlineLvl w:val="8"/>
     </w:pPr>
     <w:rPr>
-      <w:rFonts w:asciiTheme="majorHAnsi" w:cstheme="majorBidi" w:eastAsiaTheme="majorEastAsia" w:hAnsiTheme="majorHAnsi"/>
+      <w:rFonts w:asciiTheme="majorHAnsi" w:cstheme="majorBidi" w:hAnsiTheme="majorHAnsi" w:eastAsia="黑体"/>
       <w:i/>
       <w:iCs/>
       <w:color w:themeColor="text1" w:themeTint="BF" w:val="404040"/>
@@ -3879,7 +4139,7 @@
     <w:uiPriority w:val="9"/>
     <w:rsid w:val="00FC693F"/>
     <w:rPr>
-      <w:rFonts w:asciiTheme="majorHAnsi" w:cstheme="majorBidi" w:eastAsiaTheme="majorEastAsia" w:hAnsiTheme="majorHAnsi"/>
+      <w:rFonts w:asciiTheme="majorHAnsi" w:cstheme="majorBidi" w:hAnsiTheme="majorHAnsi" w:eastAsia="黑体"/>
       <w:b/>
       <w:bCs/>
       <w:color w:themeColor="accent1" w:themeShade="BF" w:val="365F91"/>
@@ -3894,7 +4154,7 @@
     <w:uiPriority w:val="9"/>
     <w:rsid w:val="00FC693F"/>
     <w:rPr>
-      <w:rFonts w:asciiTheme="majorHAnsi" w:cstheme="majorBidi" w:eastAsiaTheme="majorEastAsia" w:hAnsiTheme="majorHAnsi"/>
+      <w:rFonts w:asciiTheme="majorHAnsi" w:cstheme="majorBidi" w:hAnsiTheme="majorHAnsi" w:eastAsia="黑体"/>
       <w:b/>
       <w:bCs/>
       <w:color w:themeColor="accent1" w:val="4F81BD"/>
@@ -3909,7 +4169,7 @@
     <w:uiPriority w:val="9"/>
     <w:rsid w:val="00FC693F"/>
     <w:rPr>
-      <w:rFonts w:asciiTheme="majorHAnsi" w:cstheme="majorBidi" w:eastAsiaTheme="majorEastAsia" w:hAnsiTheme="majorHAnsi"/>
+      <w:rFonts w:asciiTheme="majorHAnsi" w:cstheme="majorBidi" w:hAnsiTheme="majorHAnsi" w:eastAsia="黑体"/>
       <w:b/>
       <w:bCs/>
       <w:color w:themeColor="accent1" w:val="4F81BD"/>
@@ -3932,7 +4192,7 @@
       <w:contextualSpacing/>
     </w:pPr>
     <w:rPr>
-      <w:rFonts w:ascii="Times New Roman" w:asciiTheme="majorHAnsi" w:cstheme="majorBidi" w:eastAsia="黑体" w:eastAsiaTheme="majorEastAsia" w:hAnsi="Times New Roman" w:hAnsiTheme="majorHAnsi"/>
+      <w:rFonts w:ascii="Times New Roman" w:asciiTheme="majorHAnsi" w:cstheme="majorBidi" w:eastAsia="黑体" w:hAnsi="Times New Roman" w:hAnsiTheme="majorHAnsi"/>
       <w:b/>
       <w:color w:val="1F3864"/>
       <w:spacing w:val="5"/>
@@ -3948,7 +4208,7 @@
     <w:uiPriority w:val="10"/>
     <w:rsid w:val="00FC693F"/>
     <w:rPr>
-      <w:rFonts w:asciiTheme="majorHAnsi" w:cstheme="majorBidi" w:eastAsiaTheme="majorEastAsia" w:hAnsiTheme="majorHAnsi"/>
+      <w:rFonts w:asciiTheme="majorHAnsi" w:cstheme="majorBidi" w:hAnsiTheme="majorHAnsi" w:eastAsia="黑体"/>
       <w:color w:themeColor="text2" w:themeShade="BF" w:val="17365D"/>
       <w:spacing w:val="5"/>
       <w:kern w:val="28"/>
@@ -3970,7 +4230,7 @@
       </w:numPr>
     </w:pPr>
     <w:rPr>
-      <w:rFonts w:asciiTheme="majorHAnsi" w:cstheme="majorBidi" w:eastAsiaTheme="majorEastAsia" w:hAnsiTheme="majorHAnsi"/>
+      <w:rFonts w:asciiTheme="majorHAnsi" w:cstheme="majorBidi" w:hAnsiTheme="majorHAnsi" w:eastAsia="黑体"/>
       <w:i/>
       <w:iCs/>
       <w:color w:themeColor="accent1" w:val="4F81BD"/>
@@ -3986,7 +4246,7 @@
     <w:uiPriority w:val="11"/>
     <w:rsid w:val="00FC693F"/>
     <w:rPr>
-      <w:rFonts w:asciiTheme="majorHAnsi" w:cstheme="majorBidi" w:eastAsiaTheme="majorEastAsia" w:hAnsiTheme="majorHAnsi"/>
+      <w:rFonts w:asciiTheme="majorHAnsi" w:cstheme="majorBidi" w:hAnsiTheme="majorHAnsi" w:eastAsia="黑体"/>
       <w:i/>
       <w:iCs/>
       <w:color w:themeColor="accent1" w:val="4F81BD"/>
@@ -4053,6 +4313,7 @@
       <w:spacing w:after="120"/>
     </w:pPr>
     <w:rPr>
+      <w:rFonts w:eastAsia="黑体"/>
       <w:sz w:val="16"/>
       <w:szCs w:val="16"/>
     </w:rPr>
@@ -4064,6 +4325,7 @@
     <w:uiPriority w:val="99"/>
     <w:rsid w:val="00AA1D8D"/>
     <w:rPr>
+      <w:rFonts w:eastAsia="黑体"/>
       <w:sz w:val="16"/>
       <w:szCs w:val="16"/>
     </w:rPr>
@@ -4233,7 +4495,7 @@
       </w:tabs>
     </w:pPr>
     <w:rPr>
-      <w:rFonts w:ascii="Courier" w:hAnsi="Courier"/>
+      <w:rFonts w:ascii="Courier" w:hAnsi="Courier" w:eastAsia="黑体"/>
       <w:sz w:val="20"/>
       <w:szCs w:val="20"/>
     </w:rPr>
@@ -4245,7 +4507,7 @@
     <w:uiPriority w:val="99"/>
     <w:rsid w:val="0029639D"/>
     <w:rPr>
-      <w:rFonts w:ascii="Courier" w:hAnsi="Courier"/>
+      <w:rFonts w:ascii="Courier" w:hAnsi="Courier" w:eastAsia="黑体"/>
       <w:sz w:val="20"/>
       <w:szCs w:val="20"/>
     </w:rPr>
@@ -4281,6 +4543,7 @@
     <w:uiPriority w:val="29"/>
     <w:rsid w:val="00FC693F"/>
     <w:rPr>
+      <w:rFonts w:eastAsia="黑体"/>
       <w:i/>
       <w:iCs/>
       <w:color w:themeColor="text1" w:val="000000"/>
@@ -4294,7 +4557,7 @@
     <w:semiHidden/>
     <w:rsid w:val="00FC693F"/>
     <w:rPr>
-      <w:rFonts w:asciiTheme="majorHAnsi" w:cstheme="majorBidi" w:eastAsiaTheme="majorEastAsia" w:hAnsiTheme="majorHAnsi"/>
+      <w:rFonts w:asciiTheme="majorHAnsi" w:cstheme="majorBidi" w:hAnsiTheme="majorHAnsi" w:eastAsia="黑体"/>
       <w:b/>
       <w:bCs/>
       <w:i/>
@@ -4310,7 +4573,7 @@
     <w:semiHidden/>
     <w:rsid w:val="00FC693F"/>
     <w:rPr>
-      <w:rFonts w:asciiTheme="majorHAnsi" w:cstheme="majorBidi" w:eastAsiaTheme="majorEastAsia" w:hAnsiTheme="majorHAnsi"/>
+      <w:rFonts w:asciiTheme="majorHAnsi" w:cstheme="majorBidi" w:hAnsiTheme="majorHAnsi" w:eastAsia="黑体"/>
       <w:color w:themeColor="accent1" w:themeShade="7F" w:val="243F60"/>
     </w:rPr>
   </w:style>
@@ -4322,7 +4585,7 @@
     <w:semiHidden/>
     <w:rsid w:val="00FC693F"/>
     <w:rPr>
-      <w:rFonts w:asciiTheme="majorHAnsi" w:cstheme="majorBidi" w:eastAsiaTheme="majorEastAsia" w:hAnsiTheme="majorHAnsi"/>
+      <w:rFonts w:asciiTheme="majorHAnsi" w:cstheme="majorBidi" w:hAnsiTheme="majorHAnsi" w:eastAsia="黑体"/>
       <w:i/>
       <w:iCs/>
       <w:color w:themeColor="accent1" w:themeShade="7F" w:val="243F60"/>
@@ -4336,7 +4599,7 @@
     <w:semiHidden/>
     <w:rsid w:val="00FC693F"/>
     <w:rPr>
-      <w:rFonts w:asciiTheme="majorHAnsi" w:cstheme="majorBidi" w:eastAsiaTheme="majorEastAsia" w:hAnsiTheme="majorHAnsi"/>
+      <w:rFonts w:asciiTheme="majorHAnsi" w:cstheme="majorBidi" w:hAnsiTheme="majorHAnsi" w:eastAsia="黑体"/>
       <w:i/>
       <w:iCs/>
       <w:color w:themeColor="text1" w:themeTint="BF" w:val="404040"/>
@@ -4350,7 +4613,7 @@
     <w:semiHidden/>
     <w:rsid w:val="00FC693F"/>
     <w:rPr>
-      <w:rFonts w:asciiTheme="majorHAnsi" w:cstheme="majorBidi" w:eastAsiaTheme="majorEastAsia" w:hAnsiTheme="majorHAnsi"/>
+      <w:rFonts w:asciiTheme="majorHAnsi" w:cstheme="majorBidi" w:hAnsiTheme="majorHAnsi" w:eastAsia="黑体"/>
       <w:color w:themeColor="accent1" w:val="4F81BD"/>
       <w:sz w:val="20"/>
       <w:szCs w:val="20"/>
@@ -4364,7 +4627,7 @@
     <w:semiHidden/>
     <w:rsid w:val="00FC693F"/>
     <w:rPr>
-      <w:rFonts w:asciiTheme="majorHAnsi" w:cstheme="majorBidi" w:eastAsiaTheme="majorEastAsia" w:hAnsiTheme="majorHAnsi"/>
+      <w:rFonts w:asciiTheme="majorHAnsi" w:cstheme="majorBidi" w:hAnsiTheme="majorHAnsi" w:eastAsia="黑体"/>
       <w:i/>
       <w:iCs/>
       <w:color w:themeColor="text1" w:themeTint="BF" w:val="404040"/>
@@ -4385,6 +4648,7 @@
       <w:spacing w:line="240" w:lineRule="auto"/>
     </w:pPr>
     <w:rPr>
+      <w:rFonts w:eastAsia="黑体"/>
       <w:b/>
       <w:bCs/>
       <w:color w:themeColor="accent1" w:val="4F81BD"/>
@@ -4399,6 +4663,7 @@
     <w:qFormat/>
     <w:rsid w:val="00FC693F"/>
     <w:rPr>
+      <w:rFonts w:eastAsia="黑体"/>
       <w:b/>
       <w:bCs/>
     </w:rPr>
@@ -4410,6 +4675,7 @@
     <w:qFormat/>
     <w:rsid w:val="00FC693F"/>
     <w:rPr>
+      <w:rFonts w:eastAsia="黑体"/>
       <w:i/>
       <w:iCs/>
     </w:rPr>
@@ -4430,6 +4696,7 @@
       <w:ind w:left="936" w:right="936"/>
     </w:pPr>
     <w:rPr>
+      <w:rFonts w:eastAsia="黑体"/>
       <w:b/>
       <w:bCs/>
       <w:i/>
@@ -4444,6 +4711,7 @@
     <w:uiPriority w:val="30"/>
     <w:rsid w:val="00FC693F"/>
     <w:rPr>
+      <w:rFonts w:eastAsia="黑体"/>
       <w:b/>
       <w:bCs/>
       <w:i/>
@@ -4458,6 +4726,7 @@
     <w:qFormat/>
     <w:rsid w:val="00FC693F"/>
     <w:rPr>
+      <w:rFonts w:eastAsia="黑体"/>
       <w:i/>
       <w:iCs/>
       <w:color w:themeColor="text1" w:themeTint="7F" w:val="808080"/>
@@ -4470,6 +4739,7 @@
     <w:qFormat/>
     <w:rsid w:val="00FC693F"/>
     <w:rPr>
+      <w:rFonts w:eastAsia="黑体"/>
       <w:b/>
       <w:bCs/>
       <w:i/>
@@ -4484,6 +4754,7 @@
     <w:qFormat/>
     <w:rsid w:val="00FC693F"/>
     <w:rPr>
+      <w:rFonts w:eastAsia="黑体"/>
       <w:smallCaps/>
       <w:color w:themeColor="accent2" w:val="C0504D"/>
       <w:u w:val="single"/>
@@ -4496,6 +4767,7 @@
     <w:qFormat/>
     <w:rsid w:val="00FC693F"/>
     <w:rPr>
+      <w:rFonts w:eastAsia="黑体"/>
       <w:b/>
       <w:bCs/>
       <w:smallCaps/>
@@ -4511,6 +4783,7 @@
     <w:qFormat/>
     <w:rsid w:val="00FC693F"/>
     <w:rPr>
+      <w:rFonts w:eastAsia="黑体"/>
       <w:b/>
       <w:bCs/>
       <w:smallCaps/>
@@ -4565,6 +4838,7 @@
       <w:spacing w:after="0" w:line="240" w:lineRule="auto"/>
     </w:pPr>
     <w:rPr>
+      <w:rFonts w:eastAsia="黑体"/>
       <w:color w:themeColor="text1" w:themeShade="BF" w:val="000000"/>
     </w:rPr>
     <w:tblPr>
@@ -4587,6 +4861,7 @@
         <w:spacing w:after="0" w:before="0" w:line="240" w:lineRule="auto"/>
       </w:pPr>
       <w:rPr>
+        <w:rFonts w:eastAsia="黑体"/>
         <w:b/>
         <w:bCs/>
       </w:rPr>
@@ -4607,6 +4882,7 @@
         <w:spacing w:after="0" w:before="0" w:line="240" w:lineRule="auto"/>
       </w:pPr>
       <w:rPr>
+        <w:rFonts w:eastAsia="黑体"/>
         <w:b/>
         <w:bCs/>
       </w:rPr>
@@ -4624,12 +4900,14 @@
     </w:tblStylePr>
     <w:tblStylePr w:type="firstCol">
       <w:rPr>
+        <w:rFonts w:eastAsia="黑体"/>
         <w:b/>
         <w:bCs/>
       </w:rPr>
     </w:tblStylePr>
     <w:tblStylePr w:type="lastCol">
       <w:rPr>
+        <w:rFonts w:eastAsia="黑体"/>
         <w:b/>
         <w:bCs/>
       </w:rPr>
@@ -4668,6 +4946,7 @@
       <w:spacing w:after="0" w:line="240" w:lineRule="auto"/>
     </w:pPr>
     <w:rPr>
+      <w:rFonts w:eastAsia="黑体"/>
       <w:color w:themeColor="accent1" w:themeShade="BF" w:val="365F91"/>
     </w:rPr>
     <w:tblPr>
@@ -4690,6 +4969,7 @@
         <w:spacing w:after="0" w:before="0" w:line="240" w:lineRule="auto"/>
       </w:pPr>
       <w:rPr>
+        <w:rFonts w:eastAsia="黑体"/>
         <w:b/>
         <w:bCs/>
       </w:rPr>
@@ -4710,6 +4990,7 @@
         <w:spacing w:after="0" w:before="0" w:line="240" w:lineRule="auto"/>
       </w:pPr>
       <w:rPr>
+        <w:rFonts w:eastAsia="黑体"/>
         <w:b/>
         <w:bCs/>
       </w:rPr>
@@ -4727,12 +5008,14 @@
     </w:tblStylePr>
     <w:tblStylePr w:type="firstCol">
       <w:rPr>
+        <w:rFonts w:eastAsia="黑体"/>
         <w:b/>
         <w:bCs/>
       </w:rPr>
     </w:tblStylePr>
     <w:tblStylePr w:type="lastCol">
       <w:rPr>
+        <w:rFonts w:eastAsia="黑体"/>
         <w:b/>
         <w:bCs/>
       </w:rPr>
@@ -4771,6 +5054,7 @@
       <w:spacing w:after="0" w:line="240" w:lineRule="auto"/>
     </w:pPr>
     <w:rPr>
+      <w:rFonts w:eastAsia="黑体"/>
       <w:color w:themeColor="accent2" w:themeShade="BF" w:val="943634"/>
     </w:rPr>
     <w:tblPr>
@@ -4793,6 +5077,7 @@
         <w:spacing w:after="0" w:before="0" w:line="240" w:lineRule="auto"/>
       </w:pPr>
       <w:rPr>
+        <w:rFonts w:eastAsia="黑体"/>
         <w:b/>
         <w:bCs/>
       </w:rPr>
@@ -4813,6 +5098,7 @@
         <w:spacing w:after="0" w:before="0" w:line="240" w:lineRule="auto"/>
       </w:pPr>
       <w:rPr>
+        <w:rFonts w:eastAsia="黑体"/>
         <w:b/>
         <w:bCs/>
       </w:rPr>
@@ -4830,12 +5116,14 @@
     </w:tblStylePr>
     <w:tblStylePr w:type="firstCol">
       <w:rPr>
+        <w:rFonts w:eastAsia="黑体"/>
         <w:b/>
         <w:bCs/>
       </w:rPr>
     </w:tblStylePr>
     <w:tblStylePr w:type="lastCol">
       <w:rPr>
+        <w:rFonts w:eastAsia="黑体"/>
         <w:b/>
         <w:bCs/>
       </w:rPr>
@@ -4874,6 +5162,7 @@
       <w:spacing w:after="0" w:line="240" w:lineRule="auto"/>
     </w:pPr>
     <w:rPr>
+      <w:rFonts w:eastAsia="黑体"/>
       <w:color w:themeColor="accent3" w:themeShade="BF" w:val="76923C"/>
     </w:rPr>
     <w:tblPr>
@@ -4896,6 +5185,7 @@
         <w:spacing w:after="0" w:before="0" w:line="240" w:lineRule="auto"/>
       </w:pPr>
       <w:rPr>
+        <w:rFonts w:eastAsia="黑体"/>
         <w:b/>
         <w:bCs/>
       </w:rPr>
@@ -4916,6 +5206,7 @@
         <w:spacing w:after="0" w:before="0" w:line="240" w:lineRule="auto"/>
       </w:pPr>
       <w:rPr>
+        <w:rFonts w:eastAsia="黑体"/>
         <w:b/>
         <w:bCs/>
       </w:rPr>
@@ -4933,12 +5224,14 @@
     </w:tblStylePr>
     <w:tblStylePr w:type="firstCol">
       <w:rPr>
+        <w:rFonts w:eastAsia="黑体"/>
         <w:b/>
         <w:bCs/>
       </w:rPr>
     </w:tblStylePr>
     <w:tblStylePr w:type="lastCol">
       <w:rPr>
+        <w:rFonts w:eastAsia="黑体"/>
         <w:b/>
         <w:bCs/>
       </w:rPr>
@@ -4977,6 +5270,7 @@
       <w:spacing w:after="0" w:line="240" w:lineRule="auto"/>
     </w:pPr>
     <w:rPr>
+      <w:rFonts w:eastAsia="黑体"/>
       <w:color w:themeColor="accent4" w:themeShade="BF" w:val="5F497A"/>
     </w:rPr>
     <w:tblPr>
@@ -4999,6 +5293,7 @@
         <w:spacing w:after="0" w:before="0" w:line="240" w:lineRule="auto"/>
       </w:pPr>
       <w:rPr>
+        <w:rFonts w:eastAsia="黑体"/>
         <w:b/>
         <w:bCs/>
       </w:rPr>
@@ -5019,6 +5314,7 @@
         <w:spacing w:after="0" w:before="0" w:line="240" w:lineRule="auto"/>
       </w:pPr>
       <w:rPr>
+        <w:rFonts w:eastAsia="黑体"/>
         <w:b/>
         <w:bCs/>
       </w:rPr>
@@ -5036,12 +5332,14 @@
     </w:tblStylePr>
     <w:tblStylePr w:type="firstCol">
       <w:rPr>
+        <w:rFonts w:eastAsia="黑体"/>
         <w:b/>
         <w:bCs/>
       </w:rPr>
     </w:tblStylePr>
     <w:tblStylePr w:type="lastCol">
       <w:rPr>
+        <w:rFonts w:eastAsia="黑体"/>
         <w:b/>
         <w:bCs/>
       </w:rPr>
@@ -5080,6 +5378,7 @@
       <w:spacing w:after="0" w:line="240" w:lineRule="auto"/>
     </w:pPr>
     <w:rPr>
+      <w:rFonts w:eastAsia="黑体"/>
       <w:color w:themeColor="accent5" w:themeShade="BF" w:val="31849B"/>
     </w:rPr>
     <w:tblPr>
@@ -5102,6 +5401,7 @@
         <w:spacing w:after="0" w:before="0" w:line="240" w:lineRule="auto"/>
       </w:pPr>
       <w:rPr>
+        <w:rFonts w:eastAsia="黑体"/>
         <w:b/>
         <w:bCs/>
       </w:rPr>
@@ -5122,6 +5422,7 @@
         <w:spacing w:after="0" w:before="0" w:line="240" w:lineRule="auto"/>
       </w:pPr>
       <w:rPr>
+        <w:rFonts w:eastAsia="黑体"/>
         <w:b/>
         <w:bCs/>
       </w:rPr>
@@ -5139,12 +5440,14 @@
     </w:tblStylePr>
     <w:tblStylePr w:type="firstCol">
       <w:rPr>
+        <w:rFonts w:eastAsia="黑体"/>
         <w:b/>
         <w:bCs/>
       </w:rPr>
     </w:tblStylePr>
     <w:tblStylePr w:type="lastCol">
       <w:rPr>
+        <w:rFonts w:eastAsia="黑体"/>
         <w:b/>
         <w:bCs/>
       </w:rPr>
@@ -5183,6 +5486,7 @@
       <w:spacing w:after="0" w:line="240" w:lineRule="auto"/>
     </w:pPr>
     <w:rPr>
+      <w:rFonts w:eastAsia="黑体"/>
       <w:color w:themeColor="accent6" w:themeShade="BF" w:val="E36C0A"/>
     </w:rPr>
     <w:tblPr>
@@ -5205,6 +5509,7 @@
         <w:spacing w:after="0" w:before="0" w:line="240" w:lineRule="auto"/>
       </w:pPr>
       <w:rPr>
+        <w:rFonts w:eastAsia="黑体"/>
         <w:b/>
         <w:bCs/>
       </w:rPr>
@@ -5225,6 +5530,7 @@
         <w:spacing w:after="0" w:before="0" w:line="240" w:lineRule="auto"/>
       </w:pPr>
       <w:rPr>
+        <w:rFonts w:eastAsia="黑体"/>
         <w:b/>
         <w:bCs/>
       </w:rPr>
@@ -5242,12 +5548,14 @@
     </w:tblStylePr>
     <w:tblStylePr w:type="firstCol">
       <w:rPr>
+        <w:rFonts w:eastAsia="黑体"/>
         <w:b/>
         <w:bCs/>
       </w:rPr>
     </w:tblStylePr>
     <w:tblStylePr w:type="lastCol">
       <w:rPr>
+        <w:rFonts w:eastAsia="黑体"/>
         <w:b/>
         <w:bCs/>
       </w:rPr>
@@ -5307,6 +5615,7 @@
         <w:spacing w:after="0" w:before="0" w:line="240" w:lineRule="auto"/>
       </w:pPr>
       <w:rPr>
+        <w:rFonts w:eastAsia="黑体"/>
         <w:b/>
         <w:bCs/>
         <w:color w:themeColor="background1" w:val="FFFFFF"/>
@@ -5321,6 +5630,7 @@
         <w:spacing w:after="0" w:before="0" w:line="240" w:lineRule="auto"/>
       </w:pPr>
       <w:rPr>
+        <w:rFonts w:eastAsia="黑体"/>
         <w:b/>
         <w:bCs/>
       </w:rPr>
@@ -5336,12 +5646,14 @@
     </w:tblStylePr>
     <w:tblStylePr w:type="firstCol">
       <w:rPr>
+        <w:rFonts w:eastAsia="黑体"/>
         <w:b/>
         <w:bCs/>
       </w:rPr>
     </w:tblStylePr>
     <w:tblStylePr w:type="lastCol">
       <w:rPr>
+        <w:rFonts w:eastAsia="黑体"/>
         <w:b/>
         <w:bCs/>
       </w:rPr>
@@ -5399,6 +5711,7 @@
         <w:spacing w:after="0" w:before="0" w:line="240" w:lineRule="auto"/>
       </w:pPr>
       <w:rPr>
+        <w:rFonts w:eastAsia="黑体"/>
         <w:b/>
         <w:bCs/>
         <w:color w:themeColor="background1" w:val="FFFFFF"/>
@@ -5413,6 +5726,7 @@
         <w:spacing w:after="0" w:before="0" w:line="240" w:lineRule="auto"/>
       </w:pPr>
       <w:rPr>
+        <w:rFonts w:eastAsia="黑体"/>
         <w:b/>
         <w:bCs/>
       </w:rPr>
@@ -5428,12 +5742,14 @@
     </w:tblStylePr>
     <w:tblStylePr w:type="firstCol">
       <w:rPr>
+        <w:rFonts w:eastAsia="黑体"/>
         <w:b/>
         <w:bCs/>
       </w:rPr>
     </w:tblStylePr>
     <w:tblStylePr w:type="lastCol">
       <w:rPr>
+        <w:rFonts w:eastAsia="黑体"/>
         <w:b/>
         <w:bCs/>
       </w:rPr>
@@ -5491,6 +5807,7 @@
         <w:spacing w:after="0" w:before="0" w:line="240" w:lineRule="auto"/>
       </w:pPr>
       <w:rPr>
+        <w:rFonts w:eastAsia="黑体"/>
         <w:b/>
         <w:bCs/>
         <w:color w:themeColor="background1" w:val="FFFFFF"/>
@@ -5505,6 +5822,7 @@
         <w:spacing w:after="0" w:before="0" w:line="240" w:lineRule="auto"/>
       </w:pPr>
       <w:rPr>
+        <w:rFonts w:eastAsia="黑体"/>
         <w:b/>
         <w:bCs/>
       </w:rPr>
@@ -5520,12 +5838,14 @@
     </w:tblStylePr>
     <w:tblStylePr w:type="firstCol">
       <w:rPr>
+        <w:rFonts w:eastAsia="黑体"/>
         <w:b/>
         <w:bCs/>
       </w:rPr>
     </w:tblStylePr>
     <w:tblStylePr w:type="lastCol">
       <w:rPr>
+        <w:rFonts w:eastAsia="黑体"/>
         <w:b/>
         <w:bCs/>
       </w:rPr>
@@ -5583,6 +5903,7 @@
         <w:spacing w:after="0" w:before="0" w:line="240" w:lineRule="auto"/>
       </w:pPr>
       <w:rPr>
+        <w:rFonts w:eastAsia="黑体"/>
         <w:b/>
         <w:bCs/>
         <w:color w:themeColor="background1" w:val="FFFFFF"/>
@@ -5597,6 +5918,7 @@
         <w:spacing w:after="0" w:before="0" w:line="240" w:lineRule="auto"/>
       </w:pPr>
       <w:rPr>
+        <w:rFonts w:eastAsia="黑体"/>
         <w:b/>
         <w:bCs/>
       </w:rPr>
@@ -5612,12 +5934,14 @@
     </w:tblStylePr>
     <w:tblStylePr w:type="firstCol">
       <w:rPr>
+        <w:rFonts w:eastAsia="黑体"/>
         <w:b/>
         <w:bCs/>
       </w:rPr>
     </w:tblStylePr>
     <w:tblStylePr w:type="lastCol">
       <w:rPr>
+        <w:rFonts w:eastAsia="黑体"/>
         <w:b/>
         <w:bCs/>
       </w:rPr>
@@ -5675,6 +5999,7 @@
         <w:spacing w:after="0" w:before="0" w:line="240" w:lineRule="auto"/>
       </w:pPr>
       <w:rPr>
+        <w:rFonts w:eastAsia="黑体"/>
         <w:b/>
         <w:bCs/>
         <w:color w:themeColor="background1" w:val="FFFFFF"/>
@@ -5689,6 +6014,7 @@
         <w:spacing w:after="0" w:before="0" w:line="240" w:lineRule="auto"/>
       </w:pPr>
       <w:rPr>
+        <w:rFonts w:eastAsia="黑体"/>
         <w:b/>
         <w:bCs/>
       </w:rPr>
@@ -5704,12 +6030,14 @@
     </w:tblStylePr>
     <w:tblStylePr w:type="firstCol">
       <w:rPr>
+        <w:rFonts w:eastAsia="黑体"/>
         <w:b/>
         <w:bCs/>
       </w:rPr>
     </w:tblStylePr>
     <w:tblStylePr w:type="lastCol">
       <w:rPr>
+        <w:rFonts w:eastAsia="黑体"/>
         <w:b/>
         <w:bCs/>
       </w:rPr>
@@ -5767,6 +6095,7 @@
         <w:spacing w:after="0" w:before="0" w:line="240" w:lineRule="auto"/>
       </w:pPr>
       <w:rPr>
+        <w:rFonts w:eastAsia="黑体"/>
         <w:b/>
         <w:bCs/>
         <w:color w:themeColor="background1" w:val="FFFFFF"/>
@@ -5781,6 +6110,7 @@
         <w:spacing w:after="0" w:before="0" w:line="240" w:lineRule="auto"/>
       </w:pPr>
       <w:rPr>
+        <w:rFonts w:eastAsia="黑体"/>
         <w:b/>
         <w:bCs/>
       </w:rPr>
@@ -5796,12 +6126,14 @@
     </w:tblStylePr>
     <w:tblStylePr w:type="firstCol">
       <w:rPr>
+        <w:rFonts w:eastAsia="黑体"/>
         <w:b/>
         <w:bCs/>
       </w:rPr>
     </w:tblStylePr>
     <w:tblStylePr w:type="lastCol">
       <w:rPr>
+        <w:rFonts w:eastAsia="黑体"/>
         <w:b/>
         <w:bCs/>
       </w:rPr>
@@ -5859,6 +6191,7 @@
         <w:spacing w:after="0" w:before="0" w:line="240" w:lineRule="auto"/>
       </w:pPr>
       <w:rPr>
+        <w:rFonts w:eastAsia="黑体"/>
         <w:b/>
         <w:bCs/>
         <w:color w:themeColor="background1" w:val="FFFFFF"/>
@@ -5873,6 +6206,7 @@
         <w:spacing w:after="0" w:before="0" w:line="240" w:lineRule="auto"/>
       </w:pPr>
       <w:rPr>
+        <w:rFonts w:eastAsia="黑体"/>
         <w:b/>
         <w:bCs/>
       </w:rPr>
@@ -5888,12 +6222,14 @@
     </w:tblStylePr>
     <w:tblStylePr w:type="firstCol">
       <w:rPr>
+        <w:rFonts w:eastAsia="黑体"/>
         <w:b/>
         <w:bCs/>
       </w:rPr>
     </w:tblStylePr>
     <w:tblStylePr w:type="lastCol">
       <w:rPr>
+        <w:rFonts w:eastAsia="黑体"/>
         <w:b/>
         <w:bCs/>
       </w:rPr>
@@ -5953,7 +6289,7 @@
         <w:spacing w:after="0" w:before="0" w:line="240" w:lineRule="auto"/>
       </w:pPr>
       <w:rPr>
-        <w:rFonts w:asciiTheme="majorHAnsi" w:cstheme="majorBidi" w:eastAsiaTheme="majorEastAsia" w:hAnsiTheme="majorHAnsi"/>
+        <w:rFonts w:asciiTheme="majorHAnsi" w:cstheme="majorBidi" w:hAnsiTheme="majorHAnsi" w:eastAsia="黑体"/>
         <w:b/>
         <w:bCs/>
       </w:rPr>
@@ -5974,7 +6310,7 @@
         <w:spacing w:after="0" w:before="0" w:line="240" w:lineRule="auto"/>
       </w:pPr>
       <w:rPr>
-        <w:rFonts w:asciiTheme="majorHAnsi" w:cstheme="majorBidi" w:eastAsiaTheme="majorEastAsia" w:hAnsiTheme="majorHAnsi"/>
+        <w:rFonts w:asciiTheme="majorHAnsi" w:cstheme="majorBidi" w:hAnsiTheme="majorHAnsi" w:eastAsia="黑体"/>
         <w:b/>
         <w:bCs/>
       </w:rPr>
@@ -5992,14 +6328,14 @@
     </w:tblStylePr>
     <w:tblStylePr w:type="firstCol">
       <w:rPr>
-        <w:rFonts w:asciiTheme="majorHAnsi" w:cstheme="majorBidi" w:eastAsiaTheme="majorEastAsia" w:hAnsiTheme="majorHAnsi"/>
+        <w:rFonts w:asciiTheme="majorHAnsi" w:cstheme="majorBidi" w:hAnsiTheme="majorHAnsi" w:eastAsia="黑体"/>
         <w:b/>
         <w:bCs/>
       </w:rPr>
     </w:tblStylePr>
     <w:tblStylePr w:type="lastCol">
       <w:rPr>
-        <w:rFonts w:asciiTheme="majorHAnsi" w:cstheme="majorBidi" w:eastAsiaTheme="majorEastAsia" w:hAnsiTheme="majorHAnsi"/>
+        <w:rFonts w:asciiTheme="majorHAnsi" w:cstheme="majorBidi" w:hAnsiTheme="majorHAnsi" w:eastAsia="黑体"/>
         <w:b/>
         <w:bCs/>
       </w:rPr>
@@ -6083,7 +6419,7 @@
         <w:spacing w:after="0" w:before="0" w:line="240" w:lineRule="auto"/>
       </w:pPr>
       <w:rPr>
-        <w:rFonts w:asciiTheme="majorHAnsi" w:cstheme="majorBidi" w:eastAsiaTheme="majorEastAsia" w:hAnsiTheme="majorHAnsi"/>
+        <w:rFonts w:asciiTheme="majorHAnsi" w:cstheme="majorBidi" w:hAnsiTheme="majorHAnsi" w:eastAsia="黑体"/>
         <w:b/>
         <w:bCs/>
       </w:rPr>
@@ -6104,7 +6440,7 @@
         <w:spacing w:after="0" w:before="0" w:line="240" w:lineRule="auto"/>
       </w:pPr>
       <w:rPr>
-        <w:rFonts w:asciiTheme="majorHAnsi" w:cstheme="majorBidi" w:eastAsiaTheme="majorEastAsia" w:hAnsiTheme="majorHAnsi"/>
+        <w:rFonts w:asciiTheme="majorHAnsi" w:cstheme="majorBidi" w:hAnsiTheme="majorHAnsi" w:eastAsia="黑体"/>
         <w:b/>
         <w:bCs/>
       </w:rPr>
@@ -6122,14 +6458,14 @@
     </w:tblStylePr>
     <w:tblStylePr w:type="firstCol">
       <w:rPr>
-        <w:rFonts w:asciiTheme="majorHAnsi" w:cstheme="majorBidi" w:eastAsiaTheme="majorEastAsia" w:hAnsiTheme="majorHAnsi"/>
+        <w:rFonts w:asciiTheme="majorHAnsi" w:cstheme="majorBidi" w:hAnsiTheme="majorHAnsi" w:eastAsia="黑体"/>
         <w:b/>
         <w:bCs/>
       </w:rPr>
     </w:tblStylePr>
     <w:tblStylePr w:type="lastCol">
       <w:rPr>
-        <w:rFonts w:asciiTheme="majorHAnsi" w:cstheme="majorBidi" w:eastAsiaTheme="majorEastAsia" w:hAnsiTheme="majorHAnsi"/>
+        <w:rFonts w:asciiTheme="majorHAnsi" w:cstheme="majorBidi" w:hAnsiTheme="majorHAnsi" w:eastAsia="黑体"/>
         <w:b/>
         <w:bCs/>
       </w:rPr>
@@ -6213,7 +6549,7 @@
         <w:spacing w:after="0" w:before="0" w:line="240" w:lineRule="auto"/>
       </w:pPr>
       <w:rPr>
-        <w:rFonts w:asciiTheme="majorHAnsi" w:cstheme="majorBidi" w:eastAsiaTheme="majorEastAsia" w:hAnsiTheme="majorHAnsi"/>
+        <w:rFonts w:asciiTheme="majorHAnsi" w:cstheme="majorBidi" w:hAnsiTheme="majorHAnsi" w:eastAsia="黑体"/>
         <w:b/>
         <w:bCs/>
       </w:rPr>
@@ -6234,7 +6570,7 @@
         <w:spacing w:after="0" w:before="0" w:line="240" w:lineRule="auto"/>
       </w:pPr>
       <w:rPr>
-        <w:rFonts w:asciiTheme="majorHAnsi" w:cstheme="majorBidi" w:eastAsiaTheme="majorEastAsia" w:hAnsiTheme="majorHAnsi"/>
+        <w:rFonts w:asciiTheme="majorHAnsi" w:cstheme="majorBidi" w:hAnsiTheme="majorHAnsi" w:eastAsia="黑体"/>
         <w:b/>
         <w:bCs/>
       </w:rPr>
@@ -6252,14 +6588,14 @@
     </w:tblStylePr>
     <w:tblStylePr w:type="firstCol">
       <w:rPr>
-        <w:rFonts w:asciiTheme="majorHAnsi" w:cstheme="majorBidi" w:eastAsiaTheme="majorEastAsia" w:hAnsiTheme="majorHAnsi"/>
+        <w:rFonts w:asciiTheme="majorHAnsi" w:cstheme="majorBidi" w:hAnsiTheme="majorHAnsi" w:eastAsia="黑体"/>
         <w:b/>
         <w:bCs/>
       </w:rPr>
     </w:tblStylePr>
     <w:tblStylePr w:type="lastCol">
       <w:rPr>
-        <w:rFonts w:asciiTheme="majorHAnsi" w:cstheme="majorBidi" w:eastAsiaTheme="majorEastAsia" w:hAnsiTheme="majorHAnsi"/>
+        <w:rFonts w:asciiTheme="majorHAnsi" w:cstheme="majorBidi" w:hAnsiTheme="majorHAnsi" w:eastAsia="黑体"/>
         <w:b/>
         <w:bCs/>
       </w:rPr>
@@ -6343,7 +6679,7 @@
         <w:spacing w:after="0" w:before="0" w:line="240" w:lineRule="auto"/>
       </w:pPr>
       <w:rPr>
-        <w:rFonts w:asciiTheme="majorHAnsi" w:cstheme="majorBidi" w:eastAsiaTheme="majorEastAsia" w:hAnsiTheme="majorHAnsi"/>
+        <w:rFonts w:asciiTheme="majorHAnsi" w:cstheme="majorBidi" w:hAnsiTheme="majorHAnsi" w:eastAsia="黑体"/>
         <w:b/>
         <w:bCs/>
       </w:rPr>
@@ -6364,7 +6700,7 @@
         <w:spacing w:after="0" w:before="0" w:line="240" w:lineRule="auto"/>
       </w:pPr>
       <w:rPr>
-        <w:rFonts w:asciiTheme="majorHAnsi" w:cstheme="majorBidi" w:eastAsiaTheme="majorEastAsia" w:hAnsiTheme="majorHAnsi"/>
+        <w:rFonts w:asciiTheme="majorHAnsi" w:cstheme="majorBidi" w:hAnsiTheme="majorHAnsi" w:eastAsia="黑体"/>
         <w:b/>
         <w:bCs/>
       </w:rPr>
@@ -6382,14 +6718,14 @@
     </w:tblStylePr>
     <w:tblStylePr w:type="firstCol">
       <w:rPr>
-        <w:rFonts w:asciiTheme="majorHAnsi" w:cstheme="majorBidi" w:eastAsiaTheme="majorEastAsia" w:hAnsiTheme="majorHAnsi"/>
+        <w:rFonts w:asciiTheme="majorHAnsi" w:cstheme="majorBidi" w:hAnsiTheme="majorHAnsi" w:eastAsia="黑体"/>
         <w:b/>
         <w:bCs/>
       </w:rPr>
     </w:tblStylePr>
     <w:tblStylePr w:type="lastCol">
       <w:rPr>
-        <w:rFonts w:asciiTheme="majorHAnsi" w:cstheme="majorBidi" w:eastAsiaTheme="majorEastAsia" w:hAnsiTheme="majorHAnsi"/>
+        <w:rFonts w:asciiTheme="majorHAnsi" w:cstheme="majorBidi" w:hAnsiTheme="majorHAnsi" w:eastAsia="黑体"/>
         <w:b/>
         <w:bCs/>
       </w:rPr>
@@ -6473,7 +6809,7 @@
         <w:spacing w:after="0" w:before="0" w:line="240" w:lineRule="auto"/>
       </w:pPr>
       <w:rPr>
-        <w:rFonts w:asciiTheme="majorHAnsi" w:cstheme="majorBidi" w:eastAsiaTheme="majorEastAsia" w:hAnsiTheme="majorHAnsi"/>
+        <w:rFonts w:asciiTheme="majorHAnsi" w:cstheme="majorBidi" w:hAnsiTheme="majorHAnsi" w:eastAsia="黑体"/>
         <w:b/>
         <w:bCs/>
       </w:rPr>
@@ -6494,7 +6830,7 @@
         <w:spacing w:after="0" w:before="0" w:line="240" w:lineRule="auto"/>
       </w:pPr>
       <w:rPr>
-        <w:rFonts w:asciiTheme="majorHAnsi" w:cstheme="majorBidi" w:eastAsiaTheme="majorEastAsia" w:hAnsiTheme="majorHAnsi"/>
+        <w:rFonts w:asciiTheme="majorHAnsi" w:cstheme="majorBidi" w:hAnsiTheme="majorHAnsi" w:eastAsia="黑体"/>
         <w:b/>
         <w:bCs/>
       </w:rPr>
@@ -6512,14 +6848,14 @@
     </w:tblStylePr>
     <w:tblStylePr w:type="firstCol">
       <w:rPr>
-        <w:rFonts w:asciiTheme="majorHAnsi" w:cstheme="majorBidi" w:eastAsiaTheme="majorEastAsia" w:hAnsiTheme="majorHAnsi"/>
+        <w:rFonts w:asciiTheme="majorHAnsi" w:cstheme="majorBidi" w:hAnsiTheme="majorHAnsi" w:eastAsia="黑体"/>
         <w:b/>
         <w:bCs/>
       </w:rPr>
     </w:tblStylePr>
     <w:tblStylePr w:type="lastCol">
       <w:rPr>
-        <w:rFonts w:asciiTheme="majorHAnsi" w:cstheme="majorBidi" w:eastAsiaTheme="majorEastAsia" w:hAnsiTheme="majorHAnsi"/>
+        <w:rFonts w:asciiTheme="majorHAnsi" w:cstheme="majorBidi" w:hAnsiTheme="majorHAnsi" w:eastAsia="黑体"/>
         <w:b/>
         <w:bCs/>
       </w:rPr>
@@ -6603,7 +6939,7 @@
         <w:spacing w:after="0" w:before="0" w:line="240" w:lineRule="auto"/>
       </w:pPr>
       <w:rPr>
-        <w:rFonts w:asciiTheme="majorHAnsi" w:cstheme="majorBidi" w:eastAsiaTheme="majorEastAsia" w:hAnsiTheme="majorHAnsi"/>
+        <w:rFonts w:asciiTheme="majorHAnsi" w:cstheme="majorBidi" w:hAnsiTheme="majorHAnsi" w:eastAsia="黑体"/>
         <w:b/>
         <w:bCs/>
       </w:rPr>
@@ -6624,7 +6960,7 @@
         <w:spacing w:after="0" w:before="0" w:line="240" w:lineRule="auto"/>
       </w:pPr>
       <w:rPr>
-        <w:rFonts w:asciiTheme="majorHAnsi" w:cstheme="majorBidi" w:eastAsiaTheme="majorEastAsia" w:hAnsiTheme="majorHAnsi"/>
+        <w:rFonts w:asciiTheme="majorHAnsi" w:cstheme="majorBidi" w:hAnsiTheme="majorHAnsi" w:eastAsia="黑体"/>
         <w:b/>
         <w:bCs/>
       </w:rPr>
@@ -6642,14 +6978,14 @@
     </w:tblStylePr>
     <w:tblStylePr w:type="firstCol">
       <w:rPr>
-        <w:rFonts w:asciiTheme="majorHAnsi" w:cstheme="majorBidi" w:eastAsiaTheme="majorEastAsia" w:hAnsiTheme="majorHAnsi"/>
+        <w:rFonts w:asciiTheme="majorHAnsi" w:cstheme="majorBidi" w:hAnsiTheme="majorHAnsi" w:eastAsia="黑体"/>
         <w:b/>
         <w:bCs/>
       </w:rPr>
     </w:tblStylePr>
     <w:tblStylePr w:type="lastCol">
       <w:rPr>
-        <w:rFonts w:asciiTheme="majorHAnsi" w:cstheme="majorBidi" w:eastAsiaTheme="majorEastAsia" w:hAnsiTheme="majorHAnsi"/>
+        <w:rFonts w:asciiTheme="majorHAnsi" w:cstheme="majorBidi" w:hAnsiTheme="majorHAnsi" w:eastAsia="黑体"/>
         <w:b/>
         <w:bCs/>
       </w:rPr>
@@ -6733,7 +7069,7 @@
         <w:spacing w:after="0" w:before="0" w:line="240" w:lineRule="auto"/>
       </w:pPr>
       <w:rPr>
-        <w:rFonts w:asciiTheme="majorHAnsi" w:cstheme="majorBidi" w:eastAsiaTheme="majorEastAsia" w:hAnsiTheme="majorHAnsi"/>
+        <w:rFonts w:asciiTheme="majorHAnsi" w:cstheme="majorBidi" w:hAnsiTheme="majorHAnsi" w:eastAsia="黑体"/>
         <w:b/>
         <w:bCs/>
       </w:rPr>
@@ -6754,7 +7090,7 @@
         <w:spacing w:after="0" w:before="0" w:line="240" w:lineRule="auto"/>
       </w:pPr>
       <w:rPr>
-        <w:rFonts w:asciiTheme="majorHAnsi" w:cstheme="majorBidi" w:eastAsiaTheme="majorEastAsia" w:hAnsiTheme="majorHAnsi"/>
+        <w:rFonts w:asciiTheme="majorHAnsi" w:cstheme="majorBidi" w:hAnsiTheme="majorHAnsi" w:eastAsia="黑体"/>
         <w:b/>
         <w:bCs/>
       </w:rPr>
@@ -6772,14 +7108,14 @@
     </w:tblStylePr>
     <w:tblStylePr w:type="firstCol">
       <w:rPr>
-        <w:rFonts w:asciiTheme="majorHAnsi" w:cstheme="majorBidi" w:eastAsiaTheme="majorEastAsia" w:hAnsiTheme="majorHAnsi"/>
+        <w:rFonts w:asciiTheme="majorHAnsi" w:cstheme="majorBidi" w:hAnsiTheme="majorHAnsi" w:eastAsia="黑体"/>
         <w:b/>
         <w:bCs/>
       </w:rPr>
     </w:tblStylePr>
     <w:tblStylePr w:type="lastCol">
       <w:rPr>
-        <w:rFonts w:asciiTheme="majorHAnsi" w:cstheme="majorBidi" w:eastAsiaTheme="majorEastAsia" w:hAnsiTheme="majorHAnsi"/>
+        <w:rFonts w:asciiTheme="majorHAnsi" w:cstheme="majorBidi" w:hAnsiTheme="majorHAnsi" w:eastAsia="黑体"/>
         <w:b/>
         <w:bCs/>
       </w:rPr>
@@ -6862,6 +7198,7 @@
         <w:spacing w:after="0" w:before="0" w:line="240" w:lineRule="auto"/>
       </w:pPr>
       <w:rPr>
+        <w:rFonts w:eastAsia="黑体"/>
         <w:b/>
         <w:bCs/>
         <w:color w:themeColor="background1" w:val="FFFFFF"/>
@@ -6884,6 +7221,7 @@
         <w:spacing w:after="0" w:before="0" w:line="240" w:lineRule="auto"/>
       </w:pPr>
       <w:rPr>
+        <w:rFonts w:eastAsia="黑体"/>
         <w:b/>
         <w:bCs/>
       </w:rPr>
@@ -6901,12 +7239,14 @@
     </w:tblStylePr>
     <w:tblStylePr w:type="firstCol">
       <w:rPr>
+        <w:rFonts w:eastAsia="黑体"/>
         <w:b/>
         <w:bCs/>
       </w:rPr>
     </w:tblStylePr>
     <w:tblStylePr w:type="lastCol">
       <w:rPr>
+        <w:rFonts w:eastAsia="黑体"/>
         <w:b/>
         <w:bCs/>
       </w:rPr>
@@ -6968,6 +7308,7 @@
         <w:spacing w:after="0" w:before="0" w:line="240" w:lineRule="auto"/>
       </w:pPr>
       <w:rPr>
+        <w:rFonts w:eastAsia="黑体"/>
         <w:b/>
         <w:bCs/>
         <w:color w:themeColor="background1" w:val="FFFFFF"/>
@@ -6990,6 +7331,7 @@
         <w:spacing w:after="0" w:before="0" w:line="240" w:lineRule="auto"/>
       </w:pPr>
       <w:rPr>
+        <w:rFonts w:eastAsia="黑体"/>
         <w:b/>
         <w:bCs/>
       </w:rPr>
@@ -7007,12 +7349,14 @@
     </w:tblStylePr>
     <w:tblStylePr w:type="firstCol">
       <w:rPr>
+        <w:rFonts w:eastAsia="黑体"/>
         <w:b/>
         <w:bCs/>
       </w:rPr>
     </w:tblStylePr>
     <w:tblStylePr w:type="lastCol">
       <w:rPr>
+        <w:rFonts w:eastAsia="黑体"/>
         <w:b/>
         <w:bCs/>
       </w:rPr>
@@ -7074,6 +7418,7 @@
         <w:spacing w:after="0" w:before="0" w:line="240" w:lineRule="auto"/>
       </w:pPr>
       <w:rPr>
+        <w:rFonts w:eastAsia="黑体"/>
         <w:b/>
         <w:bCs/>
         <w:color w:themeColor="background1" w:val="FFFFFF"/>
@@ -7096,6 +7441,7 @@
         <w:spacing w:after="0" w:before="0" w:line="240" w:lineRule="auto"/>
       </w:pPr>
       <w:rPr>
+        <w:rFonts w:eastAsia="黑体"/>
         <w:b/>
         <w:bCs/>
       </w:rPr>
@@ -7113,12 +7459,14 @@
     </w:tblStylePr>
     <w:tblStylePr w:type="firstCol">
       <w:rPr>
+        <w:rFonts w:eastAsia="黑体"/>
         <w:b/>
         <w:bCs/>
       </w:rPr>
     </w:tblStylePr>
     <w:tblStylePr w:type="lastCol">
       <w:rPr>
+        <w:rFonts w:eastAsia="黑体"/>
         <w:b/>
         <w:bCs/>
       </w:rPr>
@@ -7180,6 +7528,7 @@
         <w:spacing w:after="0" w:before="0" w:line="240" w:lineRule="auto"/>
       </w:pPr>
       <w:rPr>
+        <w:rFonts w:eastAsia="黑体"/>
         <w:b/>
         <w:bCs/>
         <w:color w:themeColor="background1" w:val="FFFFFF"/>
@@ -7202,6 +7551,7 @@
         <w:spacing w:after="0" w:before="0" w:line="240" w:lineRule="auto"/>
       </w:pPr>
       <w:rPr>
+        <w:rFonts w:eastAsia="黑体"/>
         <w:b/>
         <w:bCs/>
       </w:rPr>
@@ -7219,12 +7569,14 @@
     </w:tblStylePr>
     <w:tblStylePr w:type="firstCol">
       <w:rPr>
+        <w:rFonts w:eastAsia="黑体"/>
         <w:b/>
         <w:bCs/>
       </w:rPr>
     </w:tblStylePr>
     <w:tblStylePr w:type="lastCol">
       <w:rPr>
+        <w:rFonts w:eastAsia="黑体"/>
         <w:b/>
         <w:bCs/>
       </w:rPr>
@@ -7286,6 +7638,7 @@
         <w:spacing w:after="0" w:before="0" w:line="240" w:lineRule="auto"/>
       </w:pPr>
       <w:rPr>
+        <w:rFonts w:eastAsia="黑体"/>
         <w:b/>
         <w:bCs/>
         <w:color w:themeColor="background1" w:val="FFFFFF"/>
@@ -7308,6 +7661,7 @@
         <w:spacing w:after="0" w:before="0" w:line="240" w:lineRule="auto"/>
       </w:pPr>
       <w:rPr>
+        <w:rFonts w:eastAsia="黑体"/>
         <w:b/>
         <w:bCs/>
       </w:rPr>
@@ -7325,12 +7679,14 @@
     </w:tblStylePr>
     <w:tblStylePr w:type="firstCol">
       <w:rPr>
+        <w:rFonts w:eastAsia="黑体"/>
         <w:b/>
         <w:bCs/>
       </w:rPr>
     </w:tblStylePr>
     <w:tblStylePr w:type="lastCol">
       <w:rPr>
+        <w:rFonts w:eastAsia="黑体"/>
         <w:b/>
         <w:bCs/>
       </w:rPr>
@@ -7392,6 +7748,7 @@
         <w:spacing w:after="0" w:before="0" w:line="240" w:lineRule="auto"/>
       </w:pPr>
       <w:rPr>
+        <w:rFonts w:eastAsia="黑体"/>
         <w:b/>
         <w:bCs/>
         <w:color w:themeColor="background1" w:val="FFFFFF"/>
@@ -7414,6 +7771,7 @@
         <w:spacing w:after="0" w:before="0" w:line="240" w:lineRule="auto"/>
       </w:pPr>
       <w:rPr>
+        <w:rFonts w:eastAsia="黑体"/>
         <w:b/>
         <w:bCs/>
       </w:rPr>
@@ -7431,12 +7789,14 @@
     </w:tblStylePr>
     <w:tblStylePr w:type="firstCol">
       <w:rPr>
+        <w:rFonts w:eastAsia="黑体"/>
         <w:b/>
         <w:bCs/>
       </w:rPr>
     </w:tblStylePr>
     <w:tblStylePr w:type="lastCol">
       <w:rPr>
+        <w:rFonts w:eastAsia="黑体"/>
         <w:b/>
         <w:bCs/>
       </w:rPr>
@@ -7498,6 +7858,7 @@
         <w:spacing w:after="0" w:before="0" w:line="240" w:lineRule="auto"/>
       </w:pPr>
       <w:rPr>
+        <w:rFonts w:eastAsia="黑体"/>
         <w:b/>
         <w:bCs/>
         <w:color w:themeColor="background1" w:val="FFFFFF"/>
@@ -7520,6 +7881,7 @@
         <w:spacing w:after="0" w:before="0" w:line="240" w:lineRule="auto"/>
       </w:pPr>
       <w:rPr>
+        <w:rFonts w:eastAsia="黑体"/>
         <w:b/>
         <w:bCs/>
       </w:rPr>
@@ -7537,12 +7899,14 @@
     </w:tblStylePr>
     <w:tblStylePr w:type="firstCol">
       <w:rPr>
+        <w:rFonts w:eastAsia="黑体"/>
         <w:b/>
         <w:bCs/>
       </w:rPr>
     </w:tblStylePr>
     <w:tblStylePr w:type="lastCol">
       <w:rPr>
+        <w:rFonts w:eastAsia="黑体"/>
         <w:b/>
         <w:bCs/>
       </w:rPr>
@@ -7601,6 +7965,7 @@
         <w:spacing w:after="0" w:before="0" w:line="240" w:lineRule="auto"/>
       </w:pPr>
       <w:rPr>
+        <w:rFonts w:eastAsia="黑体"/>
         <w:b/>
         <w:bCs/>
         <w:color w:themeColor="background1" w:val="FFFFFF"/>
@@ -7623,6 +7988,7 @@
         <w:spacing w:after="0" w:before="0" w:line="240" w:lineRule="auto"/>
       </w:pPr>
       <w:rPr>
+        <w:rFonts w:eastAsia="黑体"/>
         <w:color w:val="auto"/>
       </w:rPr>
       <w:tblPr/>
@@ -7640,6 +8006,7 @@
     </w:tblStylePr>
     <w:tblStylePr w:type="firstCol">
       <w:rPr>
+        <w:rFonts w:eastAsia="黑体"/>
         <w:b/>
         <w:bCs/>
         <w:color w:themeColor="background1" w:val="FFFFFF"/>
@@ -7659,6 +8026,7 @@
     </w:tblStylePr>
     <w:tblStylePr w:type="lastCol">
       <w:rPr>
+        <w:rFonts w:eastAsia="黑体"/>
         <w:b/>
         <w:bCs/>
         <w:color w:themeColor="background1" w:val="FFFFFF"/>
@@ -7707,6 +8075,7 @@
     </w:tblStylePr>
     <w:tblStylePr w:type="nwCell">
       <w:rPr>
+        <w:rFonts w:eastAsia="黑体"/>
         <w:color w:themeColor="background1" w:val="FFFFFF"/>
       </w:rPr>
       <w:tblPr/>
@@ -7750,6 +8119,7 @@
         <w:spacing w:after="0" w:before="0" w:line="240" w:lineRule="auto"/>
       </w:pPr>
       <w:rPr>
+        <w:rFonts w:eastAsia="黑体"/>
         <w:b/>
         <w:bCs/>
         <w:color w:themeColor="background1" w:val="FFFFFF"/>
@@ -7772,6 +8142,7 @@
         <w:spacing w:after="0" w:before="0" w:line="240" w:lineRule="auto"/>
       </w:pPr>
       <w:rPr>
+        <w:rFonts w:eastAsia="黑体"/>
         <w:color w:val="auto"/>
       </w:rPr>
       <w:tblPr/>
@@ -7789,6 +8160,7 @@
     </w:tblStylePr>
     <w:tblStylePr w:type="firstCol">
       <w:rPr>
+        <w:rFonts w:eastAsia="黑体"/>
         <w:b/>
         <w:bCs/>
         <w:color w:themeColor="background1" w:val="FFFFFF"/>
@@ -7808,6 +8180,7 @@
     </w:tblStylePr>
     <w:tblStylePr w:type="lastCol">
       <w:rPr>
+        <w:rFonts w:eastAsia="黑体"/>
         <w:b/>
         <w:bCs/>
         <w:color w:themeColor="background1" w:val="FFFFFF"/>
@@ -7856,6 +8229,7 @@
     </w:tblStylePr>
     <w:tblStylePr w:type="nwCell">
       <w:rPr>
+        <w:rFonts w:eastAsia="黑体"/>
         <w:color w:themeColor="background1" w:val="FFFFFF"/>
       </w:rPr>
       <w:tblPr/>
@@ -7899,6 +8273,7 @@
         <w:spacing w:after="0" w:before="0" w:line="240" w:lineRule="auto"/>
       </w:pPr>
       <w:rPr>
+        <w:rFonts w:eastAsia="黑体"/>
         <w:b/>
         <w:bCs/>
         <w:color w:themeColor="background1" w:val="FFFFFF"/>
@@ -7921,6 +8296,7 @@
         <w:spacing w:after="0" w:before="0" w:line="240" w:lineRule="auto"/>
       </w:pPr>
       <w:rPr>
+        <w:rFonts w:eastAsia="黑体"/>
         <w:color w:val="auto"/>
       </w:rPr>
       <w:tblPr/>
@@ -7938,6 +8314,7 @@
     </w:tblStylePr>
     <w:tblStylePr w:type="firstCol">
       <w:rPr>
+        <w:rFonts w:eastAsia="黑体"/>
         <w:b/>
         <w:bCs/>
         <w:color w:themeColor="background1" w:val="FFFFFF"/>
@@ -7957,6 +8334,7 @@
     </w:tblStylePr>
     <w:tblStylePr w:type="lastCol">
       <w:rPr>
+        <w:rFonts w:eastAsia="黑体"/>
         <w:b/>
         <w:bCs/>
         <w:color w:themeColor="background1" w:val="FFFFFF"/>
@@ -8005,6 +8383,7 @@
     </w:tblStylePr>
     <w:tblStylePr w:type="nwCell">
       <w:rPr>
+        <w:rFonts w:eastAsia="黑体"/>
         <w:color w:themeColor="background1" w:val="FFFFFF"/>
       </w:rPr>
       <w:tblPr/>
@@ -8048,6 +8427,7 @@
         <w:spacing w:after="0" w:before="0" w:line="240" w:lineRule="auto"/>
       </w:pPr>
       <w:rPr>
+        <w:rFonts w:eastAsia="黑体"/>
         <w:b/>
         <w:bCs/>
         <w:color w:themeColor="background1" w:val="FFFFFF"/>
@@ -8070,6 +8450,7 @@
         <w:spacing w:after="0" w:before="0" w:line="240" w:lineRule="auto"/>
       </w:pPr>
       <w:rPr>
+        <w:rFonts w:eastAsia="黑体"/>
         <w:color w:val="auto"/>
       </w:rPr>
       <w:tblPr/>
@@ -8087,6 +8468,7 @@
     </w:tblStylePr>
     <w:tblStylePr w:type="firstCol">
       <w:rPr>
+        <w:rFonts w:eastAsia="黑体"/>
         <w:b/>
         <w:bCs/>
         <w:color w:themeColor="background1" w:val="FFFFFF"/>
@@ -8106,6 +8488,7 @@
     </w:tblStylePr>
     <w:tblStylePr w:type="lastCol">
       <w:rPr>
+        <w:rFonts w:eastAsia="黑体"/>
         <w:b/>
         <w:bCs/>
         <w:color w:themeColor="background1" w:val="FFFFFF"/>
@@ -8154,6 +8537,7 @@
     </w:tblStylePr>
     <w:tblStylePr w:type="nwCell">
       <w:rPr>
+        <w:rFonts w:eastAsia="黑体"/>
         <w:color w:themeColor="background1" w:val="FFFFFF"/>
       </w:rPr>
       <w:tblPr/>
@@ -8197,6 +8581,7 @@
         <w:spacing w:after="0" w:before="0" w:line="240" w:lineRule="auto"/>
       </w:pPr>
       <w:rPr>
+        <w:rFonts w:eastAsia="黑体"/>
         <w:b/>
         <w:bCs/>
         <w:color w:themeColor="background1" w:val="FFFFFF"/>
@@ -8219,6 +8604,7 @@
         <w:spacing w:after="0" w:before="0" w:line="240" w:lineRule="auto"/>
       </w:pPr>
       <w:rPr>
+        <w:rFonts w:eastAsia="黑体"/>
         <w:color w:val="auto"/>
       </w:rPr>
       <w:tblPr/>
@@ -8236,6 +8622,7 @@
     </w:tblStylePr>
     <w:tblStylePr w:type="firstCol">
       <w:rPr>
+        <w:rFonts w:eastAsia="黑体"/>
         <w:b/>
         <w:bCs/>
         <w:color w:themeColor="background1" w:val="FFFFFF"/>
@@ -8255,6 +8642,7 @@
     </w:tblStylePr>
     <w:tblStylePr w:type="lastCol">
       <w:rPr>
+        <w:rFonts w:eastAsia="黑体"/>
         <w:b/>
         <w:bCs/>
         <w:color w:themeColor="background1" w:val="FFFFFF"/>
@@ -8303,6 +8691,7 @@
     </w:tblStylePr>
     <w:tblStylePr w:type="nwCell">
       <w:rPr>
+        <w:rFonts w:eastAsia="黑体"/>
         <w:color w:themeColor="background1" w:val="FFFFFF"/>
       </w:rPr>
       <w:tblPr/>
@@ -8346,6 +8735,7 @@
         <w:spacing w:after="0" w:before="0" w:line="240" w:lineRule="auto"/>
       </w:pPr>
       <w:rPr>
+        <w:rFonts w:eastAsia="黑体"/>
         <w:b/>
         <w:bCs/>
         <w:color w:themeColor="background1" w:val="FFFFFF"/>
@@ -8368,6 +8758,7 @@
         <w:spacing w:after="0" w:before="0" w:line="240" w:lineRule="auto"/>
       </w:pPr>
       <w:rPr>
+        <w:rFonts w:eastAsia="黑体"/>
         <w:color w:val="auto"/>
       </w:rPr>
       <w:tblPr/>
@@ -8385,6 +8776,7 @@
     </w:tblStylePr>
     <w:tblStylePr w:type="firstCol">
       <w:rPr>
+        <w:rFonts w:eastAsia="黑体"/>
         <w:b/>
         <w:bCs/>
         <w:color w:themeColor="background1" w:val="FFFFFF"/>
@@ -8404,6 +8796,7 @@
     </w:tblStylePr>
     <w:tblStylePr w:type="lastCol">
       <w:rPr>
+        <w:rFonts w:eastAsia="黑体"/>
         <w:b/>
         <w:bCs/>
         <w:color w:themeColor="background1" w:val="FFFFFF"/>
@@ -8452,6 +8845,7 @@
     </w:tblStylePr>
     <w:tblStylePr w:type="nwCell">
       <w:rPr>
+        <w:rFonts w:eastAsia="黑体"/>
         <w:color w:themeColor="background1" w:val="FFFFFF"/>
       </w:rPr>
       <w:tblPr/>
@@ -8495,6 +8889,7 @@
         <w:spacing w:after="0" w:before="0" w:line="240" w:lineRule="auto"/>
       </w:pPr>
       <w:rPr>
+        <w:rFonts w:eastAsia="黑体"/>
         <w:b/>
         <w:bCs/>
         <w:color w:themeColor="background1" w:val="FFFFFF"/>
@@ -8517,6 +8912,7 @@
         <w:spacing w:after="0" w:before="0" w:line="240" w:lineRule="auto"/>
       </w:pPr>
       <w:rPr>
+        <w:rFonts w:eastAsia="黑体"/>
         <w:color w:val="auto"/>
       </w:rPr>
       <w:tblPr/>
@@ -8534,6 +8930,7 @@
     </w:tblStylePr>
     <w:tblStylePr w:type="firstCol">
       <w:rPr>
+        <w:rFonts w:eastAsia="黑体"/>
         <w:b/>
         <w:bCs/>
         <w:color w:themeColor="background1" w:val="FFFFFF"/>
@@ -8553,6 +8950,7 @@
     </w:tblStylePr>
     <w:tblStylePr w:type="lastCol">
       <w:rPr>
+        <w:rFonts w:eastAsia="黑体"/>
         <w:b/>
         <w:bCs/>
         <w:color w:themeColor="background1" w:val="FFFFFF"/>
@@ -8601,6 +8999,7 @@
     </w:tblStylePr>
     <w:tblStylePr w:type="nwCell">
       <w:rPr>
+        <w:rFonts w:eastAsia="黑体"/>
         <w:color w:themeColor="background1" w:val="FFFFFF"/>
       </w:rPr>
       <w:tblPr/>
@@ -8625,6 +9024,7 @@
       <w:spacing w:after="0" w:line="240" w:lineRule="auto"/>
     </w:pPr>
     <w:rPr>
+      <w:rFonts w:eastAsia="黑体"/>
       <w:color w:themeColor="text1" w:val="000000"/>
     </w:rPr>
     <w:tblPr>
@@ -8644,7 +9044,7 @@
     </w:tblPr>
     <w:tblStylePr w:type="firstRow">
       <w:rPr>
-        <w:rFonts w:asciiTheme="majorHAnsi" w:cstheme="majorBidi" w:eastAsiaTheme="majorEastAsia" w:hAnsiTheme="majorHAnsi"/>
+        <w:rFonts w:asciiTheme="majorHAnsi" w:cstheme="majorBidi" w:hAnsiTheme="majorHAnsi" w:eastAsia="黑体"/>
       </w:rPr>
       <w:tblPr/>
       <w:tcPr>
@@ -8656,6 +9056,7 @@
     </w:tblStylePr>
     <w:tblStylePr w:type="lastRow">
       <w:rPr>
+        <w:rFonts w:eastAsia="黑体"/>
         <w:b/>
         <w:bCs/>
         <w:color w:themeColor="text2" w:val="1F497D"/>
@@ -8670,12 +9071,14 @@
     </w:tblStylePr>
     <w:tblStylePr w:type="firstCol">
       <w:rPr>
+        <w:rFonts w:eastAsia="黑体"/>
         <w:b/>
         <w:bCs/>
       </w:rPr>
     </w:tblStylePr>
     <w:tblStylePr w:type="lastCol">
       <w:rPr>
+        <w:rFonts w:eastAsia="黑体"/>
         <w:b/>
         <w:bCs/>
       </w:rPr>
@@ -8709,6 +9112,7 @@
       <w:spacing w:after="0" w:line="240" w:lineRule="auto"/>
     </w:pPr>
     <w:rPr>
+      <w:rFonts w:eastAsia="黑体"/>
       <w:color w:themeColor="text1" w:val="000000"/>
     </w:rPr>
     <w:tblPr>
@@ -8728,7 +9132,7 @@
     </w:tblPr>
     <w:tblStylePr w:type="firstRow">
       <w:rPr>
-        <w:rFonts w:asciiTheme="majorHAnsi" w:cstheme="majorBidi" w:eastAsiaTheme="majorEastAsia" w:hAnsiTheme="majorHAnsi"/>
+        <w:rFonts w:asciiTheme="majorHAnsi" w:cstheme="majorBidi" w:hAnsiTheme="majorHAnsi" w:eastAsia="黑体"/>
       </w:rPr>
       <w:tblPr/>
       <w:tcPr>
@@ -8740,6 +9144,7 @@
     </w:tblStylePr>
     <w:tblStylePr w:type="lastRow">
       <w:rPr>
+        <w:rFonts w:eastAsia="黑体"/>
         <w:b/>
         <w:bCs/>
         <w:color w:themeColor="text2" w:val="1F497D"/>
@@ -8754,12 +9159,14 @@
     </w:tblStylePr>
     <w:tblStylePr w:type="firstCol">
       <w:rPr>
+        <w:rFonts w:eastAsia="黑体"/>
         <w:b/>
         <w:bCs/>
       </w:rPr>
     </w:tblStylePr>
     <w:tblStylePr w:type="lastCol">
       <w:rPr>
+        <w:rFonts w:eastAsia="黑体"/>
         <w:b/>
         <w:bCs/>
       </w:rPr>
@@ -8793,6 +9200,7 @@
       <w:spacing w:after="0" w:line="240" w:lineRule="auto"/>
     </w:pPr>
     <w:rPr>
+      <w:rFonts w:eastAsia="黑体"/>
       <w:color w:themeColor="text1" w:val="000000"/>
     </w:rPr>
     <w:tblPr>
@@ -8812,7 +9220,7 @@
     </w:tblPr>
     <w:tblStylePr w:type="firstRow">
       <w:rPr>
-        <w:rFonts w:asciiTheme="majorHAnsi" w:cstheme="majorBidi" w:eastAsiaTheme="majorEastAsia" w:hAnsiTheme="majorHAnsi"/>
+        <w:rFonts w:asciiTheme="majorHAnsi" w:cstheme="majorBidi" w:hAnsiTheme="majorHAnsi" w:eastAsia="黑体"/>
       </w:rPr>
       <w:tblPr/>
       <w:tcPr>
@@ -8824,6 +9232,7 @@
     </w:tblStylePr>
     <w:tblStylePr w:type="lastRow">
       <w:rPr>
+        <w:rFonts w:eastAsia="黑体"/>
         <w:b/>
         <w:bCs/>
         <w:color w:themeColor="text2" w:val="1F497D"/>
@@ -8838,12 +9247,14 @@
     </w:tblStylePr>
     <w:tblStylePr w:type="firstCol">
       <w:rPr>
+        <w:rFonts w:eastAsia="黑体"/>
         <w:b/>
         <w:bCs/>
       </w:rPr>
     </w:tblStylePr>
     <w:tblStylePr w:type="lastCol">
       <w:rPr>
+        <w:rFonts w:eastAsia="黑体"/>
         <w:b/>
         <w:bCs/>
       </w:rPr>
@@ -8877,6 +9288,7 @@
       <w:spacing w:after="0" w:line="240" w:lineRule="auto"/>
     </w:pPr>
     <w:rPr>
+      <w:rFonts w:eastAsia="黑体"/>
       <w:color w:themeColor="text1" w:val="000000"/>
     </w:rPr>
     <w:tblPr>
@@ -8896,7 +9308,7 @@
     </w:tblPr>
     <w:tblStylePr w:type="firstRow">
       <w:rPr>
-        <w:rFonts w:asciiTheme="majorHAnsi" w:cstheme="majorBidi" w:eastAsiaTheme="majorEastAsia" w:hAnsiTheme="majorHAnsi"/>
+        <w:rFonts w:asciiTheme="majorHAnsi" w:cstheme="majorBidi" w:hAnsiTheme="majorHAnsi" w:eastAsia="黑体"/>
       </w:rPr>
       <w:tblPr/>
       <w:tcPr>
@@ -8908,6 +9320,7 @@
     </w:tblStylePr>
     <w:tblStylePr w:type="lastRow">
       <w:rPr>
+        <w:rFonts w:eastAsia="黑体"/>
         <w:b/>
         <w:bCs/>
         <w:color w:themeColor="text2" w:val="1F497D"/>
@@ -8922,12 +9335,14 @@
     </w:tblStylePr>
     <w:tblStylePr w:type="firstCol">
       <w:rPr>
+        <w:rFonts w:eastAsia="黑体"/>
         <w:b/>
         <w:bCs/>
       </w:rPr>
     </w:tblStylePr>
     <w:tblStylePr w:type="lastCol">
       <w:rPr>
+        <w:rFonts w:eastAsia="黑体"/>
         <w:b/>
         <w:bCs/>
       </w:rPr>
@@ -8961,6 +9376,7 @@
       <w:spacing w:after="0" w:line="240" w:lineRule="auto"/>
     </w:pPr>
     <w:rPr>
+      <w:rFonts w:eastAsia="黑体"/>
       <w:color w:themeColor="text1" w:val="000000"/>
     </w:rPr>
     <w:tblPr>
@@ -8980,7 +9396,7 @@
     </w:tblPr>
     <w:tblStylePr w:type="firstRow">
       <w:rPr>
-        <w:rFonts w:asciiTheme="majorHAnsi" w:cstheme="majorBidi" w:eastAsiaTheme="majorEastAsia" w:hAnsiTheme="majorHAnsi"/>
+        <w:rFonts w:asciiTheme="majorHAnsi" w:cstheme="majorBidi" w:hAnsiTheme="majorHAnsi" w:eastAsia="黑体"/>
       </w:rPr>
       <w:tblPr/>
       <w:tcPr>
@@ -8992,6 +9408,7 @@
     </w:tblStylePr>
     <w:tblStylePr w:type="lastRow">
       <w:rPr>
+        <w:rFonts w:eastAsia="黑体"/>
         <w:b/>
         <w:bCs/>
         <w:color w:themeColor="text2" w:val="1F497D"/>
@@ -9006,12 +9423,14 @@
     </w:tblStylePr>
     <w:tblStylePr w:type="firstCol">
       <w:rPr>
+        <w:rFonts w:eastAsia="黑体"/>
         <w:b/>
         <w:bCs/>
       </w:rPr>
     </w:tblStylePr>
     <w:tblStylePr w:type="lastCol">
       <w:rPr>
+        <w:rFonts w:eastAsia="黑体"/>
         <w:b/>
         <w:bCs/>
       </w:rPr>
@@ -9045,6 +9464,7 @@
       <w:spacing w:after="0" w:line="240" w:lineRule="auto"/>
     </w:pPr>
     <w:rPr>
+      <w:rFonts w:eastAsia="黑体"/>
       <w:color w:themeColor="text1" w:val="000000"/>
     </w:rPr>
     <w:tblPr>
@@ -9064,7 +9484,7 @@
     </w:tblPr>
     <w:tblStylePr w:type="firstRow">
       <w:rPr>
-        <w:rFonts w:asciiTheme="majorHAnsi" w:cstheme="majorBidi" w:eastAsiaTheme="majorEastAsia" w:hAnsiTheme="majorHAnsi"/>
+        <w:rFonts w:asciiTheme="majorHAnsi" w:cstheme="majorBidi" w:hAnsiTheme="majorHAnsi" w:eastAsia="黑体"/>
       </w:rPr>
       <w:tblPr/>
       <w:tcPr>
@@ -9076,6 +9496,7 @@
     </w:tblStylePr>
     <w:tblStylePr w:type="lastRow">
       <w:rPr>
+        <w:rFonts w:eastAsia="黑体"/>
         <w:b/>
         <w:bCs/>
         <w:color w:themeColor="text2" w:val="1F497D"/>
@@ -9090,12 +9511,14 @@
     </w:tblStylePr>
     <w:tblStylePr w:type="firstCol">
       <w:rPr>
+        <w:rFonts w:eastAsia="黑体"/>
         <w:b/>
         <w:bCs/>
       </w:rPr>
     </w:tblStylePr>
     <w:tblStylePr w:type="lastCol">
       <w:rPr>
+        <w:rFonts w:eastAsia="黑体"/>
         <w:b/>
         <w:bCs/>
       </w:rPr>
@@ -9129,6 +9552,7 @@
       <w:spacing w:after="0" w:line="240" w:lineRule="auto"/>
     </w:pPr>
     <w:rPr>
+      <w:rFonts w:eastAsia="黑体"/>
       <w:color w:themeColor="text1" w:val="000000"/>
     </w:rPr>
     <w:tblPr>
@@ -9148,7 +9572,7 @@
     </w:tblPr>
     <w:tblStylePr w:type="firstRow">
       <w:rPr>
-        <w:rFonts w:asciiTheme="majorHAnsi" w:cstheme="majorBidi" w:eastAsiaTheme="majorEastAsia" w:hAnsiTheme="majorHAnsi"/>
+        <w:rFonts w:asciiTheme="majorHAnsi" w:cstheme="majorBidi" w:hAnsiTheme="majorHAnsi" w:eastAsia="黑体"/>
       </w:rPr>
       <w:tblPr/>
       <w:tcPr>
@@ -9160,6 +9584,7 @@
     </w:tblStylePr>
     <w:tblStylePr w:type="lastRow">
       <w:rPr>
+        <w:rFonts w:eastAsia="黑体"/>
         <w:b/>
         <w:bCs/>
         <w:color w:themeColor="text2" w:val="1F497D"/>
@@ -9174,12 +9599,14 @@
     </w:tblStylePr>
     <w:tblStylePr w:type="firstCol">
       <w:rPr>
+        <w:rFonts w:eastAsia="黑体"/>
         <w:b/>
         <w:bCs/>
       </w:rPr>
     </w:tblStylePr>
     <w:tblStylePr w:type="lastCol">
       <w:rPr>
+        <w:rFonts w:eastAsia="黑体"/>
         <w:b/>
         <w:bCs/>
       </w:rPr>
@@ -9213,7 +9640,7 @@
       <w:spacing w:after="0" w:line="240" w:lineRule="auto"/>
     </w:pPr>
     <w:rPr>
-      <w:rFonts w:asciiTheme="majorHAnsi" w:cstheme="majorBidi" w:eastAsiaTheme="majorEastAsia" w:hAnsiTheme="majorHAnsi"/>
+      <w:rFonts w:asciiTheme="majorHAnsi" w:cstheme="majorBidi" w:hAnsiTheme="majorHAnsi" w:eastAsia="黑体"/>
       <w:color w:themeColor="text1" w:val="000000"/>
     </w:rPr>
     <w:tblPr>
@@ -9235,6 +9662,7 @@
     </w:tblPr>
     <w:tblStylePr w:type="firstRow">
       <w:rPr>
+        <w:rFonts w:eastAsia="黑体"/>
         <w:sz w:val="24"/>
         <w:szCs w:val="24"/>
       </w:rPr>
@@ -9341,7 +9769,7 @@
       <w:spacing w:after="0" w:line="240" w:lineRule="auto"/>
     </w:pPr>
     <w:rPr>
-      <w:rFonts w:asciiTheme="majorHAnsi" w:cstheme="majorBidi" w:eastAsiaTheme="majorEastAsia" w:hAnsiTheme="majorHAnsi"/>
+      <w:rFonts w:asciiTheme="majorHAnsi" w:cstheme="majorBidi" w:hAnsiTheme="majorHAnsi" w:eastAsia="黑体"/>
       <w:color w:themeColor="text1" w:val="000000"/>
     </w:rPr>
     <w:tblPr>
@@ -9363,6 +9791,7 @@
     </w:tblPr>
     <w:tblStylePr w:type="firstRow">
       <w:rPr>
+        <w:rFonts w:eastAsia="黑体"/>
         <w:sz w:val="24"/>
         <w:szCs w:val="24"/>
       </w:rPr>
@@ -9469,7 +9898,7 @@
       <w:spacing w:after="0" w:line="240" w:lineRule="auto"/>
     </w:pPr>
     <w:rPr>
-      <w:rFonts w:asciiTheme="majorHAnsi" w:cstheme="majorBidi" w:eastAsiaTheme="majorEastAsia" w:hAnsiTheme="majorHAnsi"/>
+      <w:rFonts w:asciiTheme="majorHAnsi" w:cstheme="majorBidi" w:hAnsiTheme="majorHAnsi" w:eastAsia="黑体"/>
       <w:color w:themeColor="text1" w:val="000000"/>
     </w:rPr>
     <w:tblPr>
@@ -9491,6 +9920,7 @@
     </w:tblPr>
     <w:tblStylePr w:type="firstRow">
       <w:rPr>
+        <w:rFonts w:eastAsia="黑体"/>
         <w:sz w:val="24"/>
         <w:szCs w:val="24"/>
       </w:rPr>
@@ -9597,7 +10027,7 @@
       <w:spacing w:after="0" w:line="240" w:lineRule="auto"/>
     </w:pPr>
     <w:rPr>
-      <w:rFonts w:asciiTheme="majorHAnsi" w:cstheme="majorBidi" w:eastAsiaTheme="majorEastAsia" w:hAnsiTheme="majorHAnsi"/>
+      <w:rFonts w:asciiTheme="majorHAnsi" w:cstheme="majorBidi" w:hAnsiTheme="majorHAnsi" w:eastAsia="黑体"/>
       <w:color w:themeColor="text1" w:val="000000"/>
     </w:rPr>
     <w:tblPr>
@@ -9619,6 +10049,7 @@
     </w:tblPr>
     <w:tblStylePr w:type="firstRow">
       <w:rPr>
+        <w:rFonts w:eastAsia="黑体"/>
         <w:sz w:val="24"/>
         <w:szCs w:val="24"/>
       </w:rPr>
@@ -9725,7 +10156,7 @@
       <w:spacing w:after="0" w:line="240" w:lineRule="auto"/>
     </w:pPr>
     <w:rPr>
-      <w:rFonts w:asciiTheme="majorHAnsi" w:cstheme="majorBidi" w:eastAsiaTheme="majorEastAsia" w:hAnsiTheme="majorHAnsi"/>
+      <w:rFonts w:asciiTheme="majorHAnsi" w:cstheme="majorBidi" w:hAnsiTheme="majorHAnsi" w:eastAsia="黑体"/>
       <w:color w:themeColor="text1" w:val="000000"/>
     </w:rPr>
     <w:tblPr>
@@ -9747,6 +10178,7 @@
     </w:tblPr>
     <w:tblStylePr w:type="firstRow">
       <w:rPr>
+        <w:rFonts w:eastAsia="黑体"/>
         <w:sz w:val="24"/>
         <w:szCs w:val="24"/>
       </w:rPr>
@@ -9853,7 +10285,7 @@
       <w:spacing w:after="0" w:line="240" w:lineRule="auto"/>
     </w:pPr>
     <w:rPr>
-      <w:rFonts w:asciiTheme="majorHAnsi" w:cstheme="majorBidi" w:eastAsiaTheme="majorEastAsia" w:hAnsiTheme="majorHAnsi"/>
+      <w:rFonts w:asciiTheme="majorHAnsi" w:cstheme="majorBidi" w:hAnsiTheme="majorHAnsi" w:eastAsia="黑体"/>
       <w:color w:themeColor="text1" w:val="000000"/>
     </w:rPr>
     <w:tblPr>
@@ -9875,6 +10307,7 @@
     </w:tblPr>
     <w:tblStylePr w:type="firstRow">
       <w:rPr>
+        <w:rFonts w:eastAsia="黑体"/>
         <w:sz w:val="24"/>
         <w:szCs w:val="24"/>
       </w:rPr>
@@ -9981,7 +10414,7 @@
       <w:spacing w:after="0" w:line="240" w:lineRule="auto"/>
     </w:pPr>
     <w:rPr>
-      <w:rFonts w:asciiTheme="majorHAnsi" w:cstheme="majorBidi" w:eastAsiaTheme="majorEastAsia" w:hAnsiTheme="majorHAnsi"/>
+      <w:rFonts w:asciiTheme="majorHAnsi" w:cstheme="majorBidi" w:hAnsiTheme="majorHAnsi" w:eastAsia="黑体"/>
       <w:color w:themeColor="text1" w:val="000000"/>
     </w:rPr>
     <w:tblPr>
@@ -10003,6 +10436,7 @@
     </w:tblPr>
     <w:tblStylePr w:type="firstRow">
       <w:rPr>
+        <w:rFonts w:eastAsia="黑体"/>
         <w:sz w:val="24"/>
         <w:szCs w:val="24"/>
       </w:rPr>
@@ -10132,12 +10566,14 @@
     </w:tcPr>
     <w:tblStylePr w:type="firstRow">
       <w:rPr>
+        <w:rFonts w:eastAsia="黑体"/>
         <w:b/>
         <w:bCs/>
       </w:rPr>
     </w:tblStylePr>
     <w:tblStylePr w:type="lastRow">
       <w:rPr>
+        <w:rFonts w:eastAsia="黑体"/>
         <w:b/>
         <w:bCs/>
       </w:rPr>
@@ -10150,12 +10586,14 @@
     </w:tblStylePr>
     <w:tblStylePr w:type="firstCol">
       <w:rPr>
+        <w:rFonts w:eastAsia="黑体"/>
         <w:b/>
         <w:bCs/>
       </w:rPr>
     </w:tblStylePr>
     <w:tblStylePr w:type="lastCol">
       <w:rPr>
+        <w:rFonts w:eastAsia="黑体"/>
         <w:b/>
         <w:bCs/>
       </w:rPr>
@@ -10205,12 +10643,14 @@
     </w:tcPr>
     <w:tblStylePr w:type="firstRow">
       <w:rPr>
+        <w:rFonts w:eastAsia="黑体"/>
         <w:b/>
         <w:bCs/>
       </w:rPr>
     </w:tblStylePr>
     <w:tblStylePr w:type="lastRow">
       <w:rPr>
+        <w:rFonts w:eastAsia="黑体"/>
         <w:b/>
         <w:bCs/>
       </w:rPr>
@@ -10223,12 +10663,14 @@
     </w:tblStylePr>
     <w:tblStylePr w:type="firstCol">
       <w:rPr>
+        <w:rFonts w:eastAsia="黑体"/>
         <w:b/>
         <w:bCs/>
       </w:rPr>
     </w:tblStylePr>
     <w:tblStylePr w:type="lastCol">
       <w:rPr>
+        <w:rFonts w:eastAsia="黑体"/>
         <w:b/>
         <w:bCs/>
       </w:rPr>
@@ -10278,12 +10720,14 @@
     </w:tcPr>
     <w:tblStylePr w:type="firstRow">
       <w:rPr>
+        <w:rFonts w:eastAsia="黑体"/>
         <w:b/>
         <w:bCs/>
       </w:rPr>
     </w:tblStylePr>
     <w:tblStylePr w:type="lastRow">
       <w:rPr>
+        <w:rFonts w:eastAsia="黑体"/>
         <w:b/>
         <w:bCs/>
       </w:rPr>
@@ -10296,12 +10740,14 @@
     </w:tblStylePr>
     <w:tblStylePr w:type="firstCol">
       <w:rPr>
+        <w:rFonts w:eastAsia="黑体"/>
         <w:b/>
         <w:bCs/>
       </w:rPr>
     </w:tblStylePr>
     <w:tblStylePr w:type="lastCol">
       <w:rPr>
+        <w:rFonts w:eastAsia="黑体"/>
         <w:b/>
         <w:bCs/>
       </w:rPr>
@@ -10351,12 +10797,14 @@
     </w:tcPr>
     <w:tblStylePr w:type="firstRow">
       <w:rPr>
+        <w:rFonts w:eastAsia="黑体"/>
         <w:b/>
         <w:bCs/>
       </w:rPr>
     </w:tblStylePr>
     <w:tblStylePr w:type="lastRow">
       <w:rPr>
+        <w:rFonts w:eastAsia="黑体"/>
         <w:b/>
         <w:bCs/>
       </w:rPr>
@@ -10369,12 +10817,14 @@
     </w:tblStylePr>
     <w:tblStylePr w:type="firstCol">
       <w:rPr>
+        <w:rFonts w:eastAsia="黑体"/>
         <w:b/>
         <w:bCs/>
       </w:rPr>
     </w:tblStylePr>
     <w:tblStylePr w:type="lastCol">
       <w:rPr>
+        <w:rFonts w:eastAsia="黑体"/>
         <w:b/>
         <w:bCs/>
       </w:rPr>
@@ -10424,12 +10874,14 @@
     </w:tcPr>
     <w:tblStylePr w:type="firstRow">
       <w:rPr>
+        <w:rFonts w:eastAsia="黑体"/>
         <w:b/>
         <w:bCs/>
       </w:rPr>
     </w:tblStylePr>
     <w:tblStylePr w:type="lastRow">
       <w:rPr>
+        <w:rFonts w:eastAsia="黑体"/>
         <w:b/>
         <w:bCs/>
       </w:rPr>
@@ -10442,12 +10894,14 @@
     </w:tblStylePr>
     <w:tblStylePr w:type="firstCol">
       <w:rPr>
+        <w:rFonts w:eastAsia="黑体"/>
         <w:b/>
         <w:bCs/>
       </w:rPr>
     </w:tblStylePr>
     <w:tblStylePr w:type="lastCol">
       <w:rPr>
+        <w:rFonts w:eastAsia="黑体"/>
         <w:b/>
         <w:bCs/>
       </w:rPr>
@@ -10497,12 +10951,14 @@
     </w:tcPr>
     <w:tblStylePr w:type="firstRow">
       <w:rPr>
+        <w:rFonts w:eastAsia="黑体"/>
         <w:b/>
         <w:bCs/>
       </w:rPr>
     </w:tblStylePr>
     <w:tblStylePr w:type="lastRow">
       <w:rPr>
+        <w:rFonts w:eastAsia="黑体"/>
         <w:b/>
         <w:bCs/>
       </w:rPr>
@@ -10515,12 +10971,14 @@
     </w:tblStylePr>
     <w:tblStylePr w:type="firstCol">
       <w:rPr>
+        <w:rFonts w:eastAsia="黑体"/>
         <w:b/>
         <w:bCs/>
       </w:rPr>
     </w:tblStylePr>
     <w:tblStylePr w:type="lastCol">
       <w:rPr>
+        <w:rFonts w:eastAsia="黑体"/>
         <w:b/>
         <w:bCs/>
       </w:rPr>
@@ -10570,12 +11028,14 @@
     </w:tcPr>
     <w:tblStylePr w:type="firstRow">
       <w:rPr>
+        <w:rFonts w:eastAsia="黑体"/>
         <w:b/>
         <w:bCs/>
       </w:rPr>
     </w:tblStylePr>
     <w:tblStylePr w:type="lastRow">
       <w:rPr>
+        <w:rFonts w:eastAsia="黑体"/>
         <w:b/>
         <w:bCs/>
       </w:rPr>
@@ -10588,12 +11048,14 @@
     </w:tblStylePr>
     <w:tblStylePr w:type="firstCol">
       <w:rPr>
+        <w:rFonts w:eastAsia="黑体"/>
         <w:b/>
         <w:bCs/>
       </w:rPr>
     </w:tblStylePr>
     <w:tblStylePr w:type="lastCol">
       <w:rPr>
+        <w:rFonts w:eastAsia="黑体"/>
         <w:b/>
         <w:bCs/>
       </w:rPr>
@@ -10620,7 +11082,7 @@
       <w:spacing w:after="0" w:line="240" w:lineRule="auto"/>
     </w:pPr>
     <w:rPr>
-      <w:rFonts w:asciiTheme="majorHAnsi" w:cstheme="majorBidi" w:eastAsiaTheme="majorEastAsia" w:hAnsiTheme="majorHAnsi"/>
+      <w:rFonts w:asciiTheme="majorHAnsi" w:cstheme="majorBidi" w:hAnsiTheme="majorHAnsi" w:eastAsia="黑体"/>
       <w:color w:themeColor="text1" w:val="000000"/>
     </w:rPr>
     <w:tblPr>
@@ -10647,6 +11109,7 @@
     </w:tcPr>
     <w:tblStylePr w:type="firstRow">
       <w:rPr>
+        <w:rFonts w:eastAsia="黑体"/>
         <w:b/>
         <w:bCs/>
         <w:color w:themeColor="text1" w:val="000000"/>
@@ -10658,6 +11121,7 @@
     </w:tblStylePr>
     <w:tblStylePr w:type="lastRow">
       <w:rPr>
+        <w:rFonts w:eastAsia="黑体"/>
         <w:b/>
         <w:bCs/>
         <w:color w:themeColor="text1" w:val="000000"/>
@@ -10677,6 +11141,7 @@
     </w:tblStylePr>
     <w:tblStylePr w:type="firstCol">
       <w:rPr>
+        <w:rFonts w:eastAsia="黑体"/>
         <w:b/>
         <w:bCs/>
         <w:color w:themeColor="text1" w:val="000000"/>
@@ -10696,6 +11161,7 @@
     </w:tblStylePr>
     <w:tblStylePr w:type="lastCol">
       <w:rPr>
+        <w:rFonts w:eastAsia="黑体"/>
         <w:b w:val="0"/>
         <w:bCs w:val="0"/>
         <w:color w:themeColor="text1" w:val="000000"/>
@@ -10745,7 +11211,7 @@
       <w:spacing w:after="0" w:line="240" w:lineRule="auto"/>
     </w:pPr>
     <w:rPr>
-      <w:rFonts w:asciiTheme="majorHAnsi" w:cstheme="majorBidi" w:eastAsiaTheme="majorEastAsia" w:hAnsiTheme="majorHAnsi"/>
+      <w:rFonts w:asciiTheme="majorHAnsi" w:cstheme="majorBidi" w:hAnsiTheme="majorHAnsi" w:eastAsia="黑体"/>
       <w:color w:themeColor="text1" w:val="000000"/>
     </w:rPr>
     <w:tblPr>
@@ -10772,6 +11238,7 @@
     </w:tcPr>
     <w:tblStylePr w:type="firstRow">
       <w:rPr>
+        <w:rFonts w:eastAsia="黑体"/>
         <w:b/>
         <w:bCs/>
         <w:color w:themeColor="text1" w:val="000000"/>
@@ -10783,6 +11250,7 @@
     </w:tblStylePr>
     <w:tblStylePr w:type="lastRow">
       <w:rPr>
+        <w:rFonts w:eastAsia="黑体"/>
         <w:b/>
         <w:bCs/>
         <w:color w:themeColor="text1" w:val="000000"/>
@@ -10802,6 +11270,7 @@
     </w:tblStylePr>
     <w:tblStylePr w:type="firstCol">
       <w:rPr>
+        <w:rFonts w:eastAsia="黑体"/>
         <w:b/>
         <w:bCs/>
         <w:color w:themeColor="text1" w:val="000000"/>
@@ -10821,6 +11290,7 @@
     </w:tblStylePr>
     <w:tblStylePr w:type="lastCol">
       <w:rPr>
+        <w:rFonts w:eastAsia="黑体"/>
         <w:b w:val="0"/>
         <w:bCs w:val="0"/>
         <w:color w:themeColor="text1" w:val="000000"/>
@@ -10870,7 +11340,7 @@
       <w:spacing w:after="0" w:line="240" w:lineRule="auto"/>
     </w:pPr>
     <w:rPr>
-      <w:rFonts w:asciiTheme="majorHAnsi" w:cstheme="majorBidi" w:eastAsiaTheme="majorEastAsia" w:hAnsiTheme="majorHAnsi"/>
+      <w:rFonts w:asciiTheme="majorHAnsi" w:cstheme="majorBidi" w:hAnsiTheme="majorHAnsi" w:eastAsia="黑体"/>
       <w:color w:themeColor="text1" w:val="000000"/>
     </w:rPr>
     <w:tblPr>
@@ -10897,6 +11367,7 @@
     </w:tcPr>
     <w:tblStylePr w:type="firstRow">
       <w:rPr>
+        <w:rFonts w:eastAsia="黑体"/>
         <w:b/>
         <w:bCs/>
         <w:color w:themeColor="text1" w:val="000000"/>
@@ -10908,6 +11379,7 @@
     </w:tblStylePr>
     <w:tblStylePr w:type="lastRow">
       <w:rPr>
+        <w:rFonts w:eastAsia="黑体"/>
         <w:b/>
         <w:bCs/>
         <w:color w:themeColor="text1" w:val="000000"/>
@@ -10927,6 +11399,7 @@
     </w:tblStylePr>
     <w:tblStylePr w:type="firstCol">
       <w:rPr>
+        <w:rFonts w:eastAsia="黑体"/>
         <w:b/>
         <w:bCs/>
         <w:color w:themeColor="text1" w:val="000000"/>
@@ -10946,6 +11419,7 @@
     </w:tblStylePr>
     <w:tblStylePr w:type="lastCol">
       <w:rPr>
+        <w:rFonts w:eastAsia="黑体"/>
         <w:b w:val="0"/>
         <w:bCs w:val="0"/>
         <w:color w:themeColor="text1" w:val="000000"/>
@@ -10995,7 +11469,7 @@
       <w:spacing w:after="0" w:line="240" w:lineRule="auto"/>
     </w:pPr>
     <w:rPr>
-      <w:rFonts w:asciiTheme="majorHAnsi" w:cstheme="majorBidi" w:eastAsiaTheme="majorEastAsia" w:hAnsiTheme="majorHAnsi"/>
+      <w:rFonts w:asciiTheme="majorHAnsi" w:cstheme="majorBidi" w:hAnsiTheme="majorHAnsi" w:eastAsia="黑体"/>
       <w:color w:themeColor="text1" w:val="000000"/>
     </w:rPr>
     <w:tblPr>
@@ -11022,6 +11496,7 @@
     </w:tcPr>
     <w:tblStylePr w:type="firstRow">
       <w:rPr>
+        <w:rFonts w:eastAsia="黑体"/>
         <w:b/>
         <w:bCs/>
         <w:color w:themeColor="text1" w:val="000000"/>
@@ -11033,6 +11508,7 @@
     </w:tblStylePr>
     <w:tblStylePr w:type="lastRow">
       <w:rPr>
+        <w:rFonts w:eastAsia="黑体"/>
         <w:b/>
         <w:bCs/>
         <w:color w:themeColor="text1" w:val="000000"/>
@@ -11052,6 +11528,7 @@
     </w:tblStylePr>
     <w:tblStylePr w:type="firstCol">
       <w:rPr>
+        <w:rFonts w:eastAsia="黑体"/>
         <w:b/>
         <w:bCs/>
         <w:color w:themeColor="text1" w:val="000000"/>
@@ -11071,6 +11548,7 @@
     </w:tblStylePr>
     <w:tblStylePr w:type="lastCol">
       <w:rPr>
+        <w:rFonts w:eastAsia="黑体"/>
         <w:b w:val="0"/>
         <w:bCs w:val="0"/>
         <w:color w:themeColor="text1" w:val="000000"/>
@@ -11120,7 +11598,7 @@
       <w:spacing w:after="0" w:line="240" w:lineRule="auto"/>
     </w:pPr>
     <w:rPr>
-      <w:rFonts w:asciiTheme="majorHAnsi" w:cstheme="majorBidi" w:eastAsiaTheme="majorEastAsia" w:hAnsiTheme="majorHAnsi"/>
+      <w:rFonts w:asciiTheme="majorHAnsi" w:cstheme="majorBidi" w:hAnsiTheme="majorHAnsi" w:eastAsia="黑体"/>
       <w:color w:themeColor="text1" w:val="000000"/>
     </w:rPr>
     <w:tblPr>
@@ -11147,6 +11625,7 @@
     </w:tcPr>
     <w:tblStylePr w:type="firstRow">
       <w:rPr>
+        <w:rFonts w:eastAsia="黑体"/>
         <w:b/>
         <w:bCs/>
         <w:color w:themeColor="text1" w:val="000000"/>
@@ -11158,6 +11637,7 @@
     </w:tblStylePr>
     <w:tblStylePr w:type="lastRow">
       <w:rPr>
+        <w:rFonts w:eastAsia="黑体"/>
         <w:b/>
         <w:bCs/>
         <w:color w:themeColor="text1" w:val="000000"/>
@@ -11177,6 +11657,7 @@
     </w:tblStylePr>
     <w:tblStylePr w:type="firstCol">
       <w:rPr>
+        <w:rFonts w:eastAsia="黑体"/>
         <w:b/>
         <w:bCs/>
         <w:color w:themeColor="text1" w:val="000000"/>
@@ -11196,6 +11677,7 @@
     </w:tblStylePr>
     <w:tblStylePr w:type="lastCol">
       <w:rPr>
+        <w:rFonts w:eastAsia="黑体"/>
         <w:b w:val="0"/>
         <w:bCs w:val="0"/>
         <w:color w:themeColor="text1" w:val="000000"/>
@@ -11245,7 +11727,7 @@
       <w:spacing w:after="0" w:line="240" w:lineRule="auto"/>
     </w:pPr>
     <w:rPr>
-      <w:rFonts w:asciiTheme="majorHAnsi" w:cstheme="majorBidi" w:eastAsiaTheme="majorEastAsia" w:hAnsiTheme="majorHAnsi"/>
+      <w:rFonts w:asciiTheme="majorHAnsi" w:cstheme="majorBidi" w:hAnsiTheme="majorHAnsi" w:eastAsia="黑体"/>
       <w:color w:themeColor="text1" w:val="000000"/>
     </w:rPr>
     <w:tblPr>
@@ -11272,6 +11754,7 @@
     </w:tcPr>
     <w:tblStylePr w:type="firstRow">
       <w:rPr>
+        <w:rFonts w:eastAsia="黑体"/>
         <w:b/>
         <w:bCs/>
         <w:color w:themeColor="text1" w:val="000000"/>
@@ -11283,6 +11766,7 @@
     </w:tblStylePr>
     <w:tblStylePr w:type="lastRow">
       <w:rPr>
+        <w:rFonts w:eastAsia="黑体"/>
         <w:b/>
         <w:bCs/>
         <w:color w:themeColor="text1" w:val="000000"/>
@@ -11302,6 +11786,7 @@
     </w:tblStylePr>
     <w:tblStylePr w:type="firstCol">
       <w:rPr>
+        <w:rFonts w:eastAsia="黑体"/>
         <w:b/>
         <w:bCs/>
         <w:color w:themeColor="text1" w:val="000000"/>
@@ -11321,6 +11806,7 @@
     </w:tblStylePr>
     <w:tblStylePr w:type="lastCol">
       <w:rPr>
+        <w:rFonts w:eastAsia="黑体"/>
         <w:b w:val="0"/>
         <w:bCs w:val="0"/>
         <w:color w:themeColor="text1" w:val="000000"/>
@@ -11370,7 +11856,7 @@
       <w:spacing w:after="0" w:line="240" w:lineRule="auto"/>
     </w:pPr>
     <w:rPr>
-      <w:rFonts w:asciiTheme="majorHAnsi" w:cstheme="majorBidi" w:eastAsiaTheme="majorEastAsia" w:hAnsiTheme="majorHAnsi"/>
+      <w:rFonts w:asciiTheme="majorHAnsi" w:cstheme="majorBidi" w:hAnsiTheme="majorHAnsi" w:eastAsia="黑体"/>
       <w:color w:themeColor="text1" w:val="000000"/>
     </w:rPr>
     <w:tblPr>
@@ -11397,6 +11883,7 @@
     </w:tcPr>
     <w:tblStylePr w:type="firstRow">
       <w:rPr>
+        <w:rFonts w:eastAsia="黑体"/>
         <w:b/>
         <w:bCs/>
         <w:color w:themeColor="text1" w:val="000000"/>
@@ -11408,6 +11895,7 @@
     </w:tblStylePr>
     <w:tblStylePr w:type="lastRow">
       <w:rPr>
+        <w:rFonts w:eastAsia="黑体"/>
         <w:b/>
         <w:bCs/>
         <w:color w:themeColor="text1" w:val="000000"/>
@@ -11427,6 +11915,7 @@
     </w:tblStylePr>
     <w:tblStylePr w:type="firstCol">
       <w:rPr>
+        <w:rFonts w:eastAsia="黑体"/>
         <w:b/>
         <w:bCs/>
         <w:color w:themeColor="text1" w:val="000000"/>
@@ -11446,6 +11935,7 @@
     </w:tblStylePr>
     <w:tblStylePr w:type="lastCol">
       <w:rPr>
+        <w:rFonts w:eastAsia="黑体"/>
         <w:b w:val="0"/>
         <w:bCs w:val="0"/>
         <w:color w:themeColor="text1" w:val="000000"/>
@@ -11518,6 +12008,7 @@
     </w:tcPr>
     <w:tblStylePr w:type="firstRow">
       <w:rPr>
+        <w:rFonts w:eastAsia="黑体"/>
         <w:b/>
         <w:bCs/>
         <w:i w:val="0"/>
@@ -11539,6 +12030,7 @@
     </w:tblStylePr>
     <w:tblStylePr w:type="lastRow">
       <w:rPr>
+        <w:rFonts w:eastAsia="黑体"/>
         <w:b/>
         <w:bCs/>
         <w:i w:val="0"/>
@@ -11560,6 +12052,7 @@
     </w:tblStylePr>
     <w:tblStylePr w:type="firstCol">
       <w:rPr>
+        <w:rFonts w:eastAsia="黑体"/>
         <w:b/>
         <w:bCs/>
         <w:i w:val="0"/>
@@ -11579,6 +12072,7 @@
     </w:tblStylePr>
     <w:tblStylePr w:type="lastCol">
       <w:rPr>
+        <w:rFonts w:eastAsia="黑体"/>
         <w:b/>
         <w:bCs/>
         <w:i w:val="0"/>
@@ -11659,6 +12153,7 @@
     </w:tcPr>
     <w:tblStylePr w:type="firstRow">
       <w:rPr>
+        <w:rFonts w:eastAsia="黑体"/>
         <w:b/>
         <w:bCs/>
         <w:i w:val="0"/>
@@ -11680,6 +12175,7 @@
     </w:tblStylePr>
     <w:tblStylePr w:type="lastRow">
       <w:rPr>
+        <w:rFonts w:eastAsia="黑体"/>
         <w:b/>
         <w:bCs/>
         <w:i w:val="0"/>
@@ -11701,6 +12197,7 @@
     </w:tblStylePr>
     <w:tblStylePr w:type="firstCol">
       <w:rPr>
+        <w:rFonts w:eastAsia="黑体"/>
         <w:b/>
         <w:bCs/>
         <w:i w:val="0"/>
@@ -11720,6 +12217,7 @@
     </w:tblStylePr>
     <w:tblStylePr w:type="lastCol">
       <w:rPr>
+        <w:rFonts w:eastAsia="黑体"/>
         <w:b/>
         <w:bCs/>
         <w:i w:val="0"/>
@@ -11800,6 +12298,7 @@
     </w:tcPr>
     <w:tblStylePr w:type="firstRow">
       <w:rPr>
+        <w:rFonts w:eastAsia="黑体"/>
         <w:b/>
         <w:bCs/>
         <w:i w:val="0"/>
@@ -11821,6 +12320,7 @@
     </w:tblStylePr>
     <w:tblStylePr w:type="lastRow">
       <w:rPr>
+        <w:rFonts w:eastAsia="黑体"/>
         <w:b/>
         <w:bCs/>
         <w:i w:val="0"/>
@@ -11842,6 +12342,7 @@
     </w:tblStylePr>
     <w:tblStylePr w:type="firstCol">
       <w:rPr>
+        <w:rFonts w:eastAsia="黑体"/>
         <w:b/>
         <w:bCs/>
         <w:i w:val="0"/>
@@ -11861,6 +12362,7 @@
     </w:tblStylePr>
     <w:tblStylePr w:type="lastCol">
       <w:rPr>
+        <w:rFonts w:eastAsia="黑体"/>
         <w:b/>
         <w:bCs/>
         <w:i w:val="0"/>
@@ -11941,6 +12443,7 @@
     </w:tcPr>
     <w:tblStylePr w:type="firstRow">
       <w:rPr>
+        <w:rFonts w:eastAsia="黑体"/>
         <w:b/>
         <w:bCs/>
         <w:i w:val="0"/>
@@ -11962,6 +12465,7 @@
     </w:tblStylePr>
     <w:tblStylePr w:type="lastRow">
       <w:rPr>
+        <w:rFonts w:eastAsia="黑体"/>
         <w:b/>
         <w:bCs/>
         <w:i w:val="0"/>
@@ -11983,6 +12487,7 @@
     </w:tblStylePr>
     <w:tblStylePr w:type="firstCol">
       <w:rPr>
+        <w:rFonts w:eastAsia="黑体"/>
         <w:b/>
         <w:bCs/>
         <w:i w:val="0"/>
@@ -12002,6 +12507,7 @@
     </w:tblStylePr>
     <w:tblStylePr w:type="lastCol">
       <w:rPr>
+        <w:rFonts w:eastAsia="黑体"/>
         <w:b/>
         <w:bCs/>
         <w:i w:val="0"/>
@@ -12082,6 +12588,7 @@
     </w:tcPr>
     <w:tblStylePr w:type="firstRow">
       <w:rPr>
+        <w:rFonts w:eastAsia="黑体"/>
         <w:b/>
         <w:bCs/>
         <w:i w:val="0"/>
@@ -12103,6 +12610,7 @@
     </w:tblStylePr>
     <w:tblStylePr w:type="lastRow">
       <w:rPr>
+        <w:rFonts w:eastAsia="黑体"/>
         <w:b/>
         <w:bCs/>
         <w:i w:val="0"/>
@@ -12124,6 +12632,7 @@
     </w:tblStylePr>
     <w:tblStylePr w:type="firstCol">
       <w:rPr>
+        <w:rFonts w:eastAsia="黑体"/>
         <w:b/>
         <w:bCs/>
         <w:i w:val="0"/>
@@ -12143,6 +12652,7 @@
     </w:tblStylePr>
     <w:tblStylePr w:type="lastCol">
       <w:rPr>
+        <w:rFonts w:eastAsia="黑体"/>
         <w:b/>
         <w:bCs/>
         <w:i w:val="0"/>
@@ -12223,6 +12733,7 @@
     </w:tcPr>
     <w:tblStylePr w:type="firstRow">
       <w:rPr>
+        <w:rFonts w:eastAsia="黑体"/>
         <w:b/>
         <w:bCs/>
         <w:i w:val="0"/>
@@ -12244,6 +12755,7 @@
     </w:tblStylePr>
     <w:tblStylePr w:type="lastRow">
       <w:rPr>
+        <w:rFonts w:eastAsia="黑体"/>
         <w:b/>
         <w:bCs/>
         <w:i w:val="0"/>
@@ -12265,6 +12777,7 @@
     </w:tblStylePr>
     <w:tblStylePr w:type="firstCol">
       <w:rPr>
+        <w:rFonts w:eastAsia="黑体"/>
         <w:b/>
         <w:bCs/>
         <w:i w:val="0"/>
@@ -12284,6 +12797,7 @@
     </w:tblStylePr>
     <w:tblStylePr w:type="lastCol">
       <w:rPr>
+        <w:rFonts w:eastAsia="黑体"/>
         <w:b/>
         <w:bCs/>
         <w:i w:val="0"/>
@@ -12364,6 +12878,7 @@
     </w:tcPr>
     <w:tblStylePr w:type="firstRow">
       <w:rPr>
+        <w:rFonts w:eastAsia="黑体"/>
         <w:b/>
         <w:bCs/>
         <w:i w:val="0"/>
@@ -12385,6 +12900,7 @@
     </w:tblStylePr>
     <w:tblStylePr w:type="lastRow">
       <w:rPr>
+        <w:rFonts w:eastAsia="黑体"/>
         <w:b/>
         <w:bCs/>
         <w:i w:val="0"/>
@@ -12406,6 +12922,7 @@
     </w:tblStylePr>
     <w:tblStylePr w:type="firstCol">
       <w:rPr>
+        <w:rFonts w:eastAsia="黑体"/>
         <w:b/>
         <w:bCs/>
         <w:i w:val="0"/>
@@ -12425,6 +12942,7 @@
     </w:tblStylePr>
     <w:tblStylePr w:type="lastCol">
       <w:rPr>
+        <w:rFonts w:eastAsia="黑体"/>
         <w:b/>
         <w:bCs/>
         <w:i w:val="0"/>
@@ -12482,6 +13000,7 @@
       <w:spacing w:after="0" w:line="240" w:lineRule="auto"/>
     </w:pPr>
     <w:rPr>
+      <w:rFonts w:eastAsia="黑体"/>
       <w:color w:themeColor="background1" w:val="FFFFFF"/>
     </w:rPr>
     <w:tblPr>
@@ -12500,6 +13019,7 @@
     </w:tcPr>
     <w:tblStylePr w:type="firstRow">
       <w:rPr>
+        <w:rFonts w:eastAsia="黑体"/>
         <w:b/>
         <w:bCs/>
       </w:rPr>
@@ -12596,6 +13116,7 @@
       <w:spacing w:after="0" w:line="240" w:lineRule="auto"/>
     </w:pPr>
     <w:rPr>
+      <w:rFonts w:eastAsia="黑体"/>
       <w:color w:themeColor="background1" w:val="FFFFFF"/>
     </w:rPr>
     <w:tblPr>
@@ -12614,6 +13135,7 @@
     </w:tcPr>
     <w:tblStylePr w:type="firstRow">
       <w:rPr>
+        <w:rFonts w:eastAsia="黑体"/>
         <w:b/>
         <w:bCs/>
       </w:rPr>
@@ -12710,6 +13232,7 @@
       <w:spacing w:after="0" w:line="240" w:lineRule="auto"/>
     </w:pPr>
     <w:rPr>
+      <w:rFonts w:eastAsia="黑体"/>
       <w:color w:themeColor="background1" w:val="FFFFFF"/>
     </w:rPr>
     <w:tblPr>
@@ -12728,6 +13251,7 @@
     </w:tcPr>
     <w:tblStylePr w:type="firstRow">
       <w:rPr>
+        <w:rFonts w:eastAsia="黑体"/>
         <w:b/>
         <w:bCs/>
       </w:rPr>
@@ -12824,6 +13348,7 @@
       <w:spacing w:after="0" w:line="240" w:lineRule="auto"/>
     </w:pPr>
     <w:rPr>
+      <w:rFonts w:eastAsia="黑体"/>
       <w:color w:themeColor="background1" w:val="FFFFFF"/>
     </w:rPr>
     <w:tblPr>
@@ -12842,6 +13367,7 @@
     </w:tcPr>
     <w:tblStylePr w:type="firstRow">
       <w:rPr>
+        <w:rFonts w:eastAsia="黑体"/>
         <w:b/>
         <w:bCs/>
       </w:rPr>
@@ -12938,6 +13464,7 @@
       <w:spacing w:after="0" w:line="240" w:lineRule="auto"/>
     </w:pPr>
     <w:rPr>
+      <w:rFonts w:eastAsia="黑体"/>
       <w:color w:themeColor="background1" w:val="FFFFFF"/>
     </w:rPr>
     <w:tblPr>
@@ -12956,6 +13483,7 @@
     </w:tcPr>
     <w:tblStylePr w:type="firstRow">
       <w:rPr>
+        <w:rFonts w:eastAsia="黑体"/>
         <w:b/>
         <w:bCs/>
       </w:rPr>
@@ -13052,6 +13580,7 @@
       <w:spacing w:after="0" w:line="240" w:lineRule="auto"/>
     </w:pPr>
     <w:rPr>
+      <w:rFonts w:eastAsia="黑体"/>
       <w:color w:themeColor="background1" w:val="FFFFFF"/>
     </w:rPr>
     <w:tblPr>
@@ -13070,6 +13599,7 @@
     </w:tcPr>
     <w:tblStylePr w:type="firstRow">
       <w:rPr>
+        <w:rFonts w:eastAsia="黑体"/>
         <w:b/>
         <w:bCs/>
       </w:rPr>
@@ -13166,6 +13696,7 @@
       <w:spacing w:after="0" w:line="240" w:lineRule="auto"/>
     </w:pPr>
     <w:rPr>
+      <w:rFonts w:eastAsia="黑体"/>
       <w:color w:themeColor="background1" w:val="FFFFFF"/>
     </w:rPr>
     <w:tblPr>
@@ -13184,6 +13715,7 @@
     </w:tcPr>
     <w:tblStylePr w:type="firstRow">
       <w:rPr>
+        <w:rFonts w:eastAsia="黑体"/>
         <w:b/>
         <w:bCs/>
       </w:rPr>
@@ -13280,6 +13812,7 @@
       <w:spacing w:after="0" w:line="240" w:lineRule="auto"/>
     </w:pPr>
     <w:rPr>
+      <w:rFonts w:eastAsia="黑体"/>
       <w:color w:themeColor="text1" w:val="000000"/>
     </w:rPr>
     <w:tblPr>
@@ -13306,6 +13839,7 @@
     </w:tcPr>
     <w:tblStylePr w:type="firstRow">
       <w:rPr>
+        <w:rFonts w:eastAsia="黑体"/>
         <w:b/>
         <w:bCs/>
       </w:rPr>
@@ -13324,6 +13858,7 @@
     </w:tblStylePr>
     <w:tblStylePr w:type="lastRow">
       <w:rPr>
+        <w:rFonts w:eastAsia="黑体"/>
         <w:b/>
         <w:bCs/>
         <w:color w:themeColor="background1" w:val="FFFFFF"/>
@@ -13338,6 +13873,7 @@
     </w:tblStylePr>
     <w:tblStylePr w:type="firstCol">
       <w:rPr>
+        <w:rFonts w:eastAsia="黑体"/>
         <w:color w:themeColor="background1" w:val="FFFFFF"/>
       </w:rPr>
       <w:tblPr/>
@@ -13355,6 +13891,7 @@
     </w:tblStylePr>
     <w:tblStylePr w:type="lastCol">
       <w:rPr>
+        <w:rFonts w:eastAsia="黑体"/>
         <w:color w:themeColor="background1" w:val="FFFFFF"/>
       </w:rPr>
       <w:tblPr/>
@@ -13384,11 +13921,13 @@
     </w:tblStylePr>
     <w:tblStylePr w:type="neCell">
       <w:rPr>
+        <w:rFonts w:eastAsia="黑体"/>
         <w:color w:themeColor="text1" w:val="000000"/>
       </w:rPr>
     </w:tblStylePr>
     <w:tblStylePr w:type="nwCell">
       <w:rPr>
+        <w:rFonts w:eastAsia="黑体"/>
         <w:color w:themeColor="text1" w:val="000000"/>
       </w:rPr>
     </w:tblStylePr>
@@ -13402,6 +13941,7 @@
       <w:spacing w:after="0" w:line="240" w:lineRule="auto"/>
     </w:pPr>
     <w:rPr>
+      <w:rFonts w:eastAsia="黑体"/>
       <w:color w:themeColor="text1" w:val="000000"/>
     </w:rPr>
     <w:tblPr>
@@ -13428,6 +13968,7 @@
     </w:tcPr>
     <w:tblStylePr w:type="firstRow">
       <w:rPr>
+        <w:rFonts w:eastAsia="黑体"/>
         <w:b/>
         <w:bCs/>
       </w:rPr>
@@ -13446,6 +13987,7 @@
     </w:tblStylePr>
     <w:tblStylePr w:type="lastRow">
       <w:rPr>
+        <w:rFonts w:eastAsia="黑体"/>
         <w:b/>
         <w:bCs/>
         <w:color w:themeColor="background1" w:val="FFFFFF"/>
@@ -13460,6 +14002,7 @@
     </w:tblStylePr>
     <w:tblStylePr w:type="firstCol">
       <w:rPr>
+        <w:rFonts w:eastAsia="黑体"/>
         <w:color w:themeColor="background1" w:val="FFFFFF"/>
       </w:rPr>
       <w:tblPr/>
@@ -13477,6 +14020,7 @@
     </w:tblStylePr>
     <w:tblStylePr w:type="lastCol">
       <w:rPr>
+        <w:rFonts w:eastAsia="黑体"/>
         <w:color w:themeColor="background1" w:val="FFFFFF"/>
       </w:rPr>
       <w:tblPr/>
@@ -13506,11 +14050,13 @@
     </w:tblStylePr>
     <w:tblStylePr w:type="neCell">
       <w:rPr>
+        <w:rFonts w:eastAsia="黑体"/>
         <w:color w:themeColor="text1" w:val="000000"/>
       </w:rPr>
     </w:tblStylePr>
     <w:tblStylePr w:type="nwCell">
       <w:rPr>
+        <w:rFonts w:eastAsia="黑体"/>
         <w:color w:themeColor="text1" w:val="000000"/>
       </w:rPr>
     </w:tblStylePr>
@@ -13524,6 +14070,7 @@
       <w:spacing w:after="0" w:line="240" w:lineRule="auto"/>
     </w:pPr>
     <w:rPr>
+      <w:rFonts w:eastAsia="黑体"/>
       <w:color w:themeColor="text1" w:val="000000"/>
     </w:rPr>
     <w:tblPr>
@@ -13550,6 +14097,7 @@
     </w:tcPr>
     <w:tblStylePr w:type="firstRow">
       <w:rPr>
+        <w:rFonts w:eastAsia="黑体"/>
         <w:b/>
         <w:bCs/>
       </w:rPr>
@@ -13568,6 +14116,7 @@
     </w:tblStylePr>
     <w:tblStylePr w:type="lastRow">
       <w:rPr>
+        <w:rFonts w:eastAsia="黑体"/>
         <w:b/>
         <w:bCs/>
         <w:color w:themeColor="background1" w:val="FFFFFF"/>
@@ -13582,6 +14131,7 @@
     </w:tblStylePr>
     <w:tblStylePr w:type="firstCol">
       <w:rPr>
+        <w:rFonts w:eastAsia="黑体"/>
         <w:color w:themeColor="background1" w:val="FFFFFF"/>
       </w:rPr>
       <w:tblPr/>
@@ -13599,6 +14149,7 @@
     </w:tblStylePr>
     <w:tblStylePr w:type="lastCol">
       <w:rPr>
+        <w:rFonts w:eastAsia="黑体"/>
         <w:color w:themeColor="background1" w:val="FFFFFF"/>
       </w:rPr>
       <w:tblPr/>
@@ -13628,11 +14179,13 @@
     </w:tblStylePr>
     <w:tblStylePr w:type="neCell">
       <w:rPr>
+        <w:rFonts w:eastAsia="黑体"/>
         <w:color w:themeColor="text1" w:val="000000"/>
       </w:rPr>
     </w:tblStylePr>
     <w:tblStylePr w:type="nwCell">
       <w:rPr>
+        <w:rFonts w:eastAsia="黑体"/>
         <w:color w:themeColor="text1" w:val="000000"/>
       </w:rPr>
     </w:tblStylePr>
@@ -13646,6 +14199,7 @@
       <w:spacing w:after="0" w:line="240" w:lineRule="auto"/>
     </w:pPr>
     <w:rPr>
+      <w:rFonts w:eastAsia="黑体"/>
       <w:color w:themeColor="text1" w:val="000000"/>
     </w:rPr>
     <w:tblPr>
@@ -13672,6 +14226,7 @@
     </w:tcPr>
     <w:tblStylePr w:type="firstRow">
       <w:rPr>
+        <w:rFonts w:eastAsia="黑体"/>
         <w:b/>
         <w:bCs/>
       </w:rPr>
@@ -13690,6 +14245,7 @@
     </w:tblStylePr>
     <w:tblStylePr w:type="lastRow">
       <w:rPr>
+        <w:rFonts w:eastAsia="黑体"/>
         <w:b/>
         <w:bCs/>
         <w:color w:themeColor="background1" w:val="FFFFFF"/>
@@ -13704,6 +14260,7 @@
     </w:tblStylePr>
     <w:tblStylePr w:type="firstCol">
       <w:rPr>
+        <w:rFonts w:eastAsia="黑体"/>
         <w:color w:themeColor="background1" w:val="FFFFFF"/>
       </w:rPr>
       <w:tblPr/>
@@ -13721,6 +14278,7 @@
     </w:tblStylePr>
     <w:tblStylePr w:type="lastCol">
       <w:rPr>
+        <w:rFonts w:eastAsia="黑体"/>
         <w:color w:themeColor="background1" w:val="FFFFFF"/>
       </w:rPr>
       <w:tblPr/>
@@ -13758,6 +14316,7 @@
       <w:spacing w:after="0" w:line="240" w:lineRule="auto"/>
     </w:pPr>
     <w:rPr>
+      <w:rFonts w:eastAsia="黑体"/>
       <w:color w:themeColor="text1" w:val="000000"/>
     </w:rPr>
     <w:tblPr>
@@ -13784,6 +14343,7 @@
     </w:tcPr>
     <w:tblStylePr w:type="firstRow">
       <w:rPr>
+        <w:rFonts w:eastAsia="黑体"/>
         <w:b/>
         <w:bCs/>
       </w:rPr>
@@ -13802,6 +14362,7 @@
     </w:tblStylePr>
     <w:tblStylePr w:type="lastRow">
       <w:rPr>
+        <w:rFonts w:eastAsia="黑体"/>
         <w:b/>
         <w:bCs/>
         <w:color w:themeColor="background1" w:val="FFFFFF"/>
@@ -13816,6 +14377,7 @@
     </w:tblStylePr>
     <w:tblStylePr w:type="firstCol">
       <w:rPr>
+        <w:rFonts w:eastAsia="黑体"/>
         <w:color w:themeColor="background1" w:val="FFFFFF"/>
       </w:rPr>
       <w:tblPr/>
@@ -13833,6 +14395,7 @@
     </w:tblStylePr>
     <w:tblStylePr w:type="lastCol">
       <w:rPr>
+        <w:rFonts w:eastAsia="黑体"/>
         <w:color w:themeColor="background1" w:val="FFFFFF"/>
       </w:rPr>
       <w:tblPr/>
@@ -13862,11 +14425,13 @@
     </w:tblStylePr>
     <w:tblStylePr w:type="neCell">
       <w:rPr>
+        <w:rFonts w:eastAsia="黑体"/>
         <w:color w:themeColor="text1" w:val="000000"/>
       </w:rPr>
     </w:tblStylePr>
     <w:tblStylePr w:type="nwCell">
       <w:rPr>
+        <w:rFonts w:eastAsia="黑体"/>
         <w:color w:themeColor="text1" w:val="000000"/>
       </w:rPr>
     </w:tblStylePr>
@@ -13880,6 +14445,7 @@
       <w:spacing w:after="0" w:line="240" w:lineRule="auto"/>
     </w:pPr>
     <w:rPr>
+      <w:rFonts w:eastAsia="黑体"/>
       <w:color w:themeColor="text1" w:val="000000"/>
     </w:rPr>
     <w:tblPr>
@@ -13906,6 +14472,7 @@
     </w:tcPr>
     <w:tblStylePr w:type="firstRow">
       <w:rPr>
+        <w:rFonts w:eastAsia="黑体"/>
         <w:b/>
         <w:bCs/>
       </w:rPr>
@@ -13924,6 +14491,7 @@
     </w:tblStylePr>
     <w:tblStylePr w:type="lastRow">
       <w:rPr>
+        <w:rFonts w:eastAsia="黑体"/>
         <w:b/>
         <w:bCs/>
         <w:color w:themeColor="background1" w:val="FFFFFF"/>
@@ -13938,6 +14506,7 @@
     </w:tblStylePr>
     <w:tblStylePr w:type="firstCol">
       <w:rPr>
+        <w:rFonts w:eastAsia="黑体"/>
         <w:color w:themeColor="background1" w:val="FFFFFF"/>
       </w:rPr>
       <w:tblPr/>
@@ -13955,6 +14524,7 @@
     </w:tblStylePr>
     <w:tblStylePr w:type="lastCol">
       <w:rPr>
+        <w:rFonts w:eastAsia="黑体"/>
         <w:color w:themeColor="background1" w:val="FFFFFF"/>
       </w:rPr>
       <w:tblPr/>
@@ -13984,11 +14554,13 @@
     </w:tblStylePr>
     <w:tblStylePr w:type="neCell">
       <w:rPr>
+        <w:rFonts w:eastAsia="黑体"/>
         <w:color w:themeColor="text1" w:val="000000"/>
       </w:rPr>
     </w:tblStylePr>
     <w:tblStylePr w:type="nwCell">
       <w:rPr>
+        <w:rFonts w:eastAsia="黑体"/>
         <w:color w:themeColor="text1" w:val="000000"/>
       </w:rPr>
     </w:tblStylePr>
@@ -14002,6 +14574,7 @@
       <w:spacing w:after="0" w:line="240" w:lineRule="auto"/>
     </w:pPr>
     <w:rPr>
+      <w:rFonts w:eastAsia="黑体"/>
       <w:color w:themeColor="text1" w:val="000000"/>
     </w:rPr>
     <w:tblPr>
@@ -14028,6 +14601,7 @@
     </w:tcPr>
     <w:tblStylePr w:type="firstRow">
       <w:rPr>
+        <w:rFonts w:eastAsia="黑体"/>
         <w:b/>
         <w:bCs/>
       </w:rPr>
@@ -14046,6 +14620,7 @@
     </w:tblStylePr>
     <w:tblStylePr w:type="lastRow">
       <w:rPr>
+        <w:rFonts w:eastAsia="黑体"/>
         <w:b/>
         <w:bCs/>
         <w:color w:themeColor="background1" w:val="FFFFFF"/>
@@ -14060,6 +14635,7 @@
     </w:tblStylePr>
     <w:tblStylePr w:type="firstCol">
       <w:rPr>
+        <w:rFonts w:eastAsia="黑体"/>
         <w:color w:themeColor="background1" w:val="FFFFFF"/>
       </w:rPr>
       <w:tblPr/>
@@ -14077,6 +14653,7 @@
     </w:tblStylePr>
     <w:tblStylePr w:type="lastCol">
       <w:rPr>
+        <w:rFonts w:eastAsia="黑体"/>
         <w:color w:themeColor="background1" w:val="FFFFFF"/>
       </w:rPr>
       <w:tblPr/>
@@ -14106,11 +14683,13 @@
     </w:tblStylePr>
     <w:tblStylePr w:type="neCell">
       <w:rPr>
+        <w:rFonts w:eastAsia="黑体"/>
         <w:color w:themeColor="text1" w:val="000000"/>
       </w:rPr>
     </w:tblStylePr>
     <w:tblStylePr w:type="nwCell">
       <w:rPr>
+        <w:rFonts w:eastAsia="黑体"/>
         <w:color w:themeColor="text1" w:val="000000"/>
       </w:rPr>
     </w:tblStylePr>
@@ -14124,6 +14703,7 @@
       <w:spacing w:after="0" w:line="240" w:lineRule="auto"/>
     </w:pPr>
     <w:rPr>
+      <w:rFonts w:eastAsia="黑体"/>
       <w:color w:themeColor="text1" w:val="000000"/>
     </w:rPr>
     <w:tblPr>
@@ -14142,6 +14722,7 @@
     </w:tcPr>
     <w:tblStylePr w:type="firstRow">
       <w:rPr>
+        <w:rFonts w:eastAsia="黑体"/>
         <w:b/>
         <w:bCs/>
         <w:color w:themeColor="background1" w:val="FFFFFF"/>
@@ -14156,6 +14737,7 @@
     </w:tblStylePr>
     <w:tblStylePr w:type="lastRow">
       <w:rPr>
+        <w:rFonts w:eastAsia="黑体"/>
         <w:b/>
         <w:bCs/>
         <w:color w:themeColor="accent2" w:themeShade="CC" w:val="9E3A38"/>
@@ -14170,12 +14752,14 @@
     </w:tblStylePr>
     <w:tblStylePr w:type="firstCol">
       <w:rPr>
+        <w:rFonts w:eastAsia="黑体"/>
         <w:b/>
         <w:bCs/>
       </w:rPr>
     </w:tblStylePr>
     <w:tblStylePr w:type="lastCol">
       <w:rPr>
+        <w:rFonts w:eastAsia="黑体"/>
         <w:b/>
         <w:bCs/>
       </w:rPr>
@@ -14210,6 +14794,7 @@
       <w:spacing w:after="0" w:line="240" w:lineRule="auto"/>
     </w:pPr>
     <w:rPr>
+      <w:rFonts w:eastAsia="黑体"/>
       <w:color w:themeColor="text1" w:val="000000"/>
     </w:rPr>
     <w:tblPr>
@@ -14228,6 +14813,7 @@
     </w:tcPr>
     <w:tblStylePr w:type="firstRow">
       <w:rPr>
+        <w:rFonts w:eastAsia="黑体"/>
         <w:b/>
         <w:bCs/>
         <w:color w:themeColor="background1" w:val="FFFFFF"/>
@@ -14242,6 +14828,7 @@
     </w:tblStylePr>
     <w:tblStylePr w:type="lastRow">
       <w:rPr>
+        <w:rFonts w:eastAsia="黑体"/>
         <w:b/>
         <w:bCs/>
         <w:color w:themeColor="accent2" w:themeShade="CC" w:val="9E3A38"/>
@@ -14256,12 +14843,14 @@
     </w:tblStylePr>
     <w:tblStylePr w:type="firstCol">
       <w:rPr>
+        <w:rFonts w:eastAsia="黑体"/>
         <w:b/>
         <w:bCs/>
       </w:rPr>
     </w:tblStylePr>
     <w:tblStylePr w:type="lastCol">
       <w:rPr>
+        <w:rFonts w:eastAsia="黑体"/>
         <w:b/>
         <w:bCs/>
       </w:rPr>
@@ -14296,6 +14885,7 @@
       <w:spacing w:after="0" w:line="240" w:lineRule="auto"/>
     </w:pPr>
     <w:rPr>
+      <w:rFonts w:eastAsia="黑体"/>
       <w:color w:themeColor="text1" w:val="000000"/>
     </w:rPr>
     <w:tblPr>
@@ -14314,6 +14904,7 @@
     </w:tcPr>
     <w:tblStylePr w:type="firstRow">
       <w:rPr>
+        <w:rFonts w:eastAsia="黑体"/>
         <w:b/>
         <w:bCs/>
         <w:color w:themeColor="background1" w:val="FFFFFF"/>
@@ -14328,6 +14919,7 @@
     </w:tblStylePr>
     <w:tblStylePr w:type="lastRow">
       <w:rPr>
+        <w:rFonts w:eastAsia="黑体"/>
         <w:b/>
         <w:bCs/>
         <w:color w:themeColor="accent2" w:themeShade="CC" w:val="9E3A38"/>
@@ -14342,12 +14934,14 @@
     </w:tblStylePr>
     <w:tblStylePr w:type="firstCol">
       <w:rPr>
+        <w:rFonts w:eastAsia="黑体"/>
         <w:b/>
         <w:bCs/>
       </w:rPr>
     </w:tblStylePr>
     <w:tblStylePr w:type="lastCol">
       <w:rPr>
+        <w:rFonts w:eastAsia="黑体"/>
         <w:b/>
         <w:bCs/>
       </w:rPr>
@@ -14382,6 +14976,7 @@
       <w:spacing w:after="0" w:line="240" w:lineRule="auto"/>
     </w:pPr>
     <w:rPr>
+      <w:rFonts w:eastAsia="黑体"/>
       <w:color w:themeColor="text1" w:val="000000"/>
     </w:rPr>
     <w:tblPr>
@@ -14400,6 +14995,7 @@
     </w:tcPr>
     <w:tblStylePr w:type="firstRow">
       <w:rPr>
+        <w:rFonts w:eastAsia="黑体"/>
         <w:b/>
         <w:bCs/>
         <w:color w:themeColor="background1" w:val="FFFFFF"/>
@@ -14414,6 +15010,7 @@
     </w:tblStylePr>
     <w:tblStylePr w:type="lastRow">
       <w:rPr>
+        <w:rFonts w:eastAsia="黑体"/>
         <w:b/>
         <w:bCs/>
         <w:color w:themeColor="accent4" w:themeShade="CC" w:val="664E82"/>
@@ -14428,12 +15025,14 @@
     </w:tblStylePr>
     <w:tblStylePr w:type="firstCol">
       <w:rPr>
+        <w:rFonts w:eastAsia="黑体"/>
         <w:b/>
         <w:bCs/>
       </w:rPr>
     </w:tblStylePr>
     <w:tblStylePr w:type="lastCol">
       <w:rPr>
+        <w:rFonts w:eastAsia="黑体"/>
         <w:b/>
         <w:bCs/>
       </w:rPr>
@@ -14468,6 +15067,7 @@
       <w:spacing w:after="0" w:line="240" w:lineRule="auto"/>
     </w:pPr>
     <w:rPr>
+      <w:rFonts w:eastAsia="黑体"/>
       <w:color w:themeColor="text1" w:val="000000"/>
     </w:rPr>
     <w:tblPr>
@@ -14486,6 +15086,7 @@
     </w:tcPr>
     <w:tblStylePr w:type="firstRow">
       <w:rPr>
+        <w:rFonts w:eastAsia="黑体"/>
         <w:b/>
         <w:bCs/>
         <w:color w:themeColor="background1" w:val="FFFFFF"/>
@@ -14500,6 +15101,7 @@
     </w:tblStylePr>
     <w:tblStylePr w:type="lastRow">
       <w:rPr>
+        <w:rFonts w:eastAsia="黑体"/>
         <w:b/>
         <w:bCs/>
         <w:color w:themeColor="accent3" w:themeShade="CC" w:val="7E9C40"/>
@@ -14514,12 +15116,14 @@
     </w:tblStylePr>
     <w:tblStylePr w:type="firstCol">
       <w:rPr>
+        <w:rFonts w:eastAsia="黑体"/>
         <w:b/>
         <w:bCs/>
       </w:rPr>
     </w:tblStylePr>
     <w:tblStylePr w:type="lastCol">
       <w:rPr>
+        <w:rFonts w:eastAsia="黑体"/>
         <w:b/>
         <w:bCs/>
       </w:rPr>
@@ -14554,6 +15158,7 @@
       <w:spacing w:after="0" w:line="240" w:lineRule="auto"/>
     </w:pPr>
     <w:rPr>
+      <w:rFonts w:eastAsia="黑体"/>
       <w:color w:themeColor="text1" w:val="000000"/>
     </w:rPr>
     <w:tblPr>
@@ -14572,6 +15177,7 @@
     </w:tcPr>
     <w:tblStylePr w:type="firstRow">
       <w:rPr>
+        <w:rFonts w:eastAsia="黑体"/>
         <w:b/>
         <w:bCs/>
         <w:color w:themeColor="background1" w:val="FFFFFF"/>
@@ -14586,6 +15192,7 @@
     </w:tblStylePr>
     <w:tblStylePr w:type="lastRow">
       <w:rPr>
+        <w:rFonts w:eastAsia="黑体"/>
         <w:b/>
         <w:bCs/>
         <w:color w:themeColor="accent6" w:themeShade="CC" w:val="F2730A"/>
@@ -14600,12 +15207,14 @@
     </w:tblStylePr>
     <w:tblStylePr w:type="firstCol">
       <w:rPr>
+        <w:rFonts w:eastAsia="黑体"/>
         <w:b/>
         <w:bCs/>
       </w:rPr>
     </w:tblStylePr>
     <w:tblStylePr w:type="lastCol">
       <w:rPr>
+        <w:rFonts w:eastAsia="黑体"/>
         <w:b/>
         <w:bCs/>
       </w:rPr>
@@ -14640,6 +15249,7 @@
       <w:spacing w:after="0" w:line="240" w:lineRule="auto"/>
     </w:pPr>
     <w:rPr>
+      <w:rFonts w:eastAsia="黑体"/>
       <w:color w:themeColor="text1" w:val="000000"/>
     </w:rPr>
     <w:tblPr>
@@ -14658,6 +15268,7 @@
     </w:tcPr>
     <w:tblStylePr w:type="firstRow">
       <w:rPr>
+        <w:rFonts w:eastAsia="黑体"/>
         <w:b/>
         <w:bCs/>
         <w:color w:themeColor="background1" w:val="FFFFFF"/>
@@ -14672,6 +15283,7 @@
     </w:tblStylePr>
     <w:tblStylePr w:type="lastRow">
       <w:rPr>
+        <w:rFonts w:eastAsia="黑体"/>
         <w:b/>
         <w:bCs/>
         <w:color w:themeColor="accent5" w:themeShade="CC" w:val="348DA5"/>
@@ -14686,12 +15298,14 @@
     </w:tblStylePr>
     <w:tblStylePr w:type="firstCol">
       <w:rPr>
+        <w:rFonts w:eastAsia="黑体"/>
         <w:b/>
         <w:bCs/>
       </w:rPr>
     </w:tblStylePr>
     <w:tblStylePr w:type="lastCol">
       <w:rPr>
+        <w:rFonts w:eastAsia="黑体"/>
         <w:b/>
         <w:bCs/>
       </w:rPr>
@@ -14726,6 +15340,7 @@
       <w:spacing w:after="0" w:line="240" w:lineRule="auto"/>
     </w:pPr>
     <w:rPr>
+      <w:rFonts w:eastAsia="黑体"/>
       <w:color w:themeColor="text1" w:val="000000"/>
     </w:rPr>
     <w:tblPr>
@@ -14747,6 +15362,7 @@
     </w:tcPr>
     <w:tblStylePr w:type="firstRow">
       <w:rPr>
+        <w:rFonts w:eastAsia="黑体"/>
         <w:b/>
         <w:bCs/>
       </w:rPr>
@@ -14757,6 +15373,7 @@
     </w:tblStylePr>
     <w:tblStylePr w:type="lastRow">
       <w:rPr>
+        <w:rFonts w:eastAsia="黑体"/>
         <w:b/>
         <w:bCs/>
         <w:color w:themeColor="text1" w:val="000000"/>
@@ -14768,6 +15385,7 @@
     </w:tblStylePr>
     <w:tblStylePr w:type="firstCol">
       <w:rPr>
+        <w:rFonts w:eastAsia="黑体"/>
         <w:color w:themeColor="background1" w:val="FFFFFF"/>
       </w:rPr>
       <w:tblPr/>
@@ -14777,6 +15395,7 @@
     </w:tblStylePr>
     <w:tblStylePr w:type="lastCol">
       <w:rPr>
+        <w:rFonts w:eastAsia="黑体"/>
         <w:color w:themeColor="background1" w:val="FFFFFF"/>
       </w:rPr>
       <w:tblPr/>
@@ -14806,6 +15425,7 @@
       <w:spacing w:after="0" w:line="240" w:lineRule="auto"/>
     </w:pPr>
     <w:rPr>
+      <w:rFonts w:eastAsia="黑体"/>
       <w:color w:themeColor="text1" w:val="000000"/>
     </w:rPr>
     <w:tblPr>
@@ -14827,6 +15447,7 @@
     </w:tcPr>
     <w:tblStylePr w:type="firstRow">
       <w:rPr>
+        <w:rFonts w:eastAsia="黑体"/>
         <w:b/>
         <w:bCs/>
       </w:rPr>
@@ -14837,6 +15458,7 @@
     </w:tblStylePr>
     <w:tblStylePr w:type="lastRow">
       <w:rPr>
+        <w:rFonts w:eastAsia="黑体"/>
         <w:b/>
         <w:bCs/>
         <w:color w:themeColor="text1" w:val="000000"/>
@@ -14848,6 +15470,7 @@
     </w:tblStylePr>
     <w:tblStylePr w:type="firstCol">
       <w:rPr>
+        <w:rFonts w:eastAsia="黑体"/>
         <w:color w:themeColor="background1" w:val="FFFFFF"/>
       </w:rPr>
       <w:tblPr/>
@@ -14857,6 +15480,7 @@
     </w:tblStylePr>
     <w:tblStylePr w:type="lastCol">
       <w:rPr>
+        <w:rFonts w:eastAsia="黑体"/>
         <w:color w:themeColor="background1" w:val="FFFFFF"/>
       </w:rPr>
       <w:tblPr/>
@@ -14886,6 +15510,7 @@
       <w:spacing w:after="0" w:line="240" w:lineRule="auto"/>
     </w:pPr>
     <w:rPr>
+      <w:rFonts w:eastAsia="黑体"/>
       <w:color w:themeColor="text1" w:val="000000"/>
     </w:rPr>
     <w:tblPr>
@@ -14907,6 +15532,7 @@
     </w:tcPr>
     <w:tblStylePr w:type="firstRow">
       <w:rPr>
+        <w:rFonts w:eastAsia="黑体"/>
         <w:b/>
         <w:bCs/>
       </w:rPr>
@@ -14917,6 +15543,7 @@
     </w:tblStylePr>
     <w:tblStylePr w:type="lastRow">
       <w:rPr>
+        <w:rFonts w:eastAsia="黑体"/>
         <w:b/>
         <w:bCs/>
         <w:color w:themeColor="text1" w:val="000000"/>
@@ -14928,6 +15555,7 @@
     </w:tblStylePr>
     <w:tblStylePr w:type="firstCol">
       <w:rPr>
+        <w:rFonts w:eastAsia="黑体"/>
         <w:color w:themeColor="background1" w:val="FFFFFF"/>
       </w:rPr>
       <w:tblPr/>
@@ -14937,6 +15565,7 @@
     </w:tblStylePr>
     <w:tblStylePr w:type="lastCol">
       <w:rPr>
+        <w:rFonts w:eastAsia="黑体"/>
         <w:color w:themeColor="background1" w:val="FFFFFF"/>
       </w:rPr>
       <w:tblPr/>
@@ -14966,6 +15595,7 @@
       <w:spacing w:after="0" w:line="240" w:lineRule="auto"/>
     </w:pPr>
     <w:rPr>
+      <w:rFonts w:eastAsia="黑体"/>
       <w:color w:themeColor="text1" w:val="000000"/>
     </w:rPr>
     <w:tblPr>
@@ -14987,6 +15617,7 @@
     </w:tcPr>
     <w:tblStylePr w:type="firstRow">
       <w:rPr>
+        <w:rFonts w:eastAsia="黑体"/>
         <w:b/>
         <w:bCs/>
       </w:rPr>
@@ -14997,6 +15628,7 @@
     </w:tblStylePr>
     <w:tblStylePr w:type="lastRow">
       <w:rPr>
+        <w:rFonts w:eastAsia="黑体"/>
         <w:b/>
         <w:bCs/>
         <w:color w:themeColor="text1" w:val="000000"/>
@@ -15008,6 +15640,7 @@
     </w:tblStylePr>
     <w:tblStylePr w:type="firstCol">
       <w:rPr>
+        <w:rFonts w:eastAsia="黑体"/>
         <w:color w:themeColor="background1" w:val="FFFFFF"/>
       </w:rPr>
       <w:tblPr/>
@@ -15017,6 +15650,7 @@
     </w:tblStylePr>
     <w:tblStylePr w:type="lastCol">
       <w:rPr>
+        <w:rFonts w:eastAsia="黑体"/>
         <w:color w:themeColor="background1" w:val="FFFFFF"/>
       </w:rPr>
       <w:tblPr/>
@@ -15046,6 +15680,7 @@
       <w:spacing w:after="0" w:line="240" w:lineRule="auto"/>
     </w:pPr>
     <w:rPr>
+      <w:rFonts w:eastAsia="黑体"/>
       <w:color w:themeColor="text1" w:val="000000"/>
     </w:rPr>
     <w:tblPr>
@@ -15067,6 +15702,7 @@
     </w:tcPr>
     <w:tblStylePr w:type="firstRow">
       <w:rPr>
+        <w:rFonts w:eastAsia="黑体"/>
         <w:b/>
         <w:bCs/>
       </w:rPr>
@@ -15077,6 +15713,7 @@
     </w:tblStylePr>
     <w:tblStylePr w:type="lastRow">
       <w:rPr>
+        <w:rFonts w:eastAsia="黑体"/>
         <w:b/>
         <w:bCs/>
         <w:color w:themeColor="text1" w:val="000000"/>
@@ -15088,6 +15725,7 @@
     </w:tblStylePr>
     <w:tblStylePr w:type="firstCol">
       <w:rPr>
+        <w:rFonts w:eastAsia="黑体"/>
         <w:color w:themeColor="background1" w:val="FFFFFF"/>
       </w:rPr>
       <w:tblPr/>
@@ -15097,6 +15735,7 @@
     </w:tblStylePr>
     <w:tblStylePr w:type="lastCol">
       <w:rPr>
+        <w:rFonts w:eastAsia="黑体"/>
         <w:color w:themeColor="background1" w:val="FFFFFF"/>
       </w:rPr>
       <w:tblPr/>
@@ -15126,6 +15765,7 @@
       <w:spacing w:after="0" w:line="240" w:lineRule="auto"/>
     </w:pPr>
     <w:rPr>
+      <w:rFonts w:eastAsia="黑体"/>
       <w:color w:themeColor="text1" w:val="000000"/>
     </w:rPr>
     <w:tblPr>
@@ -15147,6 +15787,7 @@
     </w:tcPr>
     <w:tblStylePr w:type="firstRow">
       <w:rPr>
+        <w:rFonts w:eastAsia="黑体"/>
         <w:b/>
         <w:bCs/>
       </w:rPr>
@@ -15157,6 +15798,7 @@
     </w:tblStylePr>
     <w:tblStylePr w:type="lastRow">
       <w:rPr>
+        <w:rFonts w:eastAsia="黑体"/>
         <w:b/>
         <w:bCs/>
         <w:color w:themeColor="text1" w:val="000000"/>
@@ -15168,6 +15810,7 @@
     </w:tblStylePr>
     <w:tblStylePr w:type="firstCol">
       <w:rPr>
+        <w:rFonts w:eastAsia="黑体"/>
         <w:color w:themeColor="background1" w:val="FFFFFF"/>
       </w:rPr>
       <w:tblPr/>
@@ -15177,6 +15820,7 @@
     </w:tblStylePr>
     <w:tblStylePr w:type="lastCol">
       <w:rPr>
+        <w:rFonts w:eastAsia="黑体"/>
         <w:color w:themeColor="background1" w:val="FFFFFF"/>
       </w:rPr>
       <w:tblPr/>
@@ -15206,6 +15850,7 @@
       <w:spacing w:after="0" w:line="240" w:lineRule="auto"/>
     </w:pPr>
     <w:rPr>
+      <w:rFonts w:eastAsia="黑体"/>
       <w:color w:themeColor="text1" w:val="000000"/>
     </w:rPr>
     <w:tblPr>
@@ -15227,6 +15872,7 @@
     </w:tcPr>
     <w:tblStylePr w:type="firstRow">
       <w:rPr>
+        <w:rFonts w:eastAsia="黑体"/>
         <w:b/>
         <w:bCs/>
       </w:rPr>
@@ -15237,6 +15883,7 @@
     </w:tblStylePr>
     <w:tblStylePr w:type="lastRow">
       <w:rPr>
+        <w:rFonts w:eastAsia="黑体"/>
         <w:b/>
         <w:bCs/>
         <w:color w:themeColor="text1" w:val="000000"/>
@@ -15248,6 +15895,7 @@
     </w:tblStylePr>
     <w:tblStylePr w:type="firstCol">
       <w:rPr>
+        <w:rFonts w:eastAsia="黑体"/>
         <w:color w:themeColor="background1" w:val="FFFFFF"/>
       </w:rPr>
       <w:tblPr/>
@@ -15257,6 +15905,7 @@
     </w:tblStylePr>
     <w:tblStylePr w:type="lastCol">
       <w:rPr>
+        <w:rFonts w:eastAsia="黑体"/>
         <w:color w:themeColor="background1" w:val="FFFFFF"/>
       </w:rPr>
       <w:tblPr/>
@@ -15289,6 +15938,7 @@
     <w:name w:val="KeywordTok"/>
     <w:basedOn w:val="VerbatimChar"/>
     <w:rPr>
+      <w:rFonts w:eastAsia="黑体"/>
       <w:b/>
       <w:color w:val="007020"/>
     </w:rPr>
@@ -15297,6 +15947,7 @@
     <w:name w:val="DataTypeTok"/>
     <w:basedOn w:val="VerbatimChar"/>
     <w:rPr>
+      <w:rFonts w:eastAsia="黑体"/>
       <w:color w:val="902000"/>
     </w:rPr>
   </w:style>
@@ -15304,6 +15955,7 @@
     <w:name w:val="DecValTok"/>
     <w:basedOn w:val="VerbatimChar"/>
     <w:rPr>
+      <w:rFonts w:eastAsia="黑体"/>
       <w:color w:val="40a070"/>
     </w:rPr>
   </w:style>
@@ -15311,6 +15963,7 @@
     <w:name w:val="BaseNTok"/>
     <w:basedOn w:val="VerbatimChar"/>
     <w:rPr>
+      <w:rFonts w:eastAsia="黑体"/>
       <w:color w:val="40a070"/>
     </w:rPr>
   </w:style>
@@ -15318,6 +15971,7 @@
     <w:name w:val="FloatTok"/>
     <w:basedOn w:val="VerbatimChar"/>
     <w:rPr>
+      <w:rFonts w:eastAsia="黑体"/>
       <w:color w:val="40a070"/>
     </w:rPr>
   </w:style>
@@ -15325,6 +15979,7 @@
     <w:name w:val="ConstantTok"/>
     <w:basedOn w:val="VerbatimChar"/>
     <w:rPr>
+      <w:rFonts w:eastAsia="黑体"/>
       <w:color w:val="880000"/>
     </w:rPr>
   </w:style>
@@ -15332,6 +15987,7 @@
     <w:name w:val="CharTok"/>
     <w:basedOn w:val="VerbatimChar"/>
     <w:rPr>
+      <w:rFonts w:eastAsia="黑体"/>
       <w:color w:val="4070a0"/>
     </w:rPr>
   </w:style>
@@ -15339,6 +15995,7 @@
     <w:name w:val="SpecialCharTok"/>
     <w:basedOn w:val="VerbatimChar"/>
     <w:rPr>
+      <w:rFonts w:eastAsia="黑体"/>
       <w:color w:val="4070a0"/>
     </w:rPr>
   </w:style>
@@ -15346,6 +16003,7 @@
     <w:name w:val="StringTok"/>
     <w:basedOn w:val="VerbatimChar"/>
     <w:rPr>
+      <w:rFonts w:eastAsia="黑体"/>
       <w:color w:val="4070a0"/>
     </w:rPr>
   </w:style>
@@ -15353,6 +16011,7 @@
     <w:name w:val="VerbatimStringTok"/>
     <w:basedOn w:val="VerbatimChar"/>
     <w:rPr>
+      <w:rFonts w:eastAsia="黑体"/>
       <w:color w:val="4070a0"/>
     </w:rPr>
   </w:style>
@@ -15360,6 +16019,7 @@
     <w:name w:val="SpecialStringTok"/>
     <w:basedOn w:val="VerbatimChar"/>
     <w:rPr>
+      <w:rFonts w:eastAsia="黑体"/>
       <w:color w:val="bb6688"/>
     </w:rPr>
   </w:style>
@@ -15367,6 +16027,7 @@
     <w:name w:val="ImportTok"/>
     <w:basedOn w:val="VerbatimChar"/>
     <w:rPr>
+      <w:rFonts w:eastAsia="黑体"/>
       <w:b/>
       <w:color w:val="008000"/>
     </w:rPr>
@@ -15375,6 +16036,7 @@
     <w:name w:val="CommentTok"/>
     <w:basedOn w:val="VerbatimChar"/>
     <w:rPr>
+      <w:rFonts w:eastAsia="黑体"/>
       <w:i/>
       <w:color w:val="60a0b0"/>
     </w:rPr>
@@ -15383,6 +16045,7 @@
     <w:name w:val="DocumentationTok"/>
     <w:basedOn w:val="VerbatimChar"/>
     <w:rPr>
+      <w:rFonts w:eastAsia="黑体"/>
       <w:i/>
       <w:color w:val="ba2121"/>
     </w:rPr>
@@ -15391,6 +16054,7 @@
     <w:name w:val="AnnotationTok"/>
     <w:basedOn w:val="VerbatimChar"/>
     <w:rPr>
+      <w:rFonts w:eastAsia="黑体"/>
       <w:b/>
       <w:i/>
       <w:color w:val="60a0b0"/>
@@ -15400,6 +16064,7 @@
     <w:name w:val="CommentVarTok"/>
     <w:basedOn w:val="VerbatimChar"/>
     <w:rPr>
+      <w:rFonts w:eastAsia="黑体"/>
       <w:b/>
       <w:i/>
       <w:color w:val="60a0b0"/>
@@ -15409,6 +16074,7 @@
     <w:name w:val="OtherTok"/>
     <w:basedOn w:val="VerbatimChar"/>
     <w:rPr>
+      <w:rFonts w:eastAsia="黑体"/>
       <w:color w:val="007020"/>
     </w:rPr>
   </w:style>
@@ -15416,6 +16082,7 @@
     <w:name w:val="FunctionTok"/>
     <w:basedOn w:val="VerbatimChar"/>
     <w:rPr>
+      <w:rFonts w:eastAsia="黑体"/>
       <w:color w:val="06287e"/>
     </w:rPr>
   </w:style>
@@ -15423,6 +16090,7 @@
     <w:name w:val="VariableTok"/>
     <w:basedOn w:val="VerbatimChar"/>
     <w:rPr>
+      <w:rFonts w:eastAsia="黑体"/>
       <w:color w:val="19177c"/>
     </w:rPr>
   </w:style>
@@ -15430,6 +16098,7 @@
     <w:name w:val="ControlFlowTok"/>
     <w:basedOn w:val="VerbatimChar"/>
     <w:rPr>
+      <w:rFonts w:eastAsia="黑体"/>
       <w:b/>
       <w:color w:val="007020"/>
     </w:rPr>
@@ -15438,6 +16107,7 @@
     <w:name w:val="OperatorTok"/>
     <w:basedOn w:val="VerbatimChar"/>
     <w:rPr>
+      <w:rFonts w:eastAsia="黑体"/>
       <w:color w:val="666666"/>
     </w:rPr>
   </w:style>
@@ -15445,18 +16115,22 @@
     <w:name w:val="BuiltInTok"/>
     <w:basedOn w:val="VerbatimChar"/>
     <w:rPr>
+      <w:rFonts w:eastAsia="黑体"/>
       <w:color w:val="008000"/>
     </w:rPr>
   </w:style>
   <w:style w:type="character" w:customStyle="1" w:styleId="ExtensionTok">
     <w:name w:val="ExtensionTok"/>
     <w:basedOn w:val="VerbatimChar"/>
-    <w:rPr/>
+    <w:rPr>
+      <w:rFonts w:eastAsia="黑体"/>
+    </w:rPr>
   </w:style>
   <w:style w:type="character" w:customStyle="1" w:styleId="PreprocessorTok">
     <w:name w:val="PreprocessorTok"/>
     <w:basedOn w:val="VerbatimChar"/>
     <w:rPr>
+      <w:rFonts w:eastAsia="黑体"/>
       <w:color w:val="bc7a00"/>
     </w:rPr>
   </w:style>
@@ -15464,18 +16138,22 @@
     <w:name w:val="AttributeTok"/>
     <w:basedOn w:val="VerbatimChar"/>
     <w:rPr>
+      <w:rFonts w:eastAsia="黑体"/>
       <w:color w:val="7d9029"/>
     </w:rPr>
   </w:style>
   <w:style w:type="character" w:customStyle="1" w:styleId="RegionMarkerTok">
     <w:name w:val="RegionMarkerTok"/>
     <w:basedOn w:val="VerbatimChar"/>
-    <w:rPr/>
+    <w:rPr>
+      <w:rFonts w:eastAsia="黑体"/>
+    </w:rPr>
   </w:style>
   <w:style w:type="character" w:customStyle="1" w:styleId="InformationTok">
     <w:name w:val="InformationTok"/>
     <w:basedOn w:val="VerbatimChar"/>
     <w:rPr>
+      <w:rFonts w:eastAsia="黑体"/>
       <w:b/>
       <w:i/>
       <w:color w:val="60a0b0"/>
@@ -15485,6 +16163,7 @@
     <w:name w:val="WarningTok"/>
     <w:basedOn w:val="VerbatimChar"/>
     <w:rPr>
+      <w:rFonts w:eastAsia="黑体"/>
       <w:b/>
       <w:i/>
       <w:color w:val="60a0b0"/>
@@ -15494,6 +16173,7 @@
     <w:name w:val="AlertTok"/>
     <w:basedOn w:val="VerbatimChar"/>
     <w:rPr>
+      <w:rFonts w:eastAsia="黑体"/>
       <w:b/>
       <w:color w:val="ff0000"/>
     </w:rPr>
@@ -15502,6 +16182,7 @@
     <w:name w:val="ErrorTok"/>
     <w:basedOn w:val="VerbatimChar"/>
     <w:rPr>
+      <w:rFonts w:eastAsia="黑体"/>
       <w:b/>
       <w:color w:val="ff0000"/>
     </w:rPr>
@@ -15509,7 +16190,9 @@
   <w:style w:type="character" w:customStyle="1" w:styleId="NormalTok">
     <w:name w:val="NormalTok"/>
     <w:basedOn w:val="VerbatimChar"/>
-    <w:rPr/>
+    <w:rPr>
+      <w:rFonts w:eastAsia="黑体"/>
+    </w:rPr>
   </w:style>
 </w:styles>
 </file>
@@ -15558,12 +16241,12 @@
     <a:fontScheme name="Office">
       <a:majorFont>
         <a:latin typeface="Calibri"/>
-        <a:ea typeface=""/>
+        <a:ea typeface="黑体"/>
         <a:cs typeface=""/>
         <a:font script="Jpan" typeface="ＭＳ ゴシック"/>
         <a:font script="Hang" typeface="맑은 고딕"/>
-        <a:font script="Hans" typeface="宋体"/>
-        <a:font script="Hant" typeface="新細明體"/>
+        <a:font script="Hans" typeface="黑体"/>
+        <a:font script="Hant" typeface="黑体"/>
         <a:font script="Arab" typeface="Times New Roman"/>
         <a:font script="Hebr" typeface="Times New Roman"/>
         <a:font script="Thai" typeface="Angsana New"/>
@@ -15593,12 +16276,12 @@
       </a:majorFont>
       <a:minorFont>
         <a:latin typeface="Cambria"/>
-        <a:ea typeface=""/>
+        <a:ea typeface="黑体"/>
         <a:cs typeface=""/>
         <a:font script="Jpan" typeface="ＭＳ 明朝"/>
         <a:font script="Hang" typeface="맑은 고딕"/>
-        <a:font script="Hans" typeface="宋体"/>
-        <a:font script="Hant" typeface="新細明體"/>
+        <a:font script="Hans" typeface="黑体"/>
+        <a:font script="Hant" typeface="黑体"/>
         <a:font script="Arab" typeface="Arial"/>
         <a:font script="Hebr" typeface="Arial"/>
         <a:font script="Thai" typeface="Cordia New"/>

--- a/01-电源电路/02-开关电源/反激Flyback/双管反激电路/双管反激电路.docx
+++ b/01-电源电路/02-开关电源/反激Flyback/双管反激电路/双管反激电路.docx
@@ -3170,7 +3170,7 @@
           <w:color w:val="555555"/>
           <w:sz w:val="21"/>
         </w:rPr>
-        <w:t>材料收集者：杜文杰，WX手机：19519196569，QQ:3478827729</w:t>
+        <w:t>材料收集者：杜文杰，微信/手机：19519196569，QQ:3478827729</w:t>
       </w:r>
     </w:p>
     <w:sectPr>
